--- a/files/ATCribb_CV.docx
+++ b/files/ATCribb_CV.docx
@@ -1,6 +1,6 @@
 
 <file path=word/document.xml><?xml version="1.0" encoding="utf-8"?>
-<w:document xmlns:wpc="http://schemas.microsoft.com/office/word/2010/wordprocessingCanvas" xmlns:cx="http://schemas.microsoft.com/office/drawing/2014/chartex" xmlns:cx1="http://schemas.microsoft.com/office/drawing/2015/9/8/chartex" xmlns:cx2="http://schemas.microsoft.com/office/drawing/2015/10/21/chartex" xmlns:cx3="http://schemas.microsoft.com/office/drawing/2016/5/9/chartex" xmlns:cx4="http://schemas.microsoft.com/office/drawing/2016/5/10/chartex" xmlns:cx5="http://schemas.microsoft.com/office/drawing/2016/5/11/chartex" xmlns:cx6="http://schemas.microsoft.com/office/drawing/2016/5/12/chartex" xmlns:cx7="http://schemas.microsoft.com/office/drawing/2016/5/13/chartex" xmlns:cx8="http://schemas.microsoft.com/office/drawing/2016/5/14/chartex" xmlns:mc="http://schemas.openxmlformats.org/markup-compatibility/2006" xmlns:aink="http://schemas.microsoft.com/office/drawing/2016/ink" xmlns:am3d="http://schemas.microsoft.com/office/drawing/2017/model3d" xmlns:o="urn:schemas-microsoft-com:office:office" xmlns:oel="http://schemas.microsoft.com/office/2019/extlst" xmlns:r="http://schemas.openxmlformats.org/officeDocument/2006/relationships" xmlns:m="http://schemas.openxmlformats.org/officeDocument/2006/math" xmlns:v="urn:schemas-microsoft-com:vml" xmlns:wp14="http://schemas.microsoft.com/office/word/2010/wordprocessingDrawing" xmlns:wp="http://schemas.openxmlformats.org/drawingml/2006/wordprocessingDrawing" xmlns:w10="urn:schemas-microsoft-com:office:word" xmlns:w="http://schemas.openxmlformats.org/wordprocessingml/2006/main" xmlns:w14="http://schemas.microsoft.com/office/word/2010/wordml" xmlns:w15="http://schemas.microsoft.com/office/word/2012/wordml" xmlns:w16cex="http://schemas.microsoft.com/office/word/2018/wordml/cex" xmlns:w16cid="http://schemas.microsoft.com/office/word/2016/wordml/cid" xmlns:w16="http://schemas.microsoft.com/office/word/2018/wordml" xmlns:w16du="http://schemas.microsoft.com/office/word/2023/wordml/word16du" xmlns:w16sdtdh="http://schemas.microsoft.com/office/word/2020/wordml/sdtdatahash" xmlns:w16sdtfl="http://schemas.microsoft.com/office/word/2024/wordml/sdtformatlock" xmlns:w16se="http://schemas.microsoft.com/office/word/2015/wordml/symex" xmlns:wpg="http://schemas.microsoft.com/office/word/2010/wordprocessingGroup" xmlns:wpi="http://schemas.microsoft.com/office/word/2010/wordprocessingInk" xmlns:wne="http://schemas.microsoft.com/office/word/2006/wordml" xmlns:wps="http://schemas.microsoft.com/office/word/2010/wordprocessingShape" mc:Ignorable="w14 w15 w16se w16cid w16 w16cex w16sdtdh w16sdtfl w16du wp14">
+<w:document xmlns:wpc="http://schemas.microsoft.com/office/word/2010/wordprocessingCanvas" xmlns:cx="http://schemas.microsoft.com/office/drawing/2014/chartex" xmlns:cx1="http://schemas.microsoft.com/office/drawing/2015/9/8/chartex" xmlns:cx2="http://schemas.microsoft.com/office/drawing/2015/10/21/chartex" xmlns:cx3="http://schemas.microsoft.com/office/drawing/2016/5/9/chartex" xmlns:cx4="http://schemas.microsoft.com/office/drawing/2016/5/10/chartex" xmlns:cx5="http://schemas.microsoft.com/office/drawing/2016/5/11/chartex" xmlns:cx6="http://schemas.microsoft.com/office/drawing/2016/5/12/chartex" xmlns:cx7="http://schemas.microsoft.com/office/drawing/2016/5/13/chartex" xmlns:cx8="http://schemas.microsoft.com/office/drawing/2016/5/14/chartex" xmlns:mc="http://schemas.openxmlformats.org/markup-compatibility/2006" xmlns:m="http://schemas.openxmlformats.org/officeDocument/2006/math" xmlns:aink="http://schemas.microsoft.com/office/drawing/2016/ink" xmlns:am3d="http://schemas.microsoft.com/office/drawing/2017/model3d" xmlns:oel="http://schemas.microsoft.com/office/2019/extlst" xmlns:r="http://schemas.openxmlformats.org/officeDocument/2006/relationships" xmlns:wp14="http://schemas.microsoft.com/office/word/2010/wordprocessingDrawing" xmlns:wp="http://schemas.openxmlformats.org/drawingml/2006/wordprocessingDrawing" xmlns:wpg="http://schemas.microsoft.com/office/word/2010/wordprocessingGroup" xmlns:wpi="http://schemas.microsoft.com/office/word/2010/wordprocessingInk" xmlns:wps="http://schemas.microsoft.com/office/word/2010/wordprocessingShape" xmlns:o="urn:schemas-microsoft-com:office:office" xmlns:v="urn:schemas-microsoft-com:vml" xmlns:w10="urn:schemas-microsoft-com:office:word" xmlns:w="http://schemas.openxmlformats.org/wordprocessingml/2006/main" xmlns:w14="http://schemas.microsoft.com/office/word/2010/wordml" xmlns:w15="http://schemas.microsoft.com/office/word/2012/wordml" xmlns:w16cex="http://schemas.microsoft.com/office/word/2018/wordml/cex" xmlns:w16cid="http://schemas.microsoft.com/office/word/2016/wordml/cid" xmlns:w16="http://schemas.microsoft.com/office/word/2018/wordml" xmlns:w16sdtdh="http://schemas.microsoft.com/office/word/2020/wordml/sdtdatahash" xmlns:w16sdtfl="http://schemas.microsoft.com/office/word/2024/wordml/sdtformatlock" xmlns:w16se="http://schemas.microsoft.com/office/word/2015/wordml/symex" xmlns:w16du="http://schemas.microsoft.com/office/word/2023/wordml/word16du" xmlns:wne="http://schemas.microsoft.com/office/word/2006/wordml" mc:Ignorable="w14 w15 w16se w16cid w16 w16cex w16sdtdh w16sdtfl w16du wp14">
   <w:body>
     <w:p>
       <w:pPr>
@@ -88,7 +88,7 @@
               </wp:anchor>
             </w:drawing>
           </mc:Choice>
-          <mc:Fallback>
+          <mc:Fallback xmlns:w16cei="http://schemas.microsoft.com/office/word/2026/wordml/cei">
             <w:pict>
               <v:line w14:anchorId="4ED6493E" id="Straight Connector 1" o:spid="_x0000_s1026" style="position:absolute;z-index:251659264;visibility:visible;mso-wrap-style:square;mso-width-percent:0;mso-wrap-distance-left:9pt;mso-wrap-distance-top:0;mso-wrap-distance-right:9pt;mso-wrap-distance-bottom:0;mso-position-horizontal:absolute;mso-position-horizontal-relative:text;mso-position-vertical:absolute;mso-position-vertical-relative:text;mso-width-percent:0;mso-width-relative:margin" from=".75pt,16.55pt" to="449.25pt,16.55pt" o:gfxdata="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" strokecolor="black [3213]" strokeweight="1.5pt">
                 <v:stroke linestyle="thinThin" joinstyle="miter"/>
@@ -624,7 +624,7 @@
               </wp:anchor>
             </w:drawing>
           </mc:Choice>
-          <mc:Fallback>
+          <mc:Fallback xmlns:w16cei="http://schemas.microsoft.com/office/word/2026/wordml/cei">
             <w:pict>
               <v:line w14:anchorId="74BC8C66" id="Straight Connector 1" o:spid="_x0000_s1026" style="position:absolute;z-index:251661312;visibility:visible;mso-wrap-style:square;mso-wrap-distance-left:9pt;mso-wrap-distance-top:0;mso-wrap-distance-right:9pt;mso-wrap-distance-bottom:0;mso-position-horizontal:absolute;mso-position-horizontal-relative:text;mso-position-vertical:absolute;mso-position-vertical-relative:text" from="0,16.55pt" to="448.5pt,16.55pt" o:gfxdata="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" strokecolor="black [3213]" strokeweight="1.5pt">
                 <v:stroke linestyle="thinThin" joinstyle="miter"/>
@@ -700,37 +700,26 @@
                 <w:szCs w:val="23"/>
                 <w:lang w:val="en-GB"/>
               </w:rPr>
-              <w:t>1851</w:t>
-            </w:r>
-            <w:r>
-              <w:rPr>
-                <w:rFonts w:ascii="Source Serif Pro SemiBold" w:hAnsi="Source Serif Pro SemiBold" w:cs="Times New Roman"/>
-                <w:b/>
-                <w:bCs/>
-                <w:sz w:val="23"/>
-                <w:szCs w:val="23"/>
-                <w:lang w:val="en-GB"/>
-              </w:rPr>
-              <w:t xml:space="preserve"> Research Fellow</w:t>
-            </w:r>
-          </w:p>
-          <w:p>
-            <w:pPr>
-              <w:rPr>
-                <w:rFonts w:ascii="Source Serif Pro Light" w:hAnsi="Source Serif Pro Light" w:cs="Times New Roman"/>
-                <w:sz w:val="23"/>
-                <w:szCs w:val="23"/>
-                <w:lang w:val="en-GB"/>
-              </w:rPr>
-            </w:pPr>
-            <w:r>
-              <w:rPr>
-                <w:rFonts w:ascii="Source Serif Pro Light" w:hAnsi="Source Serif Pro Light" w:cs="Times New Roman"/>
-                <w:sz w:val="23"/>
-                <w:szCs w:val="23"/>
-                <w:lang w:val="en-GB"/>
-              </w:rPr>
-              <w:t>School of Ocean and Earth Science, University of Southampton</w:t>
+              <w:t>Schmidt AI in Science Fellow, University of Oxford</w:t>
+            </w:r>
+          </w:p>
+          <w:p>
+            <w:pPr>
+              <w:rPr>
+                <w:rFonts w:ascii="Source Serif Pro Light" w:hAnsi="Source Serif Pro Light" w:cs="Times New Roman"/>
+                <w:sz w:val="23"/>
+                <w:szCs w:val="23"/>
+                <w:lang w:val="en-GB"/>
+              </w:rPr>
+            </w:pPr>
+            <w:r>
+              <w:rPr>
+                <w:rFonts w:ascii="Source Serif Pro Light" w:hAnsi="Source Serif Pro Light" w:cs="Times New Roman"/>
+                <w:sz w:val="23"/>
+                <w:szCs w:val="23"/>
+                <w:lang w:val="en-GB"/>
+              </w:rPr>
+              <w:t>Department of Earth Sciences, University of Oxford</w:t>
             </w:r>
           </w:p>
           <w:p>
@@ -739,8 +728,8 @@
                 <w:rFonts w:ascii="Source Serif Pro" w:hAnsi="Source Serif Pro" w:cs="Times New Roman"/>
                 <w:i/>
                 <w:iCs/>
-                <w:sz w:val="23"/>
-                <w:szCs w:val="23"/>
+                <w:sz w:val="21"/>
+                <w:szCs w:val="21"/>
                 <w:lang w:val="en-GB"/>
               </w:rPr>
             </w:pPr>
@@ -749,52 +738,225 @@
                 <w:rFonts w:ascii="Source Serif Pro Light" w:hAnsi="Source Serif Pro Light" w:cs="Times New Roman"/>
                 <w:i/>
                 <w:iCs/>
-                <w:sz w:val="23"/>
-                <w:szCs w:val="23"/>
-                <w:lang w:val="en-GB"/>
-              </w:rPr>
-              <w:t xml:space="preserve">Funded by </w:t>
+                <w:sz w:val="21"/>
+                <w:szCs w:val="21"/>
+                <w:lang w:val="en-GB"/>
+              </w:rPr>
+              <w:t xml:space="preserve">Funded by an Eric and Windy Schmidt AI in Science Postdoctoral Fellowship, a programme </w:t>
             </w:r>
             <w:r>
               <w:rPr>
                 <w:rFonts w:ascii="Source Serif Pro Light" w:hAnsi="Source Serif Pro Light" w:cs="Times New Roman"/>
                 <w:i/>
                 <w:iCs/>
-                <w:sz w:val="23"/>
-                <w:szCs w:val="23"/>
-                <w:lang w:val="en-GB"/>
-              </w:rPr>
-              <w:t xml:space="preserve">a </w:t>
+                <w:sz w:val="21"/>
+                <w:szCs w:val="21"/>
+                <w:lang w:val="en-GB"/>
+              </w:rPr>
+              <w:t xml:space="preserve">of </w:t>
             </w:r>
             <w:r>
               <w:rPr>
                 <w:rFonts w:ascii="Source Serif Pro Light" w:hAnsi="Source Serif Pro Light" w:cs="Times New Roman"/>
                 <w:i/>
                 <w:iCs/>
-                <w:sz w:val="23"/>
-                <w:szCs w:val="23"/>
-                <w:lang w:val="en-GB"/>
-              </w:rPr>
-              <w:t xml:space="preserve">Science and Engineering </w:t>
-            </w:r>
-            <w:r>
-              <w:rPr>
-                <w:rFonts w:ascii="Source Serif Pro Light" w:hAnsi="Source Serif Pro Light" w:cs="Times New Roman"/>
+                <w:sz w:val="21"/>
+                <w:szCs w:val="21"/>
+                <w:lang w:val="en-GB"/>
+              </w:rPr>
+              <w:t>Schmidt Sciences</w:t>
+            </w:r>
+          </w:p>
+          <w:p>
+            <w:pPr>
+              <w:rPr>
+                <w:rFonts w:ascii="Source Serif Pro SemiBold" w:hAnsi="Source Serif Pro SemiBold" w:cs="Times New Roman"/>
+                <w:b/>
+                <w:bCs/>
+                <w:sz w:val="23"/>
+                <w:szCs w:val="23"/>
+                <w:lang w:val="en-GB"/>
+              </w:rPr>
+            </w:pPr>
+          </w:p>
+        </w:tc>
+        <w:tc>
+          <w:tcPr>
+            <w:tcW w:w="1466" w:type="dxa"/>
+          </w:tcPr>
+          <w:p>
+            <w:pPr>
+              <w:rPr>
+                <w:rFonts w:ascii="Source Serif Pro" w:hAnsi="Source Serif Pro" w:cs="Times New Roman"/>
+                <w:sz w:val="23"/>
+                <w:szCs w:val="23"/>
+                <w:lang w:val="en-GB"/>
+              </w:rPr>
+            </w:pPr>
+            <w:r>
+              <w:rPr>
+                <w:rFonts w:ascii="Source Serif Pro" w:hAnsi="Source Serif Pro" w:cs="Times New Roman"/>
+                <w:sz w:val="23"/>
+                <w:szCs w:val="23"/>
+                <w:lang w:val="en-GB"/>
+              </w:rPr>
+              <w:t>2026</w:t>
+            </w:r>
+            <w:r>
+              <w:rPr>
+                <w:rFonts w:ascii="Source Serif Pro" w:hAnsi="Source Serif Pro" w:cs="Times New Roman"/>
+                <w:sz w:val="23"/>
+                <w:szCs w:val="23"/>
+                <w:lang w:val="en-GB"/>
+              </w:rPr>
+              <w:t xml:space="preserve"> - </w:t>
+            </w:r>
+            <w:r>
+              <w:rPr>
+                <w:rFonts w:ascii="Source Serif Pro" w:hAnsi="Source Serif Pro" w:cs="Times New Roman"/>
+                <w:sz w:val="23"/>
+                <w:szCs w:val="23"/>
+                <w:lang w:val="en-GB"/>
+              </w:rPr>
+              <w:t>2028</w:t>
+            </w:r>
+          </w:p>
+        </w:tc>
+      </w:tr>
+      <w:tr>
+        <w:trPr>
+          <w:trHeight w:val="279"/>
+        </w:trPr>
+        <w:tc>
+          <w:tcPr>
+            <w:tcW w:w="7560" w:type="dxa"/>
+          </w:tcPr>
+          <w:p>
+            <w:pPr>
+              <w:rPr>
+                <w:rFonts w:ascii="Source Serif Pro SemiBold" w:hAnsi="Source Serif Pro SemiBold" w:cs="Times New Roman"/>
+                <w:b/>
+                <w:bCs/>
+                <w:sz w:val="23"/>
+                <w:szCs w:val="23"/>
+                <w:lang w:val="en-GB"/>
+              </w:rPr>
+            </w:pPr>
+            <w:r>
+              <w:rPr>
+                <w:rFonts w:ascii="Source Serif Pro SemiBold" w:hAnsi="Source Serif Pro SemiBold" w:cs="Times New Roman"/>
+                <w:b/>
+                <w:bCs/>
+                <w:sz w:val="23"/>
+                <w:szCs w:val="23"/>
+                <w:lang w:val="en-GB"/>
+              </w:rPr>
+              <w:t>1851</w:t>
+            </w:r>
+            <w:r>
+              <w:rPr>
+                <w:rFonts w:ascii="Source Serif Pro SemiBold" w:hAnsi="Source Serif Pro SemiBold" w:cs="Times New Roman"/>
+                <w:b/>
+                <w:bCs/>
+                <w:sz w:val="23"/>
+                <w:szCs w:val="23"/>
+                <w:lang w:val="en-GB"/>
+              </w:rPr>
+              <w:t xml:space="preserve"> Research Fellow</w:t>
+            </w:r>
+            <w:r>
+              <w:rPr>
+                <w:rFonts w:ascii="Source Serif Pro SemiBold" w:hAnsi="Source Serif Pro SemiBold" w:cs="Times New Roman"/>
+                <w:b/>
+                <w:bCs/>
+                <w:sz w:val="23"/>
+                <w:szCs w:val="23"/>
+                <w:lang w:val="en-GB"/>
+              </w:rPr>
+              <w:t>, University of Southampton</w:t>
+            </w:r>
+          </w:p>
+          <w:p>
+            <w:pPr>
+              <w:rPr>
+                <w:rFonts w:ascii="Source Serif Pro Light" w:hAnsi="Source Serif Pro Light" w:cs="Times New Roman"/>
+                <w:sz w:val="23"/>
+                <w:szCs w:val="23"/>
+                <w:lang w:val="en-GB"/>
+              </w:rPr>
+            </w:pPr>
+            <w:r>
+              <w:rPr>
+                <w:rFonts w:ascii="Source Serif Pro Light" w:hAnsi="Source Serif Pro Light" w:cs="Times New Roman"/>
+                <w:sz w:val="23"/>
+                <w:szCs w:val="23"/>
+                <w:lang w:val="en-GB"/>
+              </w:rPr>
+              <w:t>School of Ocean and Earth Science</w:t>
+            </w:r>
+          </w:p>
+          <w:p>
+            <w:pPr>
+              <w:rPr>
+                <w:rFonts w:ascii="Source Serif Pro" w:hAnsi="Source Serif Pro" w:cs="Times New Roman"/>
                 <w:i/>
                 <w:iCs/>
-                <w:sz w:val="23"/>
-                <w:szCs w:val="23"/>
-                <w:lang w:val="en-GB"/>
-              </w:rPr>
-              <w:t xml:space="preserve">Research Fellowship from </w:t>
-            </w:r>
+                <w:sz w:val="21"/>
+                <w:szCs w:val="21"/>
+                <w:lang w:val="en-GB"/>
+              </w:rPr>
+            </w:pPr>
             <w:r>
               <w:rPr>
                 <w:rFonts w:ascii="Source Serif Pro Light" w:hAnsi="Source Serif Pro Light" w:cs="Times New Roman"/>
                 <w:i/>
                 <w:iCs/>
-                <w:sz w:val="23"/>
-                <w:szCs w:val="23"/>
+                <w:sz w:val="21"/>
+                <w:szCs w:val="21"/>
+                <w:lang w:val="en-GB"/>
+              </w:rPr>
+              <w:t xml:space="preserve">Funded by </w:t>
+            </w:r>
+            <w:r>
+              <w:rPr>
+                <w:rFonts w:ascii="Source Serif Pro Light" w:hAnsi="Source Serif Pro Light" w:cs="Times New Roman"/>
+                <w:i/>
+                <w:iCs/>
+                <w:sz w:val="21"/>
+                <w:szCs w:val="21"/>
+                <w:lang w:val="en-GB"/>
+              </w:rPr>
+              <w:t xml:space="preserve">a </w:t>
+            </w:r>
+            <w:r>
+              <w:rPr>
+                <w:rFonts w:ascii="Source Serif Pro Light" w:hAnsi="Source Serif Pro Light" w:cs="Times New Roman"/>
+                <w:i/>
+                <w:iCs/>
+                <w:sz w:val="21"/>
+                <w:szCs w:val="21"/>
+                <w:lang w:val="en-GB"/>
+              </w:rPr>
+              <w:t xml:space="preserve">Science and Engineering </w:t>
+            </w:r>
+            <w:r>
+              <w:rPr>
+                <w:rFonts w:ascii="Source Serif Pro Light" w:hAnsi="Source Serif Pro Light" w:cs="Times New Roman"/>
+                <w:i/>
+                <w:iCs/>
+                <w:sz w:val="21"/>
+                <w:szCs w:val="21"/>
+                <w:lang w:val="en-GB"/>
+              </w:rPr>
+              <w:t xml:space="preserve">Research Fellowship from </w:t>
+            </w:r>
+            <w:r>
+              <w:rPr>
+                <w:rFonts w:ascii="Source Serif Pro Light" w:hAnsi="Source Serif Pro Light" w:cs="Times New Roman"/>
+                <w:i/>
+                <w:iCs/>
+                <w:sz w:val="21"/>
+                <w:szCs w:val="21"/>
                 <w:lang w:val="en-GB"/>
               </w:rPr>
               <w:t>the Royal Commission for the Exhibition of 1851</w:t>
@@ -931,7 +1093,7 @@
               </wp:anchor>
             </w:drawing>
           </mc:Choice>
-          <mc:Fallback>
+          <mc:Fallback xmlns:w16cei="http://schemas.microsoft.com/office/word/2026/wordml/cei">
             <w:pict>
               <v:line w14:anchorId="36515B21" id="Straight Connector 1" o:spid="_x0000_s1026" style="position:absolute;z-index:251663360;visibility:visible;mso-wrap-style:square;mso-wrap-distance-left:9pt;mso-wrap-distance-top:0;mso-wrap-distance-right:9pt;mso-wrap-distance-bottom:0;mso-position-horizontal:absolute;mso-position-horizontal-relative:text;mso-position-vertical:absolute;mso-position-vertical-relative:text" from=".75pt,16.55pt" to="449.25pt,16.55pt" o:gfxdata="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" strokecolor="black [3213]" strokeweight="1.5pt">
                 <v:stroke linestyle="thinThin" joinstyle="miter"/>
@@ -1008,6 +1170,128 @@
                 <w:szCs w:val="23"/>
                 <w:lang w:val="en-GB"/>
               </w:rPr>
+              <w:t>Eric and Wendy Schmidt A</w:t>
+            </w:r>
+            <w:r>
+              <w:rPr>
+                <w:rFonts w:ascii="Source Serif Pro SemiBold" w:hAnsi="Source Serif Pro SemiBold" w:cs="Times New Roman"/>
+                <w:b/>
+                <w:bCs/>
+                <w:sz w:val="23"/>
+                <w:szCs w:val="23"/>
+                <w:lang w:val="en-GB"/>
+              </w:rPr>
+              <w:t>I</w:t>
+            </w:r>
+            <w:r>
+              <w:rPr>
+                <w:rFonts w:ascii="Source Serif Pro SemiBold" w:hAnsi="Source Serif Pro SemiBold" w:cs="Times New Roman"/>
+                <w:b/>
+                <w:bCs/>
+                <w:sz w:val="23"/>
+                <w:szCs w:val="23"/>
+                <w:lang w:val="en-GB"/>
+              </w:rPr>
+              <w:t xml:space="preserve"> in Science Postdoctoral Fellow</w:t>
+            </w:r>
+          </w:p>
+        </w:tc>
+        <w:tc>
+          <w:tcPr>
+            <w:tcW w:w="2790" w:type="dxa"/>
+          </w:tcPr>
+          <w:p>
+            <w:pPr>
+              <w:rPr>
+                <w:rFonts w:ascii="Source Serif Pro Light" w:hAnsi="Source Serif Pro Light" w:cs="Times New Roman"/>
+                <w:sz w:val="23"/>
+                <w:szCs w:val="23"/>
+                <w:lang w:val="en-GB"/>
+              </w:rPr>
+            </w:pPr>
+            <w:r>
+              <w:rPr>
+                <w:rFonts w:ascii="Source Serif Pro Light" w:hAnsi="Source Serif Pro Light" w:cs="Times New Roman"/>
+                <w:sz w:val="23"/>
+                <w:szCs w:val="23"/>
+                <w:lang w:val="en-GB"/>
+              </w:rPr>
+              <w:t>Schmidt Sciences; University of Oxford</w:t>
+            </w:r>
+          </w:p>
+        </w:tc>
+        <w:tc>
+          <w:tcPr>
+            <w:tcW w:w="1376" w:type="dxa"/>
+          </w:tcPr>
+          <w:p>
+            <w:pPr>
+              <w:jc w:val="right"/>
+              <w:rPr>
+                <w:rFonts w:ascii="Source Serif Pro" w:hAnsi="Source Serif Pro" w:cs="Times New Roman"/>
+                <w:sz w:val="23"/>
+                <w:szCs w:val="23"/>
+                <w:lang w:val="en-GB"/>
+              </w:rPr>
+            </w:pPr>
+            <w:r>
+              <w:rPr>
+                <w:rFonts w:ascii="Source Serif Pro" w:hAnsi="Source Serif Pro" w:cs="Times New Roman"/>
+                <w:sz w:val="23"/>
+                <w:szCs w:val="23"/>
+                <w:lang w:val="en-GB"/>
+              </w:rPr>
+              <w:t>2026</w:t>
+            </w:r>
+            <w:r>
+              <w:rPr>
+                <w:rFonts w:ascii="Source Serif Pro" w:hAnsi="Source Serif Pro" w:cs="Times New Roman"/>
+                <w:sz w:val="23"/>
+                <w:szCs w:val="23"/>
+                <w:lang w:val="en-GB"/>
+              </w:rPr>
+              <w:t xml:space="preserve"> - </w:t>
+            </w:r>
+            <w:r>
+              <w:rPr>
+                <w:rFonts w:ascii="Source Serif Pro" w:hAnsi="Source Serif Pro" w:cs="Times New Roman"/>
+                <w:sz w:val="23"/>
+                <w:szCs w:val="23"/>
+                <w:lang w:val="en-GB"/>
+              </w:rPr>
+              <w:t>2028</w:t>
+            </w:r>
+          </w:p>
+        </w:tc>
+      </w:tr>
+      <w:tr>
+        <w:trPr>
+          <w:trHeight w:val="720"/>
+        </w:trPr>
+        <w:tc>
+          <w:tcPr>
+            <w:tcW w:w="4860" w:type="dxa"/>
+          </w:tcPr>
+          <w:p>
+            <w:pPr>
+              <w:rPr>
+                <w:rFonts w:ascii="Source Serif Pro SemiBold" w:hAnsi="Source Serif Pro SemiBold" w:cs="Times New Roman"/>
+                <w:b/>
+                <w:bCs/>
+                <w:sz w:val="23"/>
+                <w:szCs w:val="23"/>
+                <w:lang w:val="en-GB"/>
+              </w:rPr>
+            </w:pPr>
+            <w:r>
+              <w:rPr>
+                <w:rFonts w:ascii="Source Serif Pro SemiBold" w:hAnsi="Source Serif Pro SemiBold" w:cs="Times New Roman"/>
+                <w:b/>
+                <w:bCs/>
+                <w:sz w:val="23"/>
+                <w:szCs w:val="23"/>
+                <w:lang w:val="en-GB"/>
+              </w:rPr>
               <w:t>Science and Engineering Research Fellowship</w:t>
             </w:r>
           </w:p>
@@ -1655,6 +1939,7 @@
                 <w:szCs w:val="23"/>
                 <w:lang w:val="en-GB"/>
               </w:rPr>
+              <w:lastRenderedPageBreak/>
               <w:t>President’s Prize</w:t>
             </w:r>
             <w:r>
@@ -1781,7 +2066,6 @@
                 <w:szCs w:val="23"/>
                 <w:lang w:val="en-GB"/>
               </w:rPr>
-              <w:lastRenderedPageBreak/>
               <w:t>Cisco Systems</w:t>
             </w:r>
             <w:r>
@@ -1882,7 +2166,27 @@
                 <w:szCs w:val="23"/>
                 <w:lang w:val="en-GB"/>
               </w:rPr>
-              <w:t>Women in Science and Engineering (WiSE) - University of Southern California</w:t>
+              <w:t>Women in Science and Engineering (</w:t>
+            </w:r>
+            <w:proofErr w:type="spellStart"/>
+            <w:r>
+              <w:rPr>
+                <w:rFonts w:ascii="Source Serif Pro Light" w:hAnsi="Source Serif Pro Light" w:cs="Times New Roman"/>
+                <w:sz w:val="23"/>
+                <w:szCs w:val="23"/>
+                <w:lang w:val="en-GB"/>
+              </w:rPr>
+              <w:t>WiSE</w:t>
+            </w:r>
+            <w:proofErr w:type="spellEnd"/>
+            <w:r>
+              <w:rPr>
+                <w:rFonts w:ascii="Source Serif Pro Light" w:hAnsi="Source Serif Pro Light" w:cs="Times New Roman"/>
+                <w:sz w:val="23"/>
+                <w:szCs w:val="23"/>
+                <w:lang w:val="en-GB"/>
+              </w:rPr>
+              <w:t>) - University of Southern California</w:t>
             </w:r>
           </w:p>
         </w:tc>
@@ -2181,7 +2485,7 @@
               </wp:anchor>
             </w:drawing>
           </mc:Choice>
-          <mc:Fallback>
+          <mc:Fallback xmlns:w16cei="http://schemas.microsoft.com/office/word/2026/wordml/cei">
             <w:pict>
               <v:line w14:anchorId="563D4A57" id="Straight Connector 1" o:spid="_x0000_s1026" style="position:absolute;z-index:251665408;visibility:visible;mso-wrap-style:square;mso-wrap-distance-left:9pt;mso-wrap-distance-top:0;mso-wrap-distance-right:9pt;mso-wrap-distance-bottom:0;mso-position-horizontal:absolute;mso-position-horizontal-relative:text;mso-position-vertical:absolute;mso-position-vertical-relative:text" from=".75pt,16.55pt" to="449.25pt,16.55pt" o:gfxdata="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" strokecolor="black [3213]" strokeweight="1.5pt">
                 <v:stroke linestyle="thinThin" joinstyle="miter"/>
@@ -2240,6 +2544,108 @@
         <w:gridCol w:w="4140"/>
         <w:gridCol w:w="1350"/>
       </w:tblGrid>
+      <w:tr>
+        <w:trPr>
+          <w:trHeight w:val="702"/>
+        </w:trPr>
+        <w:tc>
+          <w:tcPr>
+            <w:tcW w:w="3600" w:type="dxa"/>
+          </w:tcPr>
+          <w:p>
+            <w:pPr>
+              <w:rPr>
+                <w:rFonts w:ascii="Source Serif Pro SemiBold" w:hAnsi="Source Serif Pro SemiBold" w:cs="Times New Roman"/>
+                <w:b/>
+                <w:bCs/>
+                <w:sz w:val="23"/>
+                <w:szCs w:val="23"/>
+                <w:lang w:val="en-GB"/>
+              </w:rPr>
+            </w:pPr>
+            <w:r>
+              <w:rPr>
+                <w:rFonts w:ascii="Source Serif Pro SemiBold" w:hAnsi="Source Serif Pro SemiBold" w:cs="Times New Roman"/>
+                <w:b/>
+                <w:bCs/>
+                <w:sz w:val="23"/>
+                <w:szCs w:val="23"/>
+                <w:lang w:val="en-GB"/>
+              </w:rPr>
+              <w:t xml:space="preserve">Eric and Wendy Schmidt AI in Science </w:t>
+            </w:r>
+            <w:r>
+              <w:rPr>
+                <w:rFonts w:ascii="Source Serif Pro SemiBold" w:hAnsi="Source Serif Pro SemiBold" w:cs="Times New Roman"/>
+                <w:b/>
+                <w:bCs/>
+                <w:sz w:val="23"/>
+                <w:szCs w:val="23"/>
+                <w:lang w:val="en-GB"/>
+              </w:rPr>
+              <w:t>Postdoctoral Fellowship</w:t>
+            </w:r>
+          </w:p>
+        </w:tc>
+        <w:tc>
+          <w:tcPr>
+            <w:tcW w:w="4140" w:type="dxa"/>
+          </w:tcPr>
+          <w:p>
+            <w:pPr>
+              <w:rPr>
+                <w:rFonts w:ascii="Source Serif Pro Light" w:hAnsi="Source Serif Pro Light" w:cs="Times New Roman"/>
+                <w:sz w:val="23"/>
+                <w:szCs w:val="23"/>
+                <w:lang w:val="en-GB"/>
+              </w:rPr>
+            </w:pPr>
+            <w:r>
+              <w:rPr>
+                <w:rFonts w:ascii="Source Serif Pro Light" w:hAnsi="Source Serif Pro Light" w:cs="Times New Roman"/>
+                <w:sz w:val="23"/>
+                <w:szCs w:val="23"/>
+                <w:lang w:val="en-GB"/>
+              </w:rPr>
+              <w:t>Schmidt Sciences</w:t>
+            </w:r>
+            <w:r>
+              <w:rPr>
+                <w:rFonts w:ascii="Source Serif Pro Light" w:hAnsi="Source Serif Pro Light" w:cs="Times New Roman"/>
+                <w:sz w:val="23"/>
+                <w:szCs w:val="23"/>
+                <w:lang w:val="en-GB"/>
+              </w:rPr>
+              <w:t>, University of Oxford</w:t>
+            </w:r>
+          </w:p>
+        </w:tc>
+        <w:tc>
+          <w:tcPr>
+            <w:tcW w:w="1350" w:type="dxa"/>
+          </w:tcPr>
+          <w:p>
+            <w:pPr>
+              <w:jc w:val="right"/>
+              <w:rPr>
+                <w:rFonts w:ascii="Source Serif Pro" w:hAnsi="Source Serif Pro" w:cs="Times New Roman"/>
+                <w:sz w:val="23"/>
+                <w:szCs w:val="23"/>
+                <w:lang w:val="en-GB"/>
+              </w:rPr>
+            </w:pPr>
+            <w:r>
+              <w:rPr>
+                <w:rFonts w:ascii="Source Serif Pro" w:hAnsi="Source Serif Pro" w:cs="Times New Roman"/>
+                <w:sz w:val="23"/>
+                <w:szCs w:val="23"/>
+                <w:lang w:val="en-GB"/>
+              </w:rPr>
+              <w:t>2026-2028</w:t>
+            </w:r>
+          </w:p>
+        </w:tc>
+      </w:tr>
       <w:tr>
         <w:trPr>
           <w:trHeight w:val="702"/>
@@ -2833,7 +3239,7 @@
               </wp:anchor>
             </w:drawing>
           </mc:Choice>
-          <mc:Fallback>
+          <mc:Fallback xmlns:w16cei="http://schemas.microsoft.com/office/word/2026/wordml/cei">
             <w:pict>
               <v:line w14:anchorId="7CCAB5F7" id="Straight Connector 1" o:spid="_x0000_s1026" style="position:absolute;z-index:251667456;visibility:visible;mso-wrap-style:square;mso-wrap-distance-left:9pt;mso-wrap-distance-top:0;mso-wrap-distance-right:9pt;mso-wrap-distance-bottom:0;mso-position-horizontal:absolute;mso-position-horizontal-relative:text;mso-position-vertical:absolute;mso-position-vertical-relative:text" from=".75pt,16.55pt" to="449.25pt,16.55pt" o:gfxdata="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" strokecolor="black [3213]" strokeweight="1.5pt">
                 <v:stroke linestyle="thinThin" joinstyle="miter"/>
@@ -2872,35 +3278,6 @@
         <w:br/>
       </w:r>
     </w:p>
-    <w:p>
-      <w:pPr>
-        <w:rPr>
-          <w:rFonts w:ascii="Source Serif Pro Light" w:hAnsi="Source Serif Pro Light" w:cs="Times New Roman"/>
-          <w:sz w:val="20"/>
-          <w:szCs w:val="20"/>
-          <w:lang w:val="en-GB"/>
-        </w:rPr>
-      </w:pPr>
-      <w:r>
-        <w:rPr>
-          <w:rFonts w:ascii="Source Serif Pro Light" w:hAnsi="Source Serif Pro Light" w:cs="Times New Roman"/>
-          <w:sz w:val="20"/>
-          <w:szCs w:val="20"/>
-          <w:lang w:val="en-GB"/>
-        </w:rPr>
-        <w:t>*Supervised student manuscript</w:t>
-      </w:r>
-    </w:p>
-    <w:p>
-      <w:pPr>
-        <w:rPr>
-          <w:rFonts w:ascii="Source Serif Pro Light" w:hAnsi="Source Serif Pro Light" w:cs="Times New Roman"/>
-          <w:sz w:val="20"/>
-          <w:szCs w:val="20"/>
-          <w:lang w:val="en-GB"/>
-        </w:rPr>
-      </w:pPr>
-    </w:p>
     <w:tbl>
       <w:tblPr>
         <w:tblStyle w:val="TableGrid"/>
@@ -2921,6 +3298,604 @@
       </w:tblGrid>
       <w:tr>
         <w:trPr>
+          <w:trHeight w:val="2124"/>
+        </w:trPr>
+        <w:tc>
+          <w:tcPr>
+            <w:tcW w:w="872" w:type="dxa"/>
+          </w:tcPr>
+          <w:p>
+            <w:pPr>
+              <w:jc w:val="right"/>
+              <w:rPr>
+                <w:rFonts w:ascii="Source Serif Pro Light" w:hAnsi="Source Serif Pro Light" w:cs="Times New Roman"/>
+                <w:sz w:val="23"/>
+                <w:szCs w:val="23"/>
+                <w:lang w:val="en-GB"/>
+              </w:rPr>
+            </w:pPr>
+            <w:r>
+              <w:rPr>
+                <w:rFonts w:ascii="Source Serif Pro Light" w:hAnsi="Source Serif Pro Light" w:cs="Times New Roman"/>
+                <w:sz w:val="23"/>
+                <w:szCs w:val="23"/>
+                <w:lang w:val="en-GB"/>
+              </w:rPr>
+              <w:t>13.</w:t>
+            </w:r>
+          </w:p>
+        </w:tc>
+        <w:tc>
+          <w:tcPr>
+            <w:tcW w:w="8154" w:type="dxa"/>
+          </w:tcPr>
+          <w:p>
+            <w:pPr>
+              <w:rPr>
+                <w:rFonts w:ascii="Source Serif Pro Light" w:hAnsi="Source Serif Pro Light" w:cs="Times New Roman"/>
+                <w:sz w:val="23"/>
+                <w:szCs w:val="23"/>
+                <w:lang w:val="en-GB"/>
+              </w:rPr>
+            </w:pPr>
+            <w:r>
+              <w:rPr>
+                <w:rFonts w:ascii="Source Serif Pro Light" w:hAnsi="Source Serif Pro Light" w:cs="Times New Roman"/>
+                <w:sz w:val="23"/>
+                <w:szCs w:val="23"/>
+                <w:lang w:val="en-GB"/>
+              </w:rPr>
+              <w:t xml:space="preserve">Darroch, S.A.F., Casey, M.M., Clapham, M.E., Contreras, D.L., Cover, Z., Craffey, M., </w:t>
+            </w:r>
+            <w:r>
+              <w:rPr>
+                <w:rFonts w:ascii="Source Serif Pro" w:hAnsi="Source Serif Pro" w:cs="Times New Roman"/>
+                <w:b/>
+                <w:bCs/>
+                <w:sz w:val="23"/>
+                <w:szCs w:val="23"/>
+                <w:lang w:val="en-GB"/>
+              </w:rPr>
+              <w:t>Cribb, A. T.</w:t>
+            </w:r>
+            <w:r>
+              <w:rPr>
+                <w:rFonts w:ascii="Source Serif Pro Light" w:hAnsi="Source Serif Pro Light" w:cs="Times New Roman"/>
+                <w:sz w:val="23"/>
+                <w:szCs w:val="23"/>
+                <w:lang w:val="en-GB"/>
+              </w:rPr>
+              <w:t>,</w:t>
+            </w:r>
+            <w:r>
+              <w:rPr>
+                <w:rFonts w:ascii="Source Serif Pro Light" w:hAnsi="Source Serif Pro Light" w:cs="Times New Roman"/>
+                <w:sz w:val="23"/>
+                <w:szCs w:val="23"/>
+                <w:lang w:val="en-GB"/>
+              </w:rPr>
+              <w:t xml:space="preserve"> </w:t>
+            </w:r>
+            <w:proofErr w:type="spellStart"/>
+            <w:r>
+              <w:rPr>
+                <w:rFonts w:ascii="Source Serif Pro Light" w:hAnsi="Source Serif Pro Light" w:cs="Times New Roman"/>
+                <w:sz w:val="23"/>
+                <w:szCs w:val="23"/>
+                <w:lang w:val="en-GB"/>
+              </w:rPr>
+              <w:t>Djunistee</w:t>
+            </w:r>
+            <w:proofErr w:type="spellEnd"/>
+            <w:r>
+              <w:rPr>
+                <w:rFonts w:ascii="Source Serif Pro Light" w:hAnsi="Source Serif Pro Light" w:cs="Times New Roman"/>
+                <w:sz w:val="23"/>
+                <w:szCs w:val="23"/>
+                <w:lang w:val="en-GB"/>
+              </w:rPr>
+              <w:t xml:space="preserve">, I.A.P., Gearty, W., Gibson, B.&lt;., Gotelli, N.J., Hayes, R., Hull, P.M., Ibarra, D.E., Lee, J., </w:t>
+            </w:r>
+            <w:proofErr w:type="spellStart"/>
+            <w:r>
+              <w:rPr>
+                <w:rFonts w:ascii="Source Serif Pro Light" w:hAnsi="Source Serif Pro Light" w:cs="Times New Roman"/>
+                <w:sz w:val="23"/>
+                <w:szCs w:val="23"/>
+                <w:lang w:val="en-GB"/>
+              </w:rPr>
+              <w:t>Looy</w:t>
+            </w:r>
+            <w:proofErr w:type="spellEnd"/>
+            <w:r>
+              <w:rPr>
+                <w:rFonts w:ascii="Source Serif Pro Light" w:hAnsi="Source Serif Pro Light" w:cs="Times New Roman"/>
+                <w:sz w:val="23"/>
+                <w:szCs w:val="23"/>
+                <w:lang w:val="en-GB"/>
+              </w:rPr>
+              <w:t xml:space="preserve">, C.V., Muddiman, B., Shupinski, A.B., </w:t>
+            </w:r>
+            <w:proofErr w:type="spellStart"/>
+            <w:r>
+              <w:rPr>
+                <w:rFonts w:ascii="Source Serif Pro Light" w:hAnsi="Source Serif Pro Light" w:cs="Times New Roman"/>
+                <w:sz w:val="23"/>
+                <w:szCs w:val="23"/>
+                <w:lang w:val="en-GB"/>
+              </w:rPr>
+              <w:t>Sjosten</w:t>
+            </w:r>
+            <w:proofErr w:type="spellEnd"/>
+            <w:r>
+              <w:rPr>
+                <w:rFonts w:ascii="Source Serif Pro Light" w:hAnsi="Source Serif Pro Light" w:cs="Times New Roman"/>
+                <w:sz w:val="23"/>
+                <w:szCs w:val="23"/>
+                <w:lang w:val="en-GB"/>
+              </w:rPr>
+              <w:t>, S., Smith, F.A., Stigall, A.L., Tome, C.P., Tingle, K., Turk, K.A., Villaseñor, A., Wagner, P.J., Wagner, J.D., Wang, S.C., Lyons, S.K.</w:t>
+            </w:r>
+            <w:r>
+              <w:rPr>
+                <w:rFonts w:ascii="Source Serif Pro Light" w:hAnsi="Source Serif Pro Light" w:cs="Times New Roman"/>
+                <w:sz w:val="23"/>
+                <w:szCs w:val="23"/>
+                <w:lang w:val="en-GB"/>
+              </w:rPr>
+              <w:t xml:space="preserve"> 2026.</w:t>
+            </w:r>
+            <w:r>
+              <w:rPr>
+                <w:rFonts w:ascii="Source Serif Pro Light" w:hAnsi="Source Serif Pro Light" w:cs="Times New Roman"/>
+                <w:sz w:val="23"/>
+                <w:szCs w:val="23"/>
+                <w:lang w:val="en-GB"/>
+              </w:rPr>
+              <w:t xml:space="preserve"> </w:t>
+            </w:r>
+            <w:r>
+              <w:rPr>
+                <w:rFonts w:ascii="Source Serif Pro Light" w:hAnsi="Source Serif Pro Light" w:cs="Times New Roman"/>
+                <w:sz w:val="23"/>
+                <w:szCs w:val="23"/>
+              </w:rPr>
+              <w:t>Ecosystem engineering, regime shifts and the rise of animals</w:t>
+            </w:r>
+            <w:r>
+              <w:rPr>
+                <w:rFonts w:ascii="Source Serif Pro Light" w:hAnsi="Source Serif Pro Light" w:cs="Times New Roman"/>
+                <w:sz w:val="23"/>
+                <w:szCs w:val="23"/>
+                <w:lang w:val="en-GB"/>
+              </w:rPr>
+              <w:t xml:space="preserve">. </w:t>
+            </w:r>
+            <w:r>
+              <w:rPr>
+                <w:rFonts w:ascii="Source Serif Pro Light" w:hAnsi="Source Serif Pro Light" w:cs="Times New Roman"/>
+                <w:i/>
+                <w:iCs/>
+                <w:sz w:val="23"/>
+                <w:szCs w:val="23"/>
+                <w:lang w:val="en-GB"/>
+              </w:rPr>
+              <w:t>In press</w:t>
+            </w:r>
+            <w:r>
+              <w:rPr>
+                <w:rFonts w:ascii="Source Serif Pro Light" w:hAnsi="Source Serif Pro Light" w:cs="Times New Roman"/>
+                <w:i/>
+                <w:iCs/>
+                <w:sz w:val="23"/>
+                <w:szCs w:val="23"/>
+                <w:lang w:val="en-GB"/>
+              </w:rPr>
+              <w:t>, Current Biology</w:t>
+            </w:r>
+            <w:r>
+              <w:rPr>
+                <w:rFonts w:ascii="Source Serif Pro Light" w:hAnsi="Source Serif Pro Light" w:cs="Times New Roman"/>
+                <w:sz w:val="23"/>
+                <w:szCs w:val="23"/>
+                <w:lang w:val="en-GB"/>
+              </w:rPr>
+              <w:t>.</w:t>
+            </w:r>
+          </w:p>
+        </w:tc>
+      </w:tr>
+      <w:tr>
+        <w:trPr>
+          <w:trHeight w:val="945"/>
+        </w:trPr>
+        <w:tc>
+          <w:tcPr>
+            <w:tcW w:w="872" w:type="dxa"/>
+          </w:tcPr>
+          <w:p>
+            <w:pPr>
+              <w:jc w:val="right"/>
+              <w:rPr>
+                <w:rFonts w:ascii="Source Serif Pro Light" w:hAnsi="Source Serif Pro Light" w:cs="Times New Roman"/>
+                <w:sz w:val="23"/>
+                <w:szCs w:val="23"/>
+                <w:lang w:val="en-GB"/>
+              </w:rPr>
+            </w:pPr>
+            <w:r>
+              <w:rPr>
+                <w:rFonts w:ascii="Source Serif Pro Light" w:hAnsi="Source Serif Pro Light" w:cs="Times New Roman"/>
+                <w:sz w:val="23"/>
+                <w:szCs w:val="23"/>
+                <w:lang w:val="en-GB"/>
+              </w:rPr>
+              <w:t>1</w:t>
+            </w:r>
+            <w:r>
+              <w:rPr>
+                <w:rFonts w:ascii="Source Serif Pro Light" w:hAnsi="Source Serif Pro Light" w:cs="Times New Roman"/>
+                <w:sz w:val="23"/>
+                <w:szCs w:val="23"/>
+                <w:lang w:val="en-GB"/>
+              </w:rPr>
+              <w:t>2</w:t>
+            </w:r>
+            <w:r>
+              <w:rPr>
+                <w:rFonts w:ascii="Source Serif Pro Light" w:hAnsi="Source Serif Pro Light" w:cs="Times New Roman"/>
+                <w:sz w:val="23"/>
+                <w:szCs w:val="23"/>
+                <w:lang w:val="en-GB"/>
+              </w:rPr>
+              <w:t>.</w:t>
+            </w:r>
+          </w:p>
+        </w:tc>
+        <w:tc>
+          <w:tcPr>
+            <w:tcW w:w="8154" w:type="dxa"/>
+          </w:tcPr>
+          <w:p>
+            <w:pPr>
+              <w:rPr>
+                <w:rFonts w:ascii="Source Serif Pro Light" w:hAnsi="Source Serif Pro Light" w:cs="Times New Roman"/>
+                <w:sz w:val="23"/>
+                <w:szCs w:val="23"/>
+                <w:lang w:val="en-GB"/>
+              </w:rPr>
+            </w:pPr>
+            <w:r>
+              <w:rPr>
+                <w:rFonts w:ascii="Source Serif Pro" w:hAnsi="Source Serif Pro" w:cs="Times New Roman"/>
+                <w:b/>
+                <w:bCs/>
+                <w:sz w:val="23"/>
+                <w:szCs w:val="23"/>
+                <w:lang w:val="en-GB"/>
+              </w:rPr>
+              <w:t>Cribb, A. T.</w:t>
+            </w:r>
+            <w:r>
+              <w:rPr>
+                <w:rFonts w:ascii="Source Serif Pro Light" w:hAnsi="Source Serif Pro Light" w:cs="Times New Roman"/>
+                <w:sz w:val="23"/>
+                <w:szCs w:val="23"/>
+                <w:lang w:val="en-GB"/>
+              </w:rPr>
+              <w:t>, Darroch, S.A.F., Gearty, W.</w:t>
+            </w:r>
+            <w:r>
+              <w:rPr>
+                <w:rFonts w:ascii="Source Serif Pro Light" w:hAnsi="Source Serif Pro Light" w:cs="Times New Roman"/>
+                <w:sz w:val="23"/>
+                <w:szCs w:val="23"/>
+                <w:lang w:val="en-GB"/>
+              </w:rPr>
+              <w:t xml:space="preserve"> </w:t>
+            </w:r>
+            <w:r>
+              <w:rPr>
+                <w:rFonts w:ascii="Source Serif Pro Light" w:hAnsi="Source Serif Pro Light" w:cs="Times New Roman"/>
+                <w:sz w:val="23"/>
+                <w:szCs w:val="23"/>
+                <w:lang w:val="en-GB"/>
+              </w:rPr>
+              <w:t>Phanerozoic marine biodiversity increased in presence of ecosystem engineers.</w:t>
+            </w:r>
+            <w:r>
+              <w:rPr>
+                <w:rFonts w:ascii="Source Serif Pro Light" w:hAnsi="Source Serif Pro Light" w:cs="Times New Roman"/>
+                <w:i/>
+                <w:iCs/>
+                <w:sz w:val="23"/>
+                <w:szCs w:val="23"/>
+                <w:lang w:val="en-GB"/>
+              </w:rPr>
+              <w:t xml:space="preserve"> </w:t>
+            </w:r>
+            <w:r>
+              <w:rPr>
+                <w:rFonts w:ascii="Source Serif Pro Light" w:hAnsi="Source Serif Pro Light" w:cs="Times New Roman"/>
+                <w:i/>
+                <w:iCs/>
+                <w:sz w:val="23"/>
+                <w:szCs w:val="23"/>
+                <w:lang w:val="en-GB"/>
+              </w:rPr>
+              <w:t>Nature Communications</w:t>
+            </w:r>
+            <w:r>
+              <w:rPr>
+                <w:rFonts w:ascii="Source Serif Pro Light" w:hAnsi="Source Serif Pro Light" w:cs="Times New Roman"/>
+                <w:i/>
+                <w:iCs/>
+                <w:sz w:val="23"/>
+                <w:szCs w:val="23"/>
+                <w:lang w:val="en-GB"/>
+              </w:rPr>
+              <w:t xml:space="preserve">, 17, </w:t>
+            </w:r>
+            <w:r>
+              <w:rPr>
+                <w:rFonts w:ascii="Source Serif Pro Light" w:hAnsi="Source Serif Pro Light" w:cs="Times New Roman"/>
+                <w:sz w:val="23"/>
+                <w:szCs w:val="23"/>
+                <w:lang w:val="en-GB"/>
+              </w:rPr>
+              <w:t>9166</w:t>
+            </w:r>
+            <w:r>
+              <w:rPr>
+                <w:rFonts w:ascii="Source Serif Pro Light" w:hAnsi="Source Serif Pro Light" w:cs="Times New Roman"/>
+                <w:i/>
+                <w:iCs/>
+                <w:sz w:val="23"/>
+                <w:szCs w:val="23"/>
+                <w:lang w:val="en-GB"/>
+              </w:rPr>
+              <w:t xml:space="preserve">. </w:t>
+            </w:r>
+            <w:r>
+              <w:rPr>
+                <w:rFonts w:ascii="Source Serif Pro Light" w:hAnsi="Source Serif Pro Light" w:cs="Times New Roman"/>
+                <w:sz w:val="23"/>
+                <w:szCs w:val="23"/>
+                <w:lang w:val="en-GB"/>
+              </w:rPr>
+              <w:t>(</w:t>
+            </w:r>
+            <w:proofErr w:type="spellStart"/>
+            <w:r>
+              <w:rPr>
+                <w:rFonts w:ascii="Source Serif Pro Light" w:hAnsi="Source Serif Pro Light" w:cs="Times New Roman"/>
+                <w:sz w:val="23"/>
+                <w:szCs w:val="23"/>
+                <w:lang w:val="en-GB"/>
+              </w:rPr>
+              <w:t>doi</w:t>
+            </w:r>
+            <w:proofErr w:type="spellEnd"/>
+            <w:r>
+              <w:rPr>
+                <w:rFonts w:ascii="Source Serif Pro Light" w:hAnsi="Source Serif Pro Light" w:cs="Times New Roman"/>
+                <w:sz w:val="23"/>
+                <w:szCs w:val="23"/>
+                <w:lang w:val="en-GB"/>
+              </w:rPr>
+              <w:t>:</w:t>
+            </w:r>
+            <w:r>
+              <w:rPr>
+                <w:rFonts w:ascii="Source Serif Pro Light" w:hAnsi="Source Serif Pro Light" w:cs="Times New Roman"/>
+                <w:sz w:val="23"/>
+                <w:szCs w:val="23"/>
+                <w:lang w:val="en-GB"/>
+              </w:rPr>
+              <w:t xml:space="preserve"> </w:t>
+            </w:r>
+            <w:r>
+              <w:rPr>
+                <w:rFonts w:ascii="Source Serif Pro Light" w:hAnsi="Source Serif Pro Light" w:cs="Times New Roman"/>
+                <w:sz w:val="23"/>
+                <w:szCs w:val="23"/>
+                <w:lang w:val="en-GB"/>
+              </w:rPr>
+              <w:t>1</w:t>
+            </w:r>
+            <w:r>
+              <w:rPr>
+                <w:rFonts w:ascii="Source Serif Pro Light" w:hAnsi="Source Serif Pro Light" w:cstheme="minorHAnsi"/>
+              </w:rPr>
+              <w:t>0.1038/s41467-026-73628-6</w:t>
+            </w:r>
+            <w:r>
+              <w:rPr>
+                <w:rFonts w:ascii="Source Serif Pro Light" w:hAnsi="Source Serif Pro Light" w:cstheme="minorHAnsi"/>
+                <w:lang w:val="en-GB"/>
+              </w:rPr>
+              <w:t>)</w:t>
+            </w:r>
+          </w:p>
+        </w:tc>
+      </w:tr>
+      <w:tr>
+        <w:trPr>
+          <w:trHeight w:val="900"/>
+        </w:trPr>
+        <w:tc>
+          <w:tcPr>
+            <w:tcW w:w="872" w:type="dxa"/>
+          </w:tcPr>
+          <w:p>
+            <w:pPr>
+              <w:jc w:val="right"/>
+              <w:rPr>
+                <w:rFonts w:ascii="Source Serif Pro Light" w:hAnsi="Source Serif Pro Light" w:cs="Times New Roman"/>
+                <w:sz w:val="23"/>
+                <w:szCs w:val="23"/>
+                <w:lang w:val="en-GB"/>
+              </w:rPr>
+            </w:pPr>
+            <w:r>
+              <w:rPr>
+                <w:rFonts w:ascii="Source Serif Pro Light" w:hAnsi="Source Serif Pro Light" w:cs="Times New Roman"/>
+                <w:sz w:val="23"/>
+                <w:szCs w:val="23"/>
+                <w:lang w:val="en-GB"/>
+              </w:rPr>
+              <w:lastRenderedPageBreak/>
+              <w:t>11.</w:t>
+            </w:r>
+          </w:p>
+        </w:tc>
+        <w:tc>
+          <w:tcPr>
+            <w:tcW w:w="8154" w:type="dxa"/>
+          </w:tcPr>
+          <w:p>
+            <w:pPr>
+              <w:rPr>
+                <w:rFonts w:ascii="Source Serif Pro Light" w:hAnsi="Source Serif Pro Light" w:cs="Times New Roman"/>
+                <w:sz w:val="23"/>
+                <w:szCs w:val="23"/>
+                <w:lang w:val="en-GB"/>
+              </w:rPr>
+            </w:pPr>
+            <w:r>
+              <w:rPr>
+                <w:rFonts w:ascii="Source Serif Pro Light" w:hAnsi="Source Serif Pro Light" w:cs="Times New Roman"/>
+                <w:sz w:val="23"/>
+                <w:szCs w:val="23"/>
+                <w:lang w:val="en-GB"/>
+              </w:rPr>
+              <w:t xml:space="preserve">Feng, X., Chen, Z.Q., Benton, M., Bottjer, D.J., </w:t>
+            </w:r>
+            <w:r>
+              <w:rPr>
+                <w:rFonts w:ascii="Source Serif Pro" w:hAnsi="Source Serif Pro" w:cs="Times New Roman"/>
+                <w:b/>
+                <w:bCs/>
+                <w:sz w:val="23"/>
+                <w:szCs w:val="23"/>
+                <w:lang w:val="en-GB"/>
+              </w:rPr>
+              <w:t>Cribb, A. T.</w:t>
+            </w:r>
+            <w:r>
+              <w:rPr>
+                <w:rFonts w:ascii="Source Serif Pro Light" w:hAnsi="Source Serif Pro Light" w:cs="Times New Roman"/>
+                <w:sz w:val="23"/>
+                <w:szCs w:val="23"/>
+                <w:lang w:val="en-GB"/>
+              </w:rPr>
+              <w:t>,</w:t>
+            </w:r>
+            <w:r>
+              <w:rPr>
+                <w:rFonts w:ascii="Source Serif Pro Light" w:hAnsi="Source Serif Pro Light" w:cs="Times New Roman"/>
+                <w:sz w:val="23"/>
+                <w:szCs w:val="23"/>
+                <w:lang w:val="en-GB"/>
+              </w:rPr>
+              <w:t xml:space="preserve"> Zhao, L., Jiang, Y., Zhao, H., Yan, P., Huang, Y. Predatory-prey interactions in the Early Triassic ocean. </w:t>
+            </w:r>
+            <w:r>
+              <w:rPr>
+                <w:rFonts w:ascii="Source Serif Pro Light" w:hAnsi="Source Serif Pro Light" w:cs="Times New Roman"/>
+                <w:i/>
+                <w:iCs/>
+                <w:sz w:val="23"/>
+                <w:szCs w:val="23"/>
+                <w:lang w:val="en-GB"/>
+              </w:rPr>
+              <w:t>GSA Bulletin</w:t>
+            </w:r>
+            <w:r>
+              <w:rPr>
+                <w:rFonts w:ascii="Source Serif Pro Light" w:hAnsi="Source Serif Pro Light" w:cs="Times New Roman"/>
+                <w:i/>
+                <w:iCs/>
+                <w:sz w:val="23"/>
+                <w:szCs w:val="23"/>
+                <w:lang w:val="en-GB"/>
+              </w:rPr>
+              <w:t xml:space="preserve">, </w:t>
+            </w:r>
+            <w:r>
+              <w:rPr>
+                <w:rFonts w:ascii="Source Serif Pro Light" w:hAnsi="Source Serif Pro Light" w:cs="Times New Roman"/>
+                <w:sz w:val="23"/>
+                <w:szCs w:val="23"/>
+                <w:lang w:val="en-GB"/>
+              </w:rPr>
+              <w:t>138, 3807-1818</w:t>
+            </w:r>
+            <w:r>
+              <w:rPr>
+                <w:rFonts w:ascii="Source Serif Pro Light" w:hAnsi="Source Serif Pro Light" w:cs="Times New Roman"/>
+                <w:i/>
+                <w:iCs/>
+                <w:sz w:val="23"/>
+                <w:szCs w:val="23"/>
+                <w:lang w:val="en-GB"/>
+              </w:rPr>
+              <w:t>.</w:t>
+            </w:r>
+            <w:r>
+              <w:rPr>
+                <w:rFonts w:ascii="Source Serif Pro Light" w:hAnsi="Source Serif Pro Light" w:cs="Times New Roman"/>
+                <w:i/>
+                <w:iCs/>
+                <w:sz w:val="23"/>
+                <w:szCs w:val="23"/>
+                <w:lang w:val="en-GB"/>
+              </w:rPr>
+              <w:t xml:space="preserve"> </w:t>
+            </w:r>
+            <w:r>
+              <w:rPr>
+                <w:rFonts w:ascii="Source Serif Pro Light" w:hAnsi="Source Serif Pro Light" w:cs="Times New Roman"/>
+                <w:sz w:val="23"/>
+                <w:szCs w:val="23"/>
+                <w:lang w:val="en-GB"/>
+              </w:rPr>
+              <w:t>(</w:t>
+            </w:r>
+            <w:proofErr w:type="spellStart"/>
+            <w:r>
+              <w:rPr>
+                <w:rFonts w:ascii="Source Serif Pro Light" w:hAnsi="Source Serif Pro Light" w:cs="Times New Roman"/>
+                <w:sz w:val="23"/>
+                <w:szCs w:val="23"/>
+                <w:lang w:val="en-GB"/>
+              </w:rPr>
+              <w:t>doi</w:t>
+            </w:r>
+            <w:proofErr w:type="spellEnd"/>
+            <w:r>
+              <w:rPr>
+                <w:rFonts w:ascii="Source Serif Pro Light" w:hAnsi="Source Serif Pro Light" w:cs="Times New Roman"/>
+                <w:sz w:val="23"/>
+                <w:szCs w:val="23"/>
+                <w:lang w:val="en-GB"/>
+              </w:rPr>
+              <w:t>: 10.1130/B38</w:t>
+            </w:r>
+            <w:r>
+              <w:rPr>
+                <w:rFonts w:ascii="Source Serif Pro Light" w:hAnsi="Source Serif Pro Light" w:cs="Times New Roman"/>
+                <w:sz w:val="23"/>
+                <w:szCs w:val="23"/>
+                <w:lang w:val="en-GB"/>
+              </w:rPr>
+              <w:t>121.1)</w:t>
+            </w:r>
+          </w:p>
+        </w:tc>
+      </w:tr>
+      <w:tr>
+        <w:trPr>
           <w:trHeight w:val="2385"/>
         </w:trPr>
         <w:tc>
@@ -3015,7 +3990,67 @@
                 <w:szCs w:val="23"/>
                 <w:lang w:val="en-GB"/>
               </w:rPr>
-              <w:t>Bates, A.E., Clapham, M.E., Contreras, D.L., Craffey, M., Duijnstee, I.A.P., Gearty, W., Gotelli, N.J., Hamilton, M.J., Hayes, R.F., Hull, P.M., Ibarra, D.E., Lee, J., Looy, C.V., Lyson, T.R., Muddiman, B., Roopnarine, P.D., Shupinski, A.B., Smith, F.A., Stigall, A.L., Tome, C.P., Turk, K.A., Viallaseñor, A., Wagner, P.J., Wang, S., Lyons, S.K.</w:t>
+              <w:t xml:space="preserve">Bates, A.E., Clapham, M.E., Contreras, D.L., Craffey, M., </w:t>
+            </w:r>
+            <w:proofErr w:type="spellStart"/>
+            <w:r>
+              <w:rPr>
+                <w:rFonts w:ascii="Source Serif Pro Light" w:hAnsi="Source Serif Pro Light" w:cs="Times New Roman"/>
+                <w:sz w:val="23"/>
+                <w:szCs w:val="23"/>
+                <w:lang w:val="en-GB"/>
+              </w:rPr>
+              <w:t>Duijnstee</w:t>
+            </w:r>
+            <w:proofErr w:type="spellEnd"/>
+            <w:r>
+              <w:rPr>
+                <w:rFonts w:ascii="Source Serif Pro Light" w:hAnsi="Source Serif Pro Light" w:cs="Times New Roman"/>
+                <w:sz w:val="23"/>
+                <w:szCs w:val="23"/>
+                <w:lang w:val="en-GB"/>
+              </w:rPr>
+              <w:t xml:space="preserve">, I.A.P., Gearty, W., Gotelli, N.J., Hamilton, M.J., Hayes, R.F., Hull, P.M., Ibarra, D.E., Lee, J., </w:t>
+            </w:r>
+            <w:proofErr w:type="spellStart"/>
+            <w:r>
+              <w:rPr>
+                <w:rFonts w:ascii="Source Serif Pro Light" w:hAnsi="Source Serif Pro Light" w:cs="Times New Roman"/>
+                <w:sz w:val="23"/>
+                <w:szCs w:val="23"/>
+                <w:lang w:val="en-GB"/>
+              </w:rPr>
+              <w:t>Looy</w:t>
+            </w:r>
+            <w:proofErr w:type="spellEnd"/>
+            <w:r>
+              <w:rPr>
+                <w:rFonts w:ascii="Source Serif Pro Light" w:hAnsi="Source Serif Pro Light" w:cs="Times New Roman"/>
+                <w:sz w:val="23"/>
+                <w:szCs w:val="23"/>
+                <w:lang w:val="en-GB"/>
+              </w:rPr>
+              <w:t xml:space="preserve">, C.V., Lyson, T.R., Muddiman, B., Roopnarine, P.D., Shupinski, A.B., Smith, F.A., Stigall, A.L., Tome, C.P., Turk, K.A., </w:t>
+            </w:r>
+            <w:proofErr w:type="spellStart"/>
+            <w:r>
+              <w:rPr>
+                <w:rFonts w:ascii="Source Serif Pro Light" w:hAnsi="Source Serif Pro Light" w:cs="Times New Roman"/>
+                <w:sz w:val="23"/>
+                <w:szCs w:val="23"/>
+                <w:lang w:val="en-GB"/>
+              </w:rPr>
+              <w:t>Viallaseñor</w:t>
+            </w:r>
+            <w:proofErr w:type="spellEnd"/>
+            <w:r>
+              <w:rPr>
+                <w:rFonts w:ascii="Source Serif Pro Light" w:hAnsi="Source Serif Pro Light" w:cs="Times New Roman"/>
+                <w:sz w:val="23"/>
+                <w:szCs w:val="23"/>
+                <w:lang w:val="en-GB"/>
+              </w:rPr>
+              <w:t>, A., Wagner, P.J., Wang, S., Lyons, S.K.</w:t>
             </w:r>
             <w:r>
               <w:rPr>
@@ -3073,6 +4108,26 @@
                 <w:szCs w:val="23"/>
                 <w:lang w:val="en-GB"/>
               </w:rPr>
+              <w:t>,</w:t>
+            </w:r>
+            <w:r>
+              <w:rPr>
+                <w:rFonts w:ascii="Source Serif Pro Light" w:hAnsi="Source Serif Pro Light" w:cs="Times New Roman"/>
+                <w:sz w:val="23"/>
+                <w:szCs w:val="23"/>
+                <w:lang w:val="en-GB"/>
+              </w:rPr>
+              <w:t xml:space="preserve"> 40, 1066-1076.</w:t>
+            </w:r>
+            <w:r>
+              <w:rPr>
+                <w:rFonts w:ascii="Source Serif Pro Light" w:hAnsi="Source Serif Pro Light" w:cs="Times New Roman"/>
+                <w:i/>
+                <w:iCs/>
+                <w:sz w:val="23"/>
+                <w:szCs w:val="23"/>
+                <w:lang w:val="en-GB"/>
+              </w:rPr>
               <w:t xml:space="preserve"> </w:t>
             </w:r>
             <w:r>
@@ -3084,15 +4139,27 @@
               </w:rPr>
               <w:t>(</w:t>
             </w:r>
-            <w:r>
-              <w:rPr>
-                <w:rFonts w:ascii="Source Serif Pro Light" w:hAnsi="Source Serif Pro Light" w:cs="Times New Roman"/>
-                <w:sz w:val="23"/>
-                <w:szCs w:val="23"/>
-                <w:lang w:val="en-GB"/>
-              </w:rPr>
-              <w:t xml:space="preserve">doi: </w:t>
-            </w:r>
+            <w:proofErr w:type="spellStart"/>
+            <w:r>
+              <w:rPr>
+                <w:rFonts w:ascii="Source Serif Pro Light" w:hAnsi="Source Serif Pro Light" w:cs="Times New Roman"/>
+                <w:sz w:val="23"/>
+                <w:szCs w:val="23"/>
+                <w:lang w:val="en-GB"/>
+              </w:rPr>
+              <w:t>doi</w:t>
+            </w:r>
+            <w:proofErr w:type="spellEnd"/>
+            <w:r>
+              <w:rPr>
+                <w:rFonts w:ascii="Source Serif Pro Light" w:hAnsi="Source Serif Pro Light" w:cs="Times New Roman"/>
+                <w:sz w:val="23"/>
+                <w:szCs w:val="23"/>
+                <w:lang w:val="en-GB"/>
+              </w:rPr>
+              <w:t xml:space="preserve">: </w:t>
+            </w:r>
+            <w:bookmarkStart w:id="0" w:name="OLE_LINK1"/>
             <w:r>
               <w:rPr>
                 <w:rFonts w:ascii="Source Serif Pro Light" w:hAnsi="Source Serif Pro Light" w:cs="Times New Roman"/>
@@ -3102,6 +4169,7 @@
               </w:rPr>
               <w:t>10.1016/j.tree.2025.08.005</w:t>
             </w:r>
+            <w:bookmarkEnd w:id="0"/>
             <w:r>
               <w:rPr>
                 <w:rFonts w:ascii="Source Serif Pro Light" w:hAnsi="Source Serif Pro Light" w:cs="Times New Roman"/>
@@ -3185,7 +4253,27 @@
                 <w:szCs w:val="23"/>
                 <w:lang w:val="en-GB"/>
               </w:rPr>
-              <w:t xml:space="preserve">, Zill, M., Phelps, W., Savrda, C.E., Droser, M.L., Bottjer, D.J., Clapham, M.E. </w:t>
+              <w:t xml:space="preserve">, Zill, M., Phelps, W., </w:t>
+            </w:r>
+            <w:proofErr w:type="spellStart"/>
+            <w:r>
+              <w:rPr>
+                <w:rFonts w:ascii="Source Serif Pro Light" w:hAnsi="Source Serif Pro Light" w:cs="Times New Roman"/>
+                <w:sz w:val="23"/>
+                <w:szCs w:val="23"/>
+                <w:lang w:val="en-GB"/>
+              </w:rPr>
+              <w:t>Savrda</w:t>
+            </w:r>
+            <w:proofErr w:type="spellEnd"/>
+            <w:r>
+              <w:rPr>
+                <w:rFonts w:ascii="Source Serif Pro Light" w:hAnsi="Source Serif Pro Light" w:cs="Times New Roman"/>
+                <w:sz w:val="23"/>
+                <w:szCs w:val="23"/>
+                <w:lang w:val="en-GB"/>
+              </w:rPr>
+              <w:t xml:space="preserve">, C.E., Droser, M.L., Bottjer, D.J., Clapham, M.E. </w:t>
             </w:r>
             <w:r>
               <w:rPr>
@@ -3252,7 +4340,47 @@
                 <w:szCs w:val="23"/>
                 <w:lang w:val="en-GB"/>
               </w:rPr>
-              <w:t xml:space="preserve"> (doi: 10.1126/sciadv.adu7719)</w:t>
+              <w:t xml:space="preserve"> (</w:t>
+            </w:r>
+            <w:proofErr w:type="spellStart"/>
+            <w:r>
+              <w:rPr>
+                <w:rFonts w:ascii="Source Serif Pro Light" w:hAnsi="Source Serif Pro Light" w:cs="Times New Roman"/>
+                <w:sz w:val="23"/>
+                <w:szCs w:val="23"/>
+                <w:lang w:val="en-GB"/>
+              </w:rPr>
+              <w:t>doi</w:t>
+            </w:r>
+            <w:proofErr w:type="spellEnd"/>
+            <w:r>
+              <w:rPr>
+                <w:rFonts w:ascii="Source Serif Pro Light" w:hAnsi="Source Serif Pro Light" w:cs="Times New Roman"/>
+                <w:sz w:val="23"/>
+                <w:szCs w:val="23"/>
+                <w:lang w:val="en-GB"/>
+              </w:rPr>
+              <w:t>: 10.1126/</w:t>
+            </w:r>
+            <w:proofErr w:type="gramStart"/>
+            <w:r>
+              <w:rPr>
+                <w:rFonts w:ascii="Source Serif Pro Light" w:hAnsi="Source Serif Pro Light" w:cs="Times New Roman"/>
+                <w:sz w:val="23"/>
+                <w:szCs w:val="23"/>
+                <w:lang w:val="en-GB"/>
+              </w:rPr>
+              <w:t>sciadv.adu</w:t>
+            </w:r>
+            <w:proofErr w:type="gramEnd"/>
+            <w:r>
+              <w:rPr>
+                <w:rFonts w:ascii="Source Serif Pro Light" w:hAnsi="Source Serif Pro Light" w:cs="Times New Roman"/>
+                <w:sz w:val="23"/>
+                <w:szCs w:val="23"/>
+                <w:lang w:val="en-GB"/>
+              </w:rPr>
+              <w:t>7719)</w:t>
             </w:r>
           </w:p>
         </w:tc>
@@ -3357,7 +4485,27 @@
                 <w:szCs w:val="23"/>
                 <w:lang w:val="en-GB"/>
               </w:rPr>
-              <w:t>, 67, e12726. (doi: 10.1111/pala.12726)</w:t>
+              <w:t>, 67, e12726. (</w:t>
+            </w:r>
+            <w:proofErr w:type="spellStart"/>
+            <w:r>
+              <w:rPr>
+                <w:rFonts w:ascii="Source Serif Pro Light" w:hAnsi="Source Serif Pro Light" w:cs="Times New Roman"/>
+                <w:sz w:val="23"/>
+                <w:szCs w:val="23"/>
+                <w:lang w:val="en-GB"/>
+              </w:rPr>
+              <w:t>doi</w:t>
+            </w:r>
+            <w:proofErr w:type="spellEnd"/>
+            <w:r>
+              <w:rPr>
+                <w:rFonts w:ascii="Source Serif Pro Light" w:hAnsi="Source Serif Pro Light" w:cs="Times New Roman"/>
+                <w:sz w:val="23"/>
+                <w:szCs w:val="23"/>
+                <w:lang w:val="en-GB"/>
+              </w:rPr>
+              <w:t>: 10.1111/pala.12726)</w:t>
             </w:r>
             <w:r>
               <w:rPr>
@@ -3396,7 +4544,6 @@
                 <w:szCs w:val="23"/>
                 <w:lang w:val="en-GB"/>
               </w:rPr>
-              <w:lastRenderedPageBreak/>
               <w:t>7</w:t>
             </w:r>
             <w:r>
@@ -3480,7 +4627,27 @@
                 <w:szCs w:val="23"/>
                 <w:lang w:val="en-GB"/>
               </w:rPr>
-              <w:t xml:space="preserve">, 290, 20232232. (doi: 10.1098/rspb.2023.2232) </w:t>
+              <w:t>, 290, 20232232. (</w:t>
+            </w:r>
+            <w:proofErr w:type="spellStart"/>
+            <w:r>
+              <w:rPr>
+                <w:rFonts w:ascii="Source Serif Pro Light" w:hAnsi="Source Serif Pro Light" w:cs="Times New Roman"/>
+                <w:sz w:val="23"/>
+                <w:szCs w:val="23"/>
+                <w:lang w:val="en-GB"/>
+              </w:rPr>
+              <w:t>doi</w:t>
+            </w:r>
+            <w:proofErr w:type="spellEnd"/>
+            <w:r>
+              <w:rPr>
+                <w:rFonts w:ascii="Source Serif Pro Light" w:hAnsi="Source Serif Pro Light" w:cs="Times New Roman"/>
+                <w:sz w:val="23"/>
+                <w:szCs w:val="23"/>
+                <w:lang w:val="en-GB"/>
+              </w:rPr>
+              <w:t xml:space="preserve">: 10.1098/rspb.2023.2232) </w:t>
             </w:r>
           </w:p>
         </w:tc>
@@ -3554,7 +4721,27 @@
                 <w:szCs w:val="23"/>
                 <w:lang w:val="en-GB"/>
               </w:rPr>
-              <w:t xml:space="preserve">, van de Velde, S. J., Berelson, W. M., Bottjer. D. J., and Corsetti, F. A. 2023. Ediacaran-Cambrian bioturbation did not extensively oxygenate sediments in shallow marine ecosystems. Geobiology, 24, 435-453. (doi: 10.1111/gbi.12550) </w:t>
+              <w:t>, van de Velde, S. J., Berelson, W. M., Bottjer. D. J., and Corsetti, F. A. 2023. Ediacaran-Cambrian bioturbation did not extensively oxygenate sediments in shallow marine ecosystems. Geobiology, 24, 435-453. (</w:t>
+            </w:r>
+            <w:proofErr w:type="spellStart"/>
+            <w:r>
+              <w:rPr>
+                <w:rFonts w:ascii="Source Serif Pro Light" w:hAnsi="Source Serif Pro Light" w:cs="Times New Roman"/>
+                <w:sz w:val="23"/>
+                <w:szCs w:val="23"/>
+                <w:lang w:val="en-GB"/>
+              </w:rPr>
+              <w:t>doi</w:t>
+            </w:r>
+            <w:proofErr w:type="spellEnd"/>
+            <w:r>
+              <w:rPr>
+                <w:rFonts w:ascii="Source Serif Pro Light" w:hAnsi="Source Serif Pro Light" w:cs="Times New Roman"/>
+                <w:sz w:val="23"/>
+                <w:szCs w:val="23"/>
+                <w:lang w:val="en-GB"/>
+              </w:rPr>
+              <w:t xml:space="preserve">: 10.1111/gbi.12550) </w:t>
             </w:r>
           </w:p>
         </w:tc>
@@ -3657,7 +4844,47 @@
                 <w:szCs w:val="23"/>
                 <w:lang w:val="en-GB"/>
               </w:rPr>
-              <w:t>, 8, eabo0596 (doi: 10.1126/sciadv.abo0597).</w:t>
+              <w:t>, 8, eabo0596 (</w:t>
+            </w:r>
+            <w:proofErr w:type="spellStart"/>
+            <w:r>
+              <w:rPr>
+                <w:rFonts w:ascii="Source Serif Pro Light" w:hAnsi="Source Serif Pro Light" w:cs="Times New Roman"/>
+                <w:sz w:val="23"/>
+                <w:szCs w:val="23"/>
+                <w:lang w:val="en-GB"/>
+              </w:rPr>
+              <w:t>doi</w:t>
+            </w:r>
+            <w:proofErr w:type="spellEnd"/>
+            <w:r>
+              <w:rPr>
+                <w:rFonts w:ascii="Source Serif Pro Light" w:hAnsi="Source Serif Pro Light" w:cs="Times New Roman"/>
+                <w:sz w:val="23"/>
+                <w:szCs w:val="23"/>
+                <w:lang w:val="en-GB"/>
+              </w:rPr>
+              <w:t>: 10.1126/</w:t>
+            </w:r>
+            <w:proofErr w:type="gramStart"/>
+            <w:r>
+              <w:rPr>
+                <w:rFonts w:ascii="Source Serif Pro Light" w:hAnsi="Source Serif Pro Light" w:cs="Times New Roman"/>
+                <w:sz w:val="23"/>
+                <w:szCs w:val="23"/>
+                <w:lang w:val="en-GB"/>
+              </w:rPr>
+              <w:t>sciadv.abo</w:t>
+            </w:r>
+            <w:proofErr w:type="gramEnd"/>
+            <w:r>
+              <w:rPr>
+                <w:rFonts w:ascii="Source Serif Pro Light" w:hAnsi="Source Serif Pro Light" w:cs="Times New Roman"/>
+                <w:sz w:val="23"/>
+                <w:szCs w:val="23"/>
+                <w:lang w:val="en-GB"/>
+              </w:rPr>
+              <w:t>0597).</w:t>
             </w:r>
           </w:p>
         </w:tc>
@@ -3760,7 +4987,27 @@
                 <w:szCs w:val="23"/>
                 <w:lang w:val="en-GB"/>
               </w:rPr>
-              <w:t>, 103435. (doi:</w:t>
+              <w:t>, 103435. (</w:t>
+            </w:r>
+            <w:proofErr w:type="spellStart"/>
+            <w:r>
+              <w:rPr>
+                <w:rFonts w:ascii="Source Serif Pro Light" w:hAnsi="Source Serif Pro Light" w:cs="Times New Roman"/>
+                <w:sz w:val="23"/>
+                <w:szCs w:val="23"/>
+                <w:lang w:val="en-GB"/>
+              </w:rPr>
+              <w:t>doi</w:t>
+            </w:r>
+            <w:proofErr w:type="spellEnd"/>
+            <w:r>
+              <w:rPr>
+                <w:rFonts w:ascii="Source Serif Pro Light" w:hAnsi="Source Serif Pro Light" w:cs="Times New Roman"/>
+                <w:sz w:val="23"/>
+                <w:szCs w:val="23"/>
+                <w:lang w:val="en-GB"/>
+              </w:rPr>
+              <w:t>:</w:t>
             </w:r>
             <w:r>
               <w:rPr>
@@ -3900,7 +5147,31 @@
                 <w:shd w:val="clear" w:color="auto" w:fill="FFFFFF"/>
                 <w:lang w:val="en-GB"/>
               </w:rPr>
-              <w:t>, 556, 109884. (doi:10.1016/j.palaeo.2020.109884)</w:t>
+              <w:t>, 556, 109884. (</w:t>
+            </w:r>
+            <w:proofErr w:type="gramStart"/>
+            <w:r>
+              <w:rPr>
+                <w:rFonts w:ascii="Source Serif Pro Light" w:eastAsia="Times New Roman" w:hAnsi="Source Serif Pro Light" w:cs="Calibri"/>
+                <w:color w:val="000000"/>
+                <w:sz w:val="23"/>
+                <w:szCs w:val="23"/>
+                <w:shd w:val="clear" w:color="auto" w:fill="FFFFFF"/>
+                <w:lang w:val="en-GB"/>
+              </w:rPr>
+              <w:t>doi:10.1016/j.palaeo</w:t>
+            </w:r>
+            <w:proofErr w:type="gramEnd"/>
+            <w:r>
+              <w:rPr>
+                <w:rFonts w:ascii="Source Serif Pro Light" w:eastAsia="Times New Roman" w:hAnsi="Source Serif Pro Light" w:cs="Calibri"/>
+                <w:color w:val="000000"/>
+                <w:sz w:val="23"/>
+                <w:szCs w:val="23"/>
+                <w:shd w:val="clear" w:color="auto" w:fill="FFFFFF"/>
+                <w:lang w:val="en-GB"/>
+              </w:rPr>
+              <w:t>.2020.109884)</w:t>
             </w:r>
           </w:p>
         </w:tc>
@@ -3974,7 +5245,27 @@
                 <w:szCs w:val="23"/>
                 <w:lang w:val="en-GB"/>
               </w:rPr>
-              <w:t xml:space="preserve">, Bottjer, D. J. 2020. Complex marine bioturbation ecosystem engineering behaviors persisted in the wake of the end-Permian mass extinction. </w:t>
+              <w:t xml:space="preserve">, Bottjer, D. J. 2020. Complex marine bioturbation ecosystem engineering </w:t>
+            </w:r>
+            <w:proofErr w:type="spellStart"/>
+            <w:r>
+              <w:rPr>
+                <w:rFonts w:ascii="Source Serif Pro Light" w:hAnsi="Source Serif Pro Light" w:cs="Times New Roman"/>
+                <w:sz w:val="23"/>
+                <w:szCs w:val="23"/>
+                <w:lang w:val="en-GB"/>
+              </w:rPr>
+              <w:t>behaviors</w:t>
+            </w:r>
+            <w:proofErr w:type="spellEnd"/>
+            <w:r>
+              <w:rPr>
+                <w:rFonts w:ascii="Source Serif Pro Light" w:hAnsi="Source Serif Pro Light" w:cs="Times New Roman"/>
+                <w:sz w:val="23"/>
+                <w:szCs w:val="23"/>
+                <w:lang w:val="en-GB"/>
+              </w:rPr>
+              <w:t xml:space="preserve"> persisted in the wake of the end-Permian mass extinction. </w:t>
             </w:r>
             <w:r>
               <w:rPr>
@@ -4021,6 +5312,7 @@
                 <w:szCs w:val="23"/>
                 <w:lang w:val="en-GB"/>
               </w:rPr>
+              <w:lastRenderedPageBreak/>
               <w:t>1</w:t>
             </w:r>
             <w:r>
@@ -4170,7 +5462,7 @@
                 <w:szCs w:val="23"/>
                 <w:lang w:val="en-GB"/>
               </w:rPr>
-              <w:t>1</w:t>
+              <w:t>4</w:t>
             </w:r>
             <w:r>
               <w:rPr>
@@ -4333,7 +5625,27 @@
                 <w:szCs w:val="23"/>
                 <w:lang w:val="en-GB"/>
               </w:rPr>
-              <w:t>(doi: 10.1016/j.cub.2024.05.038)</w:t>
+              <w:t>(</w:t>
+            </w:r>
+            <w:proofErr w:type="spellStart"/>
+            <w:r>
+              <w:rPr>
+                <w:rFonts w:ascii="Source Serif Pro Light" w:hAnsi="Source Serif Pro Light" w:cs="Times New Roman"/>
+                <w:sz w:val="23"/>
+                <w:szCs w:val="23"/>
+                <w:lang w:val="en-GB"/>
+              </w:rPr>
+              <w:t>doi</w:t>
+            </w:r>
+            <w:proofErr w:type="spellEnd"/>
+            <w:r>
+              <w:rPr>
+                <w:rFonts w:ascii="Source Serif Pro Light" w:hAnsi="Source Serif Pro Light" w:cs="Times New Roman"/>
+                <w:sz w:val="23"/>
+                <w:szCs w:val="23"/>
+                <w:lang w:val="en-GB"/>
+              </w:rPr>
+              <w:t>: 10.1016/j.cub.2024.05.038)</w:t>
             </w:r>
             <w:r>
               <w:rPr>
@@ -4381,7 +5693,7 @@
         <w:trPr>
           <w:gridBefore w:val="1"/>
           <w:wBefore w:w="106" w:type="dxa"/>
-          <w:trHeight w:val="360"/>
+          <w:trHeight w:val="342"/>
         </w:trPr>
         <w:tc>
           <w:tcPr>
@@ -4409,17 +5721,771 @@
                 <w:u w:val="single"/>
                 <w:lang w:val="en-GB"/>
               </w:rPr>
-              <w:t xml:space="preserve">Software development and contributions  </w:t>
+              <w:t xml:space="preserve">In prep, submitted, and in review </w:t>
             </w:r>
           </w:p>
         </w:tc>
       </w:tr>
       <w:tr>
         <w:trPr>
+          <w:gridBefore w:val="1"/>
+          <w:wBefore w:w="106" w:type="dxa"/>
+          <w:trHeight w:val="414"/>
+        </w:trPr>
+        <w:tc>
+          <w:tcPr>
+            <w:tcW w:w="8920" w:type="dxa"/>
+            <w:gridSpan w:val="2"/>
+          </w:tcPr>
+          <w:p>
+            <w:pPr>
+              <w:rPr>
+                <w:rFonts w:ascii="Source Serif Pro" w:hAnsi="Source Serif Pro" w:cs="Times New Roman"/>
+                <w:i/>
+                <w:iCs/>
+                <w:sz w:val="23"/>
+                <w:szCs w:val="23"/>
+                <w:lang w:val="en-GB"/>
+              </w:rPr>
+            </w:pPr>
+            <w:r>
+              <w:rPr>
+                <w:rFonts w:ascii="Source Serif Pro" w:hAnsi="Source Serif Pro" w:cs="Times New Roman"/>
+                <w:i/>
+                <w:iCs/>
+                <w:sz w:val="23"/>
+                <w:szCs w:val="23"/>
+                <w:lang w:val="en-GB"/>
+              </w:rPr>
+              <w:t>Manuscripts in review or in revision</w:t>
+            </w:r>
+          </w:p>
+        </w:tc>
+      </w:tr>
+      <w:tr>
+        <w:trPr>
+          <w:gridBefore w:val="1"/>
+          <w:wBefore w:w="106" w:type="dxa"/>
           <w:trHeight w:val="963"/>
         </w:trPr>
         <w:tc>
           <w:tcPr>
+            <w:tcW w:w="799" w:type="dxa"/>
+          </w:tcPr>
+          <w:p>
+            <w:pPr>
+              <w:jc w:val="right"/>
+              <w:rPr>
+                <w:rFonts w:ascii="Source Serif Pro Light" w:hAnsi="Source Serif Pro Light" w:cs="Times New Roman"/>
+                <w:sz w:val="23"/>
+                <w:szCs w:val="23"/>
+                <w:lang w:val="en-GB"/>
+              </w:rPr>
+            </w:pPr>
+            <w:r>
+              <w:rPr>
+                <w:rFonts w:ascii="Source Serif Pro Light" w:hAnsi="Source Serif Pro Light" w:cs="Times New Roman"/>
+                <w:sz w:val="23"/>
+                <w:szCs w:val="23"/>
+                <w:lang w:val="en-GB"/>
+              </w:rPr>
+              <w:t>1</w:t>
+            </w:r>
+            <w:r>
+              <w:rPr>
+                <w:rFonts w:ascii="Source Serif Pro Light" w:hAnsi="Source Serif Pro Light" w:cs="Times New Roman"/>
+                <w:sz w:val="23"/>
+                <w:szCs w:val="23"/>
+                <w:lang w:val="en-GB"/>
+              </w:rPr>
+              <w:t>5</w:t>
+            </w:r>
+            <w:r>
+              <w:rPr>
+                <w:rFonts w:ascii="Source Serif Pro Light" w:hAnsi="Source Serif Pro Light" w:cs="Times New Roman"/>
+                <w:sz w:val="23"/>
+                <w:szCs w:val="23"/>
+                <w:lang w:val="en-GB"/>
+              </w:rPr>
+              <w:t>.</w:t>
+            </w:r>
+          </w:p>
+        </w:tc>
+        <w:tc>
+          <w:tcPr>
+            <w:tcW w:w="8121" w:type="dxa"/>
+          </w:tcPr>
+          <w:p>
+            <w:pPr>
+              <w:rPr>
+                <w:rFonts w:ascii="Source Serif Pro Light" w:hAnsi="Source Serif Pro Light" w:cs="Times New Roman"/>
+                <w:sz w:val="23"/>
+                <w:szCs w:val="23"/>
+                <w:lang w:val="en-GB"/>
+              </w:rPr>
+            </w:pPr>
+            <w:r>
+              <w:rPr>
+                <w:rFonts w:ascii="Source Serif Pro Light" w:hAnsi="Source Serif Pro Light" w:cs="Times New Roman"/>
+                <w:sz w:val="23"/>
+                <w:szCs w:val="23"/>
+                <w:lang w:val="en-GB"/>
+              </w:rPr>
+              <w:t xml:space="preserve">Wood, R.A., Bowyer, F., Anderson, R., </w:t>
+            </w:r>
+            <w:r>
+              <w:rPr>
+                <w:rFonts w:ascii="Source Serif Pro" w:hAnsi="Source Serif Pro" w:cs="Times New Roman"/>
+                <w:b/>
+                <w:bCs/>
+                <w:sz w:val="23"/>
+                <w:szCs w:val="23"/>
+                <w:lang w:val="en-GB"/>
+              </w:rPr>
+              <w:t>Cribb, A. T.</w:t>
+            </w:r>
+            <w:r>
+              <w:rPr>
+                <w:rFonts w:ascii="Source Serif Pro Light" w:hAnsi="Source Serif Pro Light" w:cs="Times New Roman"/>
+                <w:sz w:val="23"/>
+                <w:szCs w:val="23"/>
+                <w:lang w:val="en-GB"/>
+              </w:rPr>
+              <w:t>,</w:t>
+            </w:r>
+            <w:r>
+              <w:rPr>
+                <w:rFonts w:ascii="Source Serif Pro Light" w:hAnsi="Source Serif Pro Light" w:cs="Times New Roman"/>
+                <w:sz w:val="23"/>
+                <w:szCs w:val="23"/>
+                <w:lang w:val="en-GB"/>
+              </w:rPr>
+              <w:t xml:space="preserve"> Liu, A.G., Shields, G.A., Stockey, R.G., Erwin, D.H., Beyond a global narrative for the Ediacaran-Cambrian rise of animals. </w:t>
+            </w:r>
+            <w:r>
+              <w:rPr>
+                <w:rFonts w:ascii="Source Serif Pro Light" w:hAnsi="Source Serif Pro Light" w:cs="Times New Roman"/>
+                <w:i/>
+                <w:iCs/>
+                <w:sz w:val="23"/>
+                <w:szCs w:val="23"/>
+                <w:lang w:val="en-GB"/>
+              </w:rPr>
+              <w:t>In revision.</w:t>
+            </w:r>
+          </w:p>
+        </w:tc>
+      </w:tr>
+      <w:tr>
+        <w:trPr>
+          <w:gridBefore w:val="1"/>
+          <w:wBefore w:w="106" w:type="dxa"/>
+          <w:trHeight w:val="396"/>
+        </w:trPr>
+        <w:tc>
+          <w:tcPr>
+            <w:tcW w:w="8920" w:type="dxa"/>
+            <w:gridSpan w:val="2"/>
+          </w:tcPr>
+          <w:p>
+            <w:pPr>
+              <w:rPr>
+                <w:rFonts w:ascii="Source Serif Pro Light" w:hAnsi="Source Serif Pro Light" w:cs="Times New Roman"/>
+                <w:sz w:val="23"/>
+                <w:szCs w:val="23"/>
+                <w:lang w:val="en-GB"/>
+              </w:rPr>
+            </w:pPr>
+            <w:r>
+              <w:rPr>
+                <w:rFonts w:ascii="Source Serif Pro" w:hAnsi="Source Serif Pro" w:cs="Times New Roman"/>
+                <w:i/>
+                <w:iCs/>
+                <w:sz w:val="23"/>
+                <w:szCs w:val="23"/>
+                <w:lang w:val="en-GB"/>
+              </w:rPr>
+              <w:t>Co-</w:t>
+            </w:r>
+            <w:r>
+              <w:rPr>
+                <w:rFonts w:ascii="Source Serif Pro" w:hAnsi="Source Serif Pro" w:cs="Times New Roman"/>
+                <w:i/>
+                <w:iCs/>
+                <w:sz w:val="23"/>
+                <w:szCs w:val="23"/>
+                <w:lang w:val="en-GB"/>
+              </w:rPr>
+              <w:t>authored manuscripts in preparation</w:t>
+            </w:r>
+          </w:p>
+        </w:tc>
+      </w:tr>
+      <w:tr>
+        <w:trPr>
+          <w:gridBefore w:val="1"/>
+          <w:wBefore w:w="106" w:type="dxa"/>
+          <w:trHeight w:val="1845"/>
+        </w:trPr>
+        <w:tc>
+          <w:tcPr>
+            <w:tcW w:w="799" w:type="dxa"/>
+          </w:tcPr>
+          <w:p>
+            <w:pPr>
+              <w:jc w:val="right"/>
+              <w:rPr>
+                <w:rFonts w:ascii="Source Serif Pro Light" w:hAnsi="Source Serif Pro Light" w:cs="Times New Roman"/>
+                <w:sz w:val="23"/>
+                <w:szCs w:val="23"/>
+                <w:lang w:val="en-GB"/>
+              </w:rPr>
+            </w:pPr>
+            <w:r>
+              <w:rPr>
+                <w:rFonts w:ascii="Source Serif Pro Light" w:hAnsi="Source Serif Pro Light" w:cs="Times New Roman"/>
+                <w:sz w:val="23"/>
+                <w:szCs w:val="23"/>
+                <w:lang w:val="en-GB"/>
+              </w:rPr>
+              <w:t>1</w:t>
+            </w:r>
+            <w:r>
+              <w:rPr>
+                <w:rFonts w:ascii="Source Serif Pro Light" w:hAnsi="Source Serif Pro Light" w:cs="Times New Roman"/>
+                <w:sz w:val="23"/>
+                <w:szCs w:val="23"/>
+                <w:lang w:val="en-GB"/>
+              </w:rPr>
+              <w:t>6</w:t>
+            </w:r>
+            <w:r>
+              <w:rPr>
+                <w:rFonts w:ascii="Source Serif Pro Light" w:hAnsi="Source Serif Pro Light" w:cs="Times New Roman"/>
+                <w:sz w:val="23"/>
+                <w:szCs w:val="23"/>
+                <w:lang w:val="en-GB"/>
+              </w:rPr>
+              <w:t>.</w:t>
+            </w:r>
+          </w:p>
+        </w:tc>
+        <w:tc>
+          <w:tcPr>
+            <w:tcW w:w="8121" w:type="dxa"/>
+          </w:tcPr>
+          <w:p>
+            <w:pPr>
+              <w:rPr>
+                <w:rFonts w:ascii="Source Serif Pro Light" w:hAnsi="Source Serif Pro Light" w:cs="Times New Roman"/>
+                <w:sz w:val="23"/>
+                <w:szCs w:val="23"/>
+                <w:lang w:val="en-GB"/>
+              </w:rPr>
+            </w:pPr>
+            <w:proofErr w:type="spellStart"/>
+            <w:r>
+              <w:rPr>
+                <w:rFonts w:ascii="Source Serif Pro Light" w:hAnsi="Source Serif Pro Light" w:cs="Times New Roman"/>
+                <w:sz w:val="23"/>
+                <w:szCs w:val="23"/>
+                <w:lang w:val="en-GB"/>
+              </w:rPr>
+              <w:t>Djunistee</w:t>
+            </w:r>
+            <w:proofErr w:type="spellEnd"/>
+            <w:r>
+              <w:rPr>
+                <w:rFonts w:ascii="Source Serif Pro Light" w:hAnsi="Source Serif Pro Light" w:cs="Times New Roman"/>
+                <w:sz w:val="23"/>
+                <w:szCs w:val="23"/>
+                <w:lang w:val="en-GB"/>
+              </w:rPr>
+              <w:t>, I.</w:t>
+            </w:r>
+            <w:r>
+              <w:rPr>
+                <w:rFonts w:ascii="Source Serif Pro Light" w:hAnsi="Source Serif Pro Light" w:cs="Times New Roman"/>
+                <w:sz w:val="23"/>
+                <w:szCs w:val="23"/>
+                <w:lang w:val="en-GB"/>
+              </w:rPr>
+              <w:t>A.P.</w:t>
+            </w:r>
+            <w:r>
+              <w:rPr>
+                <w:rFonts w:ascii="Source Serif Pro Light" w:hAnsi="Source Serif Pro Light" w:cs="Times New Roman"/>
+                <w:sz w:val="23"/>
+                <w:szCs w:val="23"/>
+                <w:lang w:val="en-GB"/>
+              </w:rPr>
+              <w:t xml:space="preserve">, Hamilton, </w:t>
+            </w:r>
+            <w:r>
+              <w:rPr>
+                <w:rFonts w:ascii="Source Serif Pro Light" w:hAnsi="Source Serif Pro Light" w:cs="Times New Roman"/>
+                <w:sz w:val="23"/>
+                <w:szCs w:val="23"/>
+                <w:lang w:val="en-GB"/>
+              </w:rPr>
+              <w:t>M.J.</w:t>
+            </w:r>
+            <w:r>
+              <w:rPr>
+                <w:rFonts w:ascii="Source Serif Pro Light" w:hAnsi="Source Serif Pro Light" w:cs="Times New Roman"/>
+                <w:sz w:val="23"/>
+                <w:szCs w:val="23"/>
+                <w:lang w:val="en-GB"/>
+              </w:rPr>
+              <w:t xml:space="preserve">, Darroch, S.A.F., </w:t>
+            </w:r>
+            <w:r>
+              <w:rPr>
+                <w:rFonts w:ascii="Source Serif Pro Light" w:hAnsi="Source Serif Pro Light" w:cs="Times New Roman"/>
+                <w:sz w:val="23"/>
+                <w:szCs w:val="23"/>
+                <w:lang w:val="en-GB"/>
+              </w:rPr>
+              <w:t xml:space="preserve">Bates, A.E., Casey, M.M., Clapham, M.E., </w:t>
+            </w:r>
+            <w:r>
+              <w:rPr>
+                <w:rFonts w:ascii="Source Serif Pro" w:hAnsi="Source Serif Pro" w:cs="Times New Roman"/>
+                <w:b/>
+                <w:bCs/>
+                <w:sz w:val="23"/>
+                <w:szCs w:val="23"/>
+                <w:lang w:val="en-GB"/>
+              </w:rPr>
+              <w:t>Cribb, A. T.</w:t>
+            </w:r>
+            <w:r>
+              <w:rPr>
+                <w:rFonts w:ascii="Source Serif Pro Light" w:hAnsi="Source Serif Pro Light" w:cs="Times New Roman"/>
+                <w:sz w:val="23"/>
+                <w:szCs w:val="23"/>
+                <w:lang w:val="en-GB"/>
+              </w:rPr>
+              <w:t>,</w:t>
+            </w:r>
+            <w:r>
+              <w:rPr>
+                <w:rFonts w:ascii="Source Serif Pro Light" w:hAnsi="Source Serif Pro Light" w:cs="Times New Roman"/>
+                <w:sz w:val="23"/>
+                <w:szCs w:val="23"/>
+                <w:lang w:val="en-GB"/>
+              </w:rPr>
+              <w:t xml:space="preserve"> Contreras, D.L., Craffey, M., Gearty, W., Gotelli, N.J., Hayes, R.F., Hull, P.M., Ibarra, D.E., Lee, J., </w:t>
+            </w:r>
+            <w:proofErr w:type="spellStart"/>
+            <w:r>
+              <w:rPr>
+                <w:rFonts w:ascii="Source Serif Pro Light" w:hAnsi="Source Serif Pro Light" w:cs="Times New Roman"/>
+                <w:sz w:val="23"/>
+                <w:szCs w:val="23"/>
+                <w:lang w:val="en-GB"/>
+              </w:rPr>
+              <w:t>Looy</w:t>
+            </w:r>
+            <w:proofErr w:type="spellEnd"/>
+            <w:r>
+              <w:rPr>
+                <w:rFonts w:ascii="Source Serif Pro Light" w:hAnsi="Source Serif Pro Light" w:cs="Times New Roman"/>
+                <w:sz w:val="23"/>
+                <w:szCs w:val="23"/>
+                <w:lang w:val="en-GB"/>
+              </w:rPr>
+              <w:t xml:space="preserve">, C.V., Lyson, T.R., Muddiman, B., Roopnarine, P.D., Shupinski, A.B., Smith, F.A., Stigall, A.L., Tome, C.P., Turk, K.A., </w:t>
+            </w:r>
+            <w:proofErr w:type="spellStart"/>
+            <w:r>
+              <w:rPr>
+                <w:rFonts w:ascii="Source Serif Pro Light" w:hAnsi="Source Serif Pro Light" w:cs="Times New Roman"/>
+                <w:sz w:val="23"/>
+                <w:szCs w:val="23"/>
+                <w:lang w:val="en-GB"/>
+              </w:rPr>
+              <w:t>Viallaseñor</w:t>
+            </w:r>
+            <w:proofErr w:type="spellEnd"/>
+            <w:r>
+              <w:rPr>
+                <w:rFonts w:ascii="Source Serif Pro Light" w:hAnsi="Source Serif Pro Light" w:cs="Times New Roman"/>
+                <w:sz w:val="23"/>
+                <w:szCs w:val="23"/>
+                <w:lang w:val="en-GB"/>
+              </w:rPr>
+              <w:t>, A., Wagner, P.J., Wang, S., Lyons, S.K.</w:t>
+            </w:r>
+            <w:r>
+              <w:rPr>
+                <w:rFonts w:ascii="Source Serif Pro Light" w:hAnsi="Source Serif Pro Light" w:cs="Times New Roman"/>
+                <w:sz w:val="23"/>
+                <w:szCs w:val="23"/>
+                <w:lang w:val="en-GB"/>
+              </w:rPr>
+              <w:t xml:space="preserve">. The paleobiology of human impacts on Earth systems. </w:t>
+            </w:r>
+            <w:r>
+              <w:rPr>
+                <w:rFonts w:ascii="Source Serif Pro Light" w:hAnsi="Source Serif Pro Light" w:cs="Times New Roman"/>
+                <w:i/>
+                <w:iCs/>
+                <w:sz w:val="23"/>
+                <w:szCs w:val="23"/>
+                <w:lang w:val="en-GB"/>
+              </w:rPr>
+              <w:t>In prep for PNAS.</w:t>
+            </w:r>
+          </w:p>
+        </w:tc>
+      </w:tr>
+      <w:tr>
+        <w:trPr>
+          <w:gridBefore w:val="1"/>
+          <w:wBefore w:w="106" w:type="dxa"/>
+          <w:trHeight w:val="1278"/>
+        </w:trPr>
+        <w:tc>
+          <w:tcPr>
+            <w:tcW w:w="799" w:type="dxa"/>
+          </w:tcPr>
+          <w:p>
+            <w:pPr>
+              <w:jc w:val="right"/>
+              <w:rPr>
+                <w:rFonts w:ascii="Source Serif Pro Light" w:hAnsi="Source Serif Pro Light" w:cs="Times New Roman"/>
+                <w:sz w:val="23"/>
+                <w:szCs w:val="23"/>
+                <w:lang w:val="en-GB"/>
+              </w:rPr>
+            </w:pPr>
+            <w:r>
+              <w:rPr>
+                <w:rFonts w:ascii="Source Serif Pro Light" w:hAnsi="Source Serif Pro Light" w:cs="Times New Roman"/>
+                <w:sz w:val="23"/>
+                <w:szCs w:val="23"/>
+                <w:lang w:val="en-GB"/>
+              </w:rPr>
+              <w:t>1</w:t>
+            </w:r>
+            <w:r>
+              <w:rPr>
+                <w:rFonts w:ascii="Source Serif Pro Light" w:hAnsi="Source Serif Pro Light" w:cs="Times New Roman"/>
+                <w:sz w:val="23"/>
+                <w:szCs w:val="23"/>
+                <w:lang w:val="en-GB"/>
+              </w:rPr>
+              <w:t>7</w:t>
+            </w:r>
+            <w:r>
+              <w:rPr>
+                <w:rFonts w:ascii="Source Serif Pro Light" w:hAnsi="Source Serif Pro Light" w:cs="Times New Roman"/>
+                <w:sz w:val="23"/>
+                <w:szCs w:val="23"/>
+                <w:lang w:val="en-GB"/>
+              </w:rPr>
+              <w:t>.</w:t>
+            </w:r>
+          </w:p>
+        </w:tc>
+        <w:tc>
+          <w:tcPr>
+            <w:tcW w:w="8121" w:type="dxa"/>
+          </w:tcPr>
+          <w:p>
+            <w:pPr>
+              <w:rPr>
+                <w:rFonts w:ascii="Source Serif Pro Light" w:hAnsi="Source Serif Pro Light" w:cs="Times New Roman"/>
+                <w:sz w:val="23"/>
+                <w:szCs w:val="23"/>
+                <w:lang w:val="en-GB"/>
+              </w:rPr>
+            </w:pPr>
+            <w:r>
+              <w:rPr>
+                <w:rFonts w:ascii="Source Serif Pro Light" w:hAnsi="Source Serif Pro Light" w:cs="Times New Roman"/>
+                <w:sz w:val="23"/>
+                <w:szCs w:val="23"/>
+                <w:lang w:val="en-GB"/>
+              </w:rPr>
+              <w:t xml:space="preserve">Stockey, R.G., </w:t>
+            </w:r>
+            <w:r>
+              <w:rPr>
+                <w:rFonts w:ascii="Source Serif Pro" w:hAnsi="Source Serif Pro" w:cs="Times New Roman"/>
+                <w:b/>
+                <w:bCs/>
+                <w:sz w:val="23"/>
+                <w:szCs w:val="23"/>
+                <w:lang w:val="en-GB"/>
+              </w:rPr>
+              <w:t>Cribb, A. T.</w:t>
+            </w:r>
+            <w:r>
+              <w:rPr>
+                <w:rFonts w:ascii="Source Serif Pro Light" w:hAnsi="Source Serif Pro Light" w:cs="Times New Roman"/>
+                <w:sz w:val="23"/>
+                <w:szCs w:val="23"/>
+                <w:lang w:val="en-GB"/>
+              </w:rPr>
+              <w:t xml:space="preserve">, Gruszka, P., Allen, B.J., Dean, C., Bowyer, F., Hulse, D., Pohl, A., Gearty, W., Monarrez, P. Overestimated Permian-Triassic marine extinction due to fossil record bias and heterogeneous ocean deoxygenation. </w:t>
+            </w:r>
+            <w:r>
+              <w:rPr>
+                <w:rFonts w:ascii="Source Serif Pro Light" w:hAnsi="Source Serif Pro Light" w:cs="Times New Roman"/>
+                <w:i/>
+                <w:iCs/>
+                <w:sz w:val="23"/>
+                <w:szCs w:val="23"/>
+                <w:lang w:val="en-GB"/>
+              </w:rPr>
+              <w:t xml:space="preserve">In </w:t>
+            </w:r>
+            <w:r>
+              <w:rPr>
+                <w:rFonts w:ascii="Source Serif Pro Light" w:hAnsi="Source Serif Pro Light" w:cs="Times New Roman"/>
+                <w:i/>
+                <w:iCs/>
+                <w:sz w:val="23"/>
+                <w:szCs w:val="23"/>
+                <w:lang w:val="en-GB"/>
+              </w:rPr>
+              <w:t>prep</w:t>
+            </w:r>
+            <w:r>
+              <w:rPr>
+                <w:rFonts w:ascii="Source Serif Pro Light" w:hAnsi="Source Serif Pro Light" w:cs="Times New Roman"/>
+                <w:i/>
+                <w:iCs/>
+                <w:sz w:val="23"/>
+                <w:szCs w:val="23"/>
+                <w:lang w:val="en-GB"/>
+              </w:rPr>
+              <w:t xml:space="preserve"> for Nature Geoscience</w:t>
+            </w:r>
+            <w:r>
+              <w:rPr>
+                <w:rFonts w:ascii="Source Serif Pro Light" w:hAnsi="Source Serif Pro Light" w:cs="Times New Roman"/>
+                <w:sz w:val="23"/>
+                <w:szCs w:val="23"/>
+                <w:lang w:val="en-GB"/>
+              </w:rPr>
+              <w:t xml:space="preserve">. </w:t>
+            </w:r>
+          </w:p>
+        </w:tc>
+      </w:tr>
+      <w:tr>
+        <w:trPr>
+          <w:gridBefore w:val="1"/>
+          <w:wBefore w:w="106" w:type="dxa"/>
+          <w:trHeight w:val="1827"/>
+        </w:trPr>
+        <w:tc>
+          <w:tcPr>
+            <w:tcW w:w="799" w:type="dxa"/>
+          </w:tcPr>
+          <w:p>
+            <w:pPr>
+              <w:jc w:val="right"/>
+              <w:rPr>
+                <w:rFonts w:ascii="Source Serif Pro Light" w:hAnsi="Source Serif Pro Light" w:cs="Times New Roman"/>
+                <w:sz w:val="23"/>
+                <w:szCs w:val="23"/>
+                <w:lang w:val="en-GB"/>
+              </w:rPr>
+            </w:pPr>
+            <w:r>
+              <w:rPr>
+                <w:rFonts w:ascii="Source Serif Pro Light" w:hAnsi="Source Serif Pro Light" w:cs="Times New Roman"/>
+                <w:sz w:val="23"/>
+                <w:szCs w:val="23"/>
+                <w:lang w:val="en-GB"/>
+              </w:rPr>
+              <w:t>1</w:t>
+            </w:r>
+            <w:r>
+              <w:rPr>
+                <w:rFonts w:ascii="Source Serif Pro Light" w:hAnsi="Source Serif Pro Light" w:cs="Times New Roman"/>
+                <w:sz w:val="23"/>
+                <w:szCs w:val="23"/>
+                <w:lang w:val="en-GB"/>
+              </w:rPr>
+              <w:t>8</w:t>
+            </w:r>
+            <w:r>
+              <w:rPr>
+                <w:rFonts w:ascii="Source Serif Pro Light" w:hAnsi="Source Serif Pro Light" w:cs="Times New Roman"/>
+                <w:sz w:val="23"/>
+                <w:szCs w:val="23"/>
+                <w:lang w:val="en-GB"/>
+              </w:rPr>
+              <w:t>.</w:t>
+            </w:r>
+          </w:p>
+        </w:tc>
+        <w:tc>
+          <w:tcPr>
+            <w:tcW w:w="8121" w:type="dxa"/>
+          </w:tcPr>
+          <w:p>
+            <w:pPr>
+              <w:rPr>
+                <w:rFonts w:ascii="Source Serif Pro Light" w:hAnsi="Source Serif Pro Light" w:cs="Times New Roman"/>
+                <w:i/>
+                <w:iCs/>
+                <w:sz w:val="23"/>
+                <w:szCs w:val="23"/>
+                <w:lang w:val="en-GB"/>
+              </w:rPr>
+            </w:pPr>
+            <w:r>
+              <w:rPr>
+                <w:rFonts w:ascii="Source Serif Pro Light" w:hAnsi="Source Serif Pro Light" w:cs="Times New Roman"/>
+                <w:sz w:val="23"/>
+                <w:szCs w:val="23"/>
+                <w:lang w:val="en-GB"/>
+              </w:rPr>
+              <w:t xml:space="preserve">Stockey, R.G., Li, N, </w:t>
+            </w:r>
+            <w:proofErr w:type="spellStart"/>
+            <w:r>
+              <w:rPr>
+                <w:rFonts w:ascii="Source Serif Pro Light" w:hAnsi="Source Serif Pro Light" w:cs="Times New Roman"/>
+                <w:sz w:val="23"/>
+                <w:szCs w:val="23"/>
+                <w:lang w:val="en-GB"/>
+              </w:rPr>
+              <w:t>Plana</w:t>
+            </w:r>
+            <w:r>
+              <w:rPr>
+                <w:rFonts w:ascii="Source Serif Pro Light" w:hAnsi="Source Serif Pro Light" w:cs="Times New Roman"/>
+                <w:sz w:val="23"/>
+                <w:szCs w:val="23"/>
+                <w:lang w:val="en-GB"/>
+              </w:rPr>
+              <w:t>v</w:t>
+            </w:r>
+            <w:r>
+              <w:rPr>
+                <w:rFonts w:ascii="Source Serif Pro Light" w:hAnsi="Source Serif Pro Light" w:cs="Times New Roman"/>
+                <w:sz w:val="23"/>
+                <w:szCs w:val="23"/>
+                <w:lang w:val="en-GB"/>
+              </w:rPr>
+              <w:t>sky</w:t>
+            </w:r>
+            <w:proofErr w:type="spellEnd"/>
+            <w:r>
+              <w:rPr>
+                <w:rFonts w:ascii="Source Serif Pro Light" w:hAnsi="Source Serif Pro Light" w:cs="Times New Roman"/>
+                <w:sz w:val="23"/>
+                <w:szCs w:val="23"/>
+                <w:lang w:val="en-GB"/>
+              </w:rPr>
+              <w:t xml:space="preserve">, N.J., Pohl, A., Finnegan, S., Sperling, E.A., </w:t>
+            </w:r>
+            <w:r>
+              <w:rPr>
+                <w:rFonts w:ascii="Source Serif Pro" w:hAnsi="Source Serif Pro" w:cs="Times New Roman"/>
+                <w:b/>
+                <w:bCs/>
+                <w:sz w:val="23"/>
+                <w:szCs w:val="23"/>
+                <w:lang w:val="en-GB"/>
+              </w:rPr>
+              <w:t>Cribb, A.T.</w:t>
+            </w:r>
+            <w:r>
+              <w:rPr>
+                <w:rFonts w:ascii="Source Serif Pro Light" w:hAnsi="Source Serif Pro Light" w:cs="Times New Roman"/>
+                <w:sz w:val="23"/>
+                <w:szCs w:val="23"/>
+                <w:lang w:val="en-GB"/>
+              </w:rPr>
+              <w:t xml:space="preserve">, Edwards, C., Dengh, Y., Goldberg, S., Saltzman, M.R., Dahl, T.W., Bergmann, K., Wei, G.Y., Kröger, B., Hopkins, M., Ridgwell, A., Fan, J., Shen, S., Zhang F. Cooling drove shallow ocean oxygenation and promoted the Great Ordovician Biodiversification Event while deep oceans remained anoxic. </w:t>
+            </w:r>
+            <w:r>
+              <w:rPr>
+                <w:rFonts w:ascii="Source Serif Pro Light" w:hAnsi="Source Serif Pro Light" w:cs="Times New Roman"/>
+                <w:i/>
+                <w:iCs/>
+                <w:sz w:val="23"/>
+                <w:szCs w:val="23"/>
+                <w:lang w:val="en-GB"/>
+              </w:rPr>
+              <w:t xml:space="preserve">In </w:t>
+            </w:r>
+            <w:r>
+              <w:rPr>
+                <w:rFonts w:ascii="Source Serif Pro Light" w:hAnsi="Source Serif Pro Light" w:cs="Times New Roman"/>
+                <w:i/>
+                <w:iCs/>
+                <w:sz w:val="23"/>
+                <w:szCs w:val="23"/>
+                <w:lang w:val="en-GB"/>
+              </w:rPr>
+              <w:t>prep</w:t>
+            </w:r>
+            <w:r>
+              <w:rPr>
+                <w:rFonts w:ascii="Source Serif Pro Light" w:hAnsi="Source Serif Pro Light" w:cs="Times New Roman"/>
+                <w:i/>
+                <w:iCs/>
+                <w:sz w:val="23"/>
+                <w:szCs w:val="23"/>
+                <w:lang w:val="en-GB"/>
+              </w:rPr>
+              <w:t xml:space="preserve"> for Proceedings of the National Academy of Sciences</w:t>
+            </w:r>
+          </w:p>
+        </w:tc>
+      </w:tr>
+      <w:tr>
+        <w:trPr>
+          <w:gridBefore w:val="1"/>
+          <w:wBefore w:w="106" w:type="dxa"/>
+          <w:trHeight w:val="360"/>
+        </w:trPr>
+        <w:tc>
+          <w:tcPr>
+            <w:tcW w:w="8920" w:type="dxa"/>
+            <w:gridSpan w:val="2"/>
+          </w:tcPr>
+          <w:p>
+            <w:pPr>
+              <w:jc w:val="both"/>
+              <w:rPr>
+                <w:rFonts w:ascii="Source Serif Pro" w:hAnsi="Source Serif Pro" w:cs="Times New Roman"/>
+                <w:iCs/>
+                <w:sz w:val="23"/>
+                <w:szCs w:val="23"/>
+                <w:u w:val="single"/>
+                <w:lang w:val="en-GB"/>
+              </w:rPr>
+            </w:pPr>
+            <w:r>
+              <w:rPr>
+                <w:rFonts w:ascii="Source Serif Pro" w:hAnsi="Source Serif Pro" w:cs="Times New Roman"/>
+                <w:iCs/>
+                <w:sz w:val="23"/>
+                <w:szCs w:val="23"/>
+                <w:u w:val="single"/>
+                <w:lang w:val="en-GB"/>
+              </w:rPr>
+              <w:t xml:space="preserve">Software development and contributions  </w:t>
+            </w:r>
+          </w:p>
+        </w:tc>
+      </w:tr>
+      <w:tr>
+        <w:trPr>
+          <w:trHeight w:val="972"/>
+        </w:trPr>
+        <w:tc>
+          <w:tcPr>
             <w:tcW w:w="905" w:type="dxa"/>
             <w:gridSpan w:val="2"/>
           </w:tcPr>
@@ -4441,7 +6507,7 @@
                 <w:szCs w:val="23"/>
                 <w:lang w:val="en-GB"/>
               </w:rPr>
-              <w:t>20</w:t>
+              <w:t>19</w:t>
             </w:r>
             <w:r>
               <w:rPr>
@@ -4494,42 +6560,72 @@
                 <w:szCs w:val="23"/>
                 <w:lang w:val="en-GB"/>
               </w:rPr>
-              <w:t xml:space="preserve">, Gruszka, P., Sartin, A., Monarrez, P. PaleoClimR. R package. (in development: github.com/richardstockey/PaleoClimR) </w:t>
+              <w:t xml:space="preserve">, Gruszka, P., Sartin, A., Monarrez, P. </w:t>
+            </w:r>
+            <w:proofErr w:type="spellStart"/>
+            <w:r>
+              <w:rPr>
+                <w:rFonts w:ascii="Source Serif Pro Light" w:hAnsi="Source Serif Pro Light" w:cs="Times New Roman"/>
+                <w:sz w:val="23"/>
+                <w:szCs w:val="23"/>
+                <w:lang w:val="en-GB"/>
+              </w:rPr>
+              <w:t>PaleoClimR</w:t>
+            </w:r>
+            <w:proofErr w:type="spellEnd"/>
+            <w:r>
+              <w:rPr>
+                <w:rFonts w:ascii="Source Serif Pro Light" w:hAnsi="Source Serif Pro Light" w:cs="Times New Roman"/>
+                <w:sz w:val="23"/>
+                <w:szCs w:val="23"/>
+                <w:lang w:val="en-GB"/>
+              </w:rPr>
+              <w:t>. R package. (in development: github.com/</w:t>
+            </w:r>
+            <w:proofErr w:type="spellStart"/>
+            <w:r>
+              <w:rPr>
+                <w:rFonts w:ascii="Source Serif Pro Light" w:hAnsi="Source Serif Pro Light" w:cs="Times New Roman"/>
+                <w:sz w:val="23"/>
+                <w:szCs w:val="23"/>
+                <w:lang w:val="en-GB"/>
+              </w:rPr>
+              <w:t>richardstockey</w:t>
+            </w:r>
+            <w:proofErr w:type="spellEnd"/>
+            <w:r>
+              <w:rPr>
+                <w:rFonts w:ascii="Source Serif Pro Light" w:hAnsi="Source Serif Pro Light" w:cs="Times New Roman"/>
+                <w:sz w:val="23"/>
+                <w:szCs w:val="23"/>
+                <w:lang w:val="en-GB"/>
+              </w:rPr>
+              <w:t>/</w:t>
+            </w:r>
+            <w:proofErr w:type="spellStart"/>
+            <w:r>
+              <w:rPr>
+                <w:rFonts w:ascii="Source Serif Pro Light" w:hAnsi="Source Serif Pro Light" w:cs="Times New Roman"/>
+                <w:sz w:val="23"/>
+                <w:szCs w:val="23"/>
+                <w:lang w:val="en-GB"/>
+              </w:rPr>
+              <w:t>PaleoClimR</w:t>
+            </w:r>
+            <w:proofErr w:type="spellEnd"/>
+            <w:r>
+              <w:rPr>
+                <w:rFonts w:ascii="Source Serif Pro Light" w:hAnsi="Source Serif Pro Light" w:cs="Times New Roman"/>
+                <w:sz w:val="23"/>
+                <w:szCs w:val="23"/>
+                <w:lang w:val="en-GB"/>
+              </w:rPr>
+              <w:t xml:space="preserve">) </w:t>
             </w:r>
           </w:p>
         </w:tc>
       </w:tr>
     </w:tbl>
-    <w:p>
-      <w:pPr>
-        <w:rPr>
-          <w:rFonts w:ascii="Source Serif Pro" w:hAnsi="Source Serif Pro" w:cs="Times New Roman"/>
-          <w:b/>
-          <w:bCs/>
-          <w:lang w:val="en-GB"/>
-        </w:rPr>
-      </w:pPr>
-    </w:p>
-    <w:p>
-      <w:pPr>
-        <w:rPr>
-          <w:rFonts w:ascii="Source Serif Pro" w:hAnsi="Source Serif Pro" w:cs="Times New Roman"/>
-          <w:b/>
-          <w:bCs/>
-          <w:lang w:val="en-GB"/>
-        </w:rPr>
-      </w:pPr>
-    </w:p>
-    <w:p>
-      <w:pPr>
-        <w:rPr>
-          <w:rFonts w:ascii="Source Serif Pro" w:hAnsi="Source Serif Pro" w:cs="Times New Roman"/>
-          <w:b/>
-          <w:bCs/>
-          <w:lang w:val="en-GB"/>
-        </w:rPr>
-      </w:pPr>
-    </w:p>
     <w:p>
       <w:pPr>
         <w:rPr>
@@ -4550,7 +6646,6 @@
           <w:lang w:val="en-GB"/>
           <w14:ligatures w14:val="standardContextual"/>
         </w:rPr>
-        <w:lastRenderedPageBreak/>
         <mc:AlternateContent>
           <mc:Choice Requires="wps">
             <w:drawing>
@@ -4606,7 +6701,7 @@
               </wp:anchor>
             </w:drawing>
           </mc:Choice>
-          <mc:Fallback>
+          <mc:Fallback xmlns:w16cei="http://schemas.microsoft.com/office/word/2026/wordml/cei">
             <w:pict>
               <v:line w14:anchorId="78D70DEF" id="Straight Connector 1" o:spid="_x0000_s1026" style="position:absolute;z-index:251669504;visibility:visible;mso-wrap-style:square;mso-wrap-distance-left:9pt;mso-wrap-distance-top:0;mso-wrap-distance-right:9pt;mso-wrap-distance-bottom:0;mso-position-horizontal:absolute;mso-position-horizontal-relative:text;mso-position-vertical:absolute;mso-position-vertical-relative:text" from=".75pt,16.55pt" to="449.25pt,16.55pt" o:gfxdata="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" strokecolor="black [3213]" strokeweight="1.5pt">
                 <v:stroke linestyle="thinThin" joinstyle="miter"/>
@@ -4683,22 +6778,52 @@
                 <w:szCs w:val="23"/>
                 <w:lang w:val="en-GB"/>
               </w:rPr>
-              <w:t xml:space="preserve">University of Bristol, School of Earth Sciences/School of </w:t>
-            </w:r>
-            <w:r>
-              <w:rPr>
-                <w:rFonts w:ascii="Source Serif Pro SemiBold" w:hAnsi="Source Serif Pro SemiBold" w:cs="Times New Roman"/>
-                <w:b/>
-                <w:bCs/>
-                <w:sz w:val="23"/>
-                <w:szCs w:val="23"/>
-                <w:lang w:val="en-GB"/>
-              </w:rPr>
-              <w:t>Biological Sciences</w:t>
-            </w:r>
-          </w:p>
-          <w:p>
-            <w:pPr>
+              <w:t>European Ge</w:t>
+            </w:r>
+            <w:r>
+              <w:rPr>
+                <w:rFonts w:ascii="Source Serif Pro SemiBold" w:hAnsi="Source Serif Pro SemiBold" w:cs="Times New Roman"/>
+                <w:b/>
+                <w:bCs/>
+                <w:sz w:val="23"/>
+                <w:szCs w:val="23"/>
+                <w:lang w:val="en-GB"/>
+              </w:rPr>
+              <w:t>os</w:t>
+            </w:r>
+            <w:r>
+              <w:rPr>
+                <w:rFonts w:ascii="Source Serif Pro SemiBold" w:hAnsi="Source Serif Pro SemiBold" w:cs="Times New Roman"/>
+                <w:b/>
+                <w:bCs/>
+                <w:sz w:val="23"/>
+                <w:szCs w:val="23"/>
+                <w:lang w:val="en-GB"/>
+              </w:rPr>
+              <w:t>cie</w:t>
+            </w:r>
+            <w:r>
+              <w:rPr>
+                <w:rFonts w:ascii="Source Serif Pro SemiBold" w:hAnsi="Source Serif Pro SemiBold" w:cs="Times New Roman"/>
+                <w:b/>
+                <w:bCs/>
+                <w:sz w:val="23"/>
+                <w:szCs w:val="23"/>
+                <w:lang w:val="en-GB"/>
+              </w:rPr>
+              <w:t>nces Union – Invited speaker</w:t>
+            </w:r>
+          </w:p>
+          <w:p>
+            <w:pPr>
+              <w:rPr>
+                <w:rFonts w:ascii="Source Serif Pro Light" w:hAnsi="Source Serif Pro Light" w:cs="Times New Roman"/>
+                <w:sz w:val="20"/>
+                <w:szCs w:val="20"/>
+                <w:lang w:val="en-GB"/>
+              </w:rPr>
+            </w:pPr>
+            <w:r>
               <w:rPr>
                 <w:rFonts w:ascii="Source Serif Pro Light" w:hAnsi="Source Serif Pro Light" w:cs="Times New Roman"/>
                 <w:i/>
@@ -4707,7 +6832,8 @@
                 <w:szCs w:val="20"/>
                 <w:lang w:val="en-GB"/>
               </w:rPr>
-            </w:pPr>
+              <w:t xml:space="preserve">Session: </w:t>
+            </w:r>
             <w:r>
               <w:rPr>
                 <w:rFonts w:ascii="Source Serif Pro Light" w:hAnsi="Source Serif Pro Light" w:cs="Times New Roman"/>
@@ -4717,26 +6843,50 @@
                 <w:szCs w:val="20"/>
                 <w:lang w:val="en-GB"/>
               </w:rPr>
-              <w:t>Palaeontology seminar, Palaeobiology Research Group</w:t>
-            </w:r>
-          </w:p>
-          <w:p>
-            <w:pPr>
-              <w:rPr>
-                <w:rFonts w:ascii="Source Serif Pro Light" w:hAnsi="Source Serif Pro Light" w:cs="Times New Roman"/>
+              <w:t>B</w:t>
+            </w:r>
+            <w:proofErr w:type="spellStart"/>
+            <w:r>
+              <w:rPr>
+                <w:rFonts w:ascii="Source Serif Pro Light" w:hAnsi="Source Serif Pro Light" w:cs="Times New Roman"/>
+                <w:i/>
+                <w:iCs/>
                 <w:sz w:val="20"/>
                 <w:szCs w:val="20"/>
-                <w:lang w:val="en-GB"/>
-              </w:rPr>
-            </w:pPr>
-            <w:r>
-              <w:rPr>
-                <w:rFonts w:ascii="Source Serif Pro Light" w:hAnsi="Source Serif Pro Light" w:cs="Times New Roman"/>
+              </w:rPr>
+              <w:t>iogeodynamics</w:t>
+            </w:r>
+            <w:proofErr w:type="spellEnd"/>
+            <w:r>
+              <w:rPr>
+                <w:rFonts w:ascii="Source Serif Pro Light" w:hAnsi="Source Serif Pro Light" w:cs="Times New Roman"/>
+                <w:i/>
+                <w:iCs/>
                 <w:sz w:val="20"/>
                 <w:szCs w:val="20"/>
-                <w:lang w:val="en-GB"/>
-              </w:rPr>
-              <w:t>Bristol, England, UK</w:t>
+              </w:rPr>
+              <w:t xml:space="preserve"> and the Co-Evolution of Earth and Life</w:t>
+            </w:r>
+          </w:p>
+          <w:p>
+            <w:pPr>
+              <w:rPr>
+                <w:rFonts w:ascii="Source Serif Pro SemiBold" w:hAnsi="Source Serif Pro SemiBold" w:cs="Times New Roman"/>
+                <w:b/>
+                <w:bCs/>
+                <w:sz w:val="23"/>
+                <w:szCs w:val="23"/>
+                <w:lang w:val="en-GB"/>
+              </w:rPr>
+            </w:pPr>
+            <w:r>
+              <w:rPr>
+                <w:rFonts w:ascii="Source Serif Pro Light" w:hAnsi="Source Serif Pro Light" w:cs="Times New Roman"/>
+                <w:sz w:val="20"/>
+                <w:szCs w:val="20"/>
+                <w:lang w:val="en-GB"/>
+              </w:rPr>
+              <w:t>Vienna, Austria</w:t>
             </w:r>
           </w:p>
         </w:tc>
@@ -4761,7 +6911,7 @@
                 <w:szCs w:val="23"/>
                 <w:lang w:val="en-GB"/>
               </w:rPr>
-              <w:t>2025</w:t>
+              <w:t>2026</w:t>
             </w:r>
           </w:p>
         </w:tc>
@@ -4780,23 +6930,32 @@
                 <w:rFonts w:ascii="Source Serif Pro SemiBold" w:hAnsi="Source Serif Pro SemiBold" w:cs="Times New Roman"/>
                 <w:b/>
                 <w:bCs/>
-                <w:i/>
-                <w:iCs/>
-                <w:sz w:val="23"/>
-                <w:szCs w:val="23"/>
-                <w:lang w:val="en-GB"/>
-              </w:rPr>
-            </w:pPr>
-            <w:r>
-              <w:rPr>
-                <w:rFonts w:ascii="Source Serif Pro SemiBold" w:hAnsi="Source Serif Pro SemiBold" w:cs="Times New Roman"/>
-                <w:b/>
-                <w:bCs/>
-                <w:sz w:val="23"/>
-                <w:szCs w:val="23"/>
-                <w:lang w:val="en-GB"/>
-              </w:rPr>
-              <w:t>Cambridge University, Department of Earth Sciences</w:t>
+                <w:sz w:val="23"/>
+                <w:szCs w:val="23"/>
+                <w:lang w:val="en-GB"/>
+              </w:rPr>
+            </w:pPr>
+            <w:r>
+              <w:rPr>
+                <w:rFonts w:ascii="Source Serif Pro SemiBold" w:hAnsi="Source Serif Pro SemiBold" w:cs="Times New Roman"/>
+                <w:b/>
+                <w:bCs/>
+                <w:sz w:val="23"/>
+                <w:szCs w:val="23"/>
+                <w:lang w:val="en-GB"/>
+              </w:rPr>
+              <w:t xml:space="preserve">University of Bristol, School of Earth Sciences/School of </w:t>
+            </w:r>
+            <w:r>
+              <w:rPr>
+                <w:rFonts w:ascii="Source Serif Pro SemiBold" w:hAnsi="Source Serif Pro SemiBold" w:cs="Times New Roman"/>
+                <w:b/>
+                <w:bCs/>
+                <w:sz w:val="23"/>
+                <w:szCs w:val="23"/>
+                <w:lang w:val="en-GB"/>
+              </w:rPr>
+              <w:t>Biological Sciences</w:t>
             </w:r>
           </w:p>
           <w:p>
@@ -4819,48 +6978,26 @@
                 <w:szCs w:val="20"/>
                 <w:lang w:val="en-GB"/>
               </w:rPr>
-              <w:t xml:space="preserve">Department </w:t>
-            </w:r>
-            <w:r>
-              <w:rPr>
-                <w:rFonts w:ascii="Source Serif Pro Light" w:hAnsi="Source Serif Pro Light" w:cs="Times New Roman"/>
-                <w:i/>
-                <w:iCs/>
+              <w:t>Palaeontology seminar, Palaeobiology Research Group</w:t>
+            </w:r>
+          </w:p>
+          <w:p>
+            <w:pPr>
+              <w:rPr>
+                <w:rFonts w:ascii="Source Serif Pro Light" w:hAnsi="Source Serif Pro Light" w:cs="Times New Roman"/>
                 <w:sz w:val="20"/>
                 <w:szCs w:val="20"/>
                 <w:lang w:val="en-GB"/>
               </w:rPr>
-              <w:t xml:space="preserve">of Earth Sciences </w:t>
-            </w:r>
-            <w:r>
-              <w:rPr>
-                <w:rFonts w:ascii="Source Serif Pro Light" w:hAnsi="Source Serif Pro Light" w:cs="Times New Roman"/>
-                <w:i/>
-                <w:iCs/>
+            </w:pPr>
+            <w:r>
+              <w:rPr>
+                <w:rFonts w:ascii="Source Serif Pro Light" w:hAnsi="Source Serif Pro Light" w:cs="Times New Roman"/>
                 <w:sz w:val="20"/>
                 <w:szCs w:val="20"/>
                 <w:lang w:val="en-GB"/>
               </w:rPr>
-              <w:t>seminar</w:t>
-            </w:r>
-          </w:p>
-          <w:p>
-            <w:pPr>
-              <w:rPr>
-                <w:rFonts w:ascii="Source Serif Pro SemiBold" w:hAnsi="Source Serif Pro SemiBold" w:cs="Times New Roman"/>
-                <w:sz w:val="23"/>
-                <w:szCs w:val="23"/>
-                <w:lang w:val="en-GB"/>
-              </w:rPr>
-            </w:pPr>
-            <w:r>
-              <w:rPr>
-                <w:rFonts w:ascii="Source Serif Pro Light" w:hAnsi="Source Serif Pro Light" w:cs="Times New Roman"/>
-                <w:sz w:val="20"/>
-                <w:szCs w:val="20"/>
-                <w:lang w:val="en-GB"/>
-              </w:rPr>
-              <w:t>Cambridge, England, UK</w:t>
+              <w:t>Bristol, England, UK</w:t>
             </w:r>
           </w:p>
         </w:tc>
@@ -4904,6 +7041,131 @@
                 <w:rFonts w:ascii="Source Serif Pro SemiBold" w:hAnsi="Source Serif Pro SemiBold" w:cs="Times New Roman"/>
                 <w:b/>
                 <w:bCs/>
+                <w:i/>
+                <w:iCs/>
+                <w:sz w:val="23"/>
+                <w:szCs w:val="23"/>
+                <w:lang w:val="en-GB"/>
+              </w:rPr>
+            </w:pPr>
+            <w:r>
+              <w:rPr>
+                <w:rFonts w:ascii="Source Serif Pro SemiBold" w:hAnsi="Source Serif Pro SemiBold" w:cs="Times New Roman"/>
+                <w:b/>
+                <w:bCs/>
+                <w:sz w:val="23"/>
+                <w:szCs w:val="23"/>
+                <w:lang w:val="en-GB"/>
+              </w:rPr>
+              <w:lastRenderedPageBreak/>
+              <w:t>Cambridge University, Department of Earth Sciences</w:t>
+            </w:r>
+          </w:p>
+          <w:p>
+            <w:pPr>
+              <w:rPr>
+                <w:rFonts w:ascii="Source Serif Pro Light" w:hAnsi="Source Serif Pro Light" w:cs="Times New Roman"/>
+                <w:i/>
+                <w:iCs/>
+                <w:sz w:val="20"/>
+                <w:szCs w:val="20"/>
+                <w:lang w:val="en-GB"/>
+              </w:rPr>
+            </w:pPr>
+            <w:r>
+              <w:rPr>
+                <w:rFonts w:ascii="Source Serif Pro Light" w:hAnsi="Source Serif Pro Light" w:cs="Times New Roman"/>
+                <w:i/>
+                <w:iCs/>
+                <w:sz w:val="20"/>
+                <w:szCs w:val="20"/>
+                <w:lang w:val="en-GB"/>
+              </w:rPr>
+              <w:t xml:space="preserve">Department </w:t>
+            </w:r>
+            <w:r>
+              <w:rPr>
+                <w:rFonts w:ascii="Source Serif Pro Light" w:hAnsi="Source Serif Pro Light" w:cs="Times New Roman"/>
+                <w:i/>
+                <w:iCs/>
+                <w:sz w:val="20"/>
+                <w:szCs w:val="20"/>
+                <w:lang w:val="en-GB"/>
+              </w:rPr>
+              <w:t xml:space="preserve">of Earth Sciences </w:t>
+            </w:r>
+            <w:r>
+              <w:rPr>
+                <w:rFonts w:ascii="Source Serif Pro Light" w:hAnsi="Source Serif Pro Light" w:cs="Times New Roman"/>
+                <w:i/>
+                <w:iCs/>
+                <w:sz w:val="20"/>
+                <w:szCs w:val="20"/>
+                <w:lang w:val="en-GB"/>
+              </w:rPr>
+              <w:t>seminar</w:t>
+            </w:r>
+          </w:p>
+          <w:p>
+            <w:pPr>
+              <w:rPr>
+                <w:rFonts w:ascii="Source Serif Pro SemiBold" w:hAnsi="Source Serif Pro SemiBold" w:cs="Times New Roman"/>
+                <w:sz w:val="23"/>
+                <w:szCs w:val="23"/>
+                <w:lang w:val="en-GB"/>
+              </w:rPr>
+            </w:pPr>
+            <w:r>
+              <w:rPr>
+                <w:rFonts w:ascii="Source Serif Pro Light" w:hAnsi="Source Serif Pro Light" w:cs="Times New Roman"/>
+                <w:sz w:val="20"/>
+                <w:szCs w:val="20"/>
+                <w:lang w:val="en-GB"/>
+              </w:rPr>
+              <w:t>Cambridge, England, UK</w:t>
+            </w:r>
+          </w:p>
+        </w:tc>
+        <w:tc>
+          <w:tcPr>
+            <w:tcW w:w="0" w:type="auto"/>
+          </w:tcPr>
+          <w:p>
+            <w:pPr>
+              <w:jc w:val="right"/>
+              <w:rPr>
+                <w:rFonts w:ascii="Source Serif Pro" w:hAnsi="Source Serif Pro" w:cs="Times New Roman"/>
+                <w:sz w:val="23"/>
+                <w:szCs w:val="23"/>
+                <w:lang w:val="en-GB"/>
+              </w:rPr>
+            </w:pPr>
+            <w:r>
+              <w:rPr>
+                <w:rFonts w:ascii="Source Serif Pro" w:hAnsi="Source Serif Pro" w:cs="Times New Roman"/>
+                <w:sz w:val="23"/>
+                <w:szCs w:val="23"/>
+                <w:lang w:val="en-GB"/>
+              </w:rPr>
+              <w:t>2025</w:t>
+            </w:r>
+          </w:p>
+        </w:tc>
+      </w:tr>
+      <w:tr>
+        <w:trPr>
+          <w:trHeight w:val="945"/>
+        </w:trPr>
+        <w:tc>
+          <w:tcPr>
+            <w:tcW w:w="0" w:type="auto"/>
+          </w:tcPr>
+          <w:p>
+            <w:pPr>
+              <w:rPr>
+                <w:rFonts w:ascii="Source Serif Pro SemiBold" w:hAnsi="Source Serif Pro SemiBold" w:cs="Times New Roman"/>
+                <w:b/>
+                <w:bCs/>
                 <w:sz w:val="23"/>
                 <w:szCs w:val="23"/>
                 <w:lang w:val="en-GB"/>
@@ -5714,7 +7976,27 @@
                 <w:szCs w:val="20"/>
                 <w:lang w:val="en-GB"/>
               </w:rPr>
-              <w:t>The European Institute for Marine Sciences (IUEM), Lagonna-Daoulas, Brittany, France</w:t>
+              <w:t xml:space="preserve">The European Institute for Marine Sciences (IUEM), </w:t>
+            </w:r>
+            <w:proofErr w:type="spellStart"/>
+            <w:r>
+              <w:rPr>
+                <w:rFonts w:ascii="Source Serif Pro Light" w:hAnsi="Source Serif Pro Light" w:cs="Times New Roman"/>
+                <w:sz w:val="20"/>
+                <w:szCs w:val="20"/>
+                <w:lang w:val="en-GB"/>
+              </w:rPr>
+              <w:t>Lagonna-Daoulas</w:t>
+            </w:r>
+            <w:proofErr w:type="spellEnd"/>
+            <w:r>
+              <w:rPr>
+                <w:rFonts w:ascii="Source Serif Pro Light" w:hAnsi="Source Serif Pro Light" w:cs="Times New Roman"/>
+                <w:sz w:val="20"/>
+                <w:szCs w:val="20"/>
+                <w:lang w:val="en-GB"/>
+              </w:rPr>
+              <w:t>, Brittany, France</w:t>
             </w:r>
           </w:p>
         </w:tc>
@@ -6095,7 +8377,7 @@
               </wp:anchor>
             </w:drawing>
           </mc:Choice>
-          <mc:Fallback>
+          <mc:Fallback xmlns:w16cei="http://schemas.microsoft.com/office/word/2026/wordml/cei">
             <w:pict>
               <v:line w14:anchorId="5F24347C" id="Straight Connector 1" o:spid="_x0000_s1026" style="position:absolute;z-index:251671552;visibility:visible;mso-wrap-style:square;mso-wrap-distance-left:9pt;mso-wrap-distance-top:0;mso-wrap-distance-right:9pt;mso-wrap-distance-bottom:0;mso-position-horizontal:absolute;mso-position-horizontal-relative:text;mso-position-vertical:absolute;mso-position-vertical-relative:text" from=".75pt,16.55pt" to="449.25pt,16.55pt" o:gfxdata="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" strokecolor="black [3213]" strokeweight="1.5pt">
                 <v:stroke linestyle="thinThin" joinstyle="miter"/>
@@ -6143,7 +8425,7 @@
           <w:u w:val="single"/>
           <w:lang w:val="en-GB"/>
         </w:rPr>
-        <w:t>Student m</w:t>
+        <w:t xml:space="preserve">Student </w:t>
       </w:r>
       <w:r>
         <w:rPr>
@@ -6153,7 +8435,7 @@
           <w:u w:val="single"/>
           <w:lang w:val="en-GB"/>
         </w:rPr>
-        <w:t>entorship</w:t>
+        <w:t>supervision and mentorship</w:t>
       </w:r>
     </w:p>
     <w:tbl>
@@ -6282,14 +8564,25 @@
                 <w:lang w:val="en-GB"/>
               </w:rPr>
             </w:pPr>
-            <w:r>
-              <w:rPr>
-                <w:rFonts w:ascii="Source Serif Pro Light" w:hAnsi="Source Serif Pro Light" w:cs="Times New Roman"/>
-                <w:sz w:val="23"/>
-                <w:szCs w:val="23"/>
-                <w:lang w:val="en-GB"/>
-              </w:rPr>
-              <w:t>MSci Marine Biology with Oceanography, University of Southampton</w:t>
+            <w:proofErr w:type="spellStart"/>
+            <w:r>
+              <w:rPr>
+                <w:rFonts w:ascii="Source Serif Pro Light" w:hAnsi="Source Serif Pro Light" w:cs="Times New Roman"/>
+                <w:sz w:val="23"/>
+                <w:szCs w:val="23"/>
+                <w:lang w:val="en-GB"/>
+              </w:rPr>
+              <w:t>MSci</w:t>
+            </w:r>
+            <w:proofErr w:type="spellEnd"/>
+            <w:r>
+              <w:rPr>
+                <w:rFonts w:ascii="Source Serif Pro Light" w:hAnsi="Source Serif Pro Light" w:cs="Times New Roman"/>
+                <w:sz w:val="23"/>
+                <w:szCs w:val="23"/>
+                <w:lang w:val="en-GB"/>
+              </w:rPr>
+              <w:t xml:space="preserve"> Marine Biology with Oceanography, University of Southampton</w:t>
             </w:r>
           </w:p>
         </w:tc>
@@ -6408,6 +8701,7 @@
                 <w:lang w:val="en-GB"/>
               </w:rPr>
             </w:pPr>
+            <w:proofErr w:type="spellStart"/>
             <w:r>
               <w:rPr>
                 <w:rFonts w:ascii="Source Serif Pro Light" w:hAnsi="Source Serif Pro Light" w:cs="Times New Roman"/>
@@ -6417,6 +8711,7 @@
               </w:rPr>
               <w:t>BSci</w:t>
             </w:r>
+            <w:proofErr w:type="spellEnd"/>
             <w:r>
               <w:rPr>
                 <w:rFonts w:ascii="Source Serif Pro Light" w:hAnsi="Source Serif Pro Light" w:cs="Times New Roman"/>
@@ -6500,24 +8795,11 @@
                 <w:szCs w:val="23"/>
                 <w:lang w:val="en-GB"/>
               </w:rPr>
-              <w:lastRenderedPageBreak/>
               <w:t>Neha Ghosh</w:t>
             </w:r>
           </w:p>
           <w:p>
             <w:pPr>
-              <w:rPr>
-                <w:rFonts w:ascii="Source Serif Pro SemiBold" w:hAnsi="Source Serif Pro SemiBold" w:cs="Times New Roman"/>
-                <w:b/>
-                <w:bCs/>
-                <w:i/>
-                <w:iCs/>
-                <w:sz w:val="23"/>
-                <w:szCs w:val="23"/>
-                <w:lang w:val="en-GB"/>
-              </w:rPr>
-            </w:pPr>
-            <w:r>
               <w:rPr>
                 <w:rFonts w:ascii="Source Serif Pro Light" w:hAnsi="Source Serif Pro Light" w:cs="Times New Roman"/>
                 <w:i/>
@@ -6526,8 +8808,7 @@
                 <w:szCs w:val="20"/>
                 <w:lang w:val="en-GB"/>
               </w:rPr>
-              <w:t xml:space="preserve">Terrestrial ecological </w:t>
-            </w:r>
+            </w:pPr>
             <w:r>
               <w:rPr>
                 <w:rFonts w:ascii="Source Serif Pro Light" w:hAnsi="Source Serif Pro Light" w:cs="Times New Roman"/>
@@ -6537,160 +8818,8 @@
                 <w:szCs w:val="20"/>
                 <w:lang w:val="en-GB"/>
               </w:rPr>
-              <w:t>responses to ancient and modern extinctions</w:t>
-            </w:r>
-          </w:p>
-        </w:tc>
-        <w:tc>
-          <w:tcPr>
-            <w:tcW w:w="3240" w:type="dxa"/>
-          </w:tcPr>
-          <w:p>
-            <w:pPr>
-              <w:rPr>
-                <w:rFonts w:ascii="Source Serif Pro Light" w:hAnsi="Source Serif Pro Light" w:cs="Times New Roman"/>
-                <w:sz w:val="23"/>
-                <w:szCs w:val="23"/>
-                <w:lang w:val="en-GB"/>
-              </w:rPr>
-            </w:pPr>
-            <w:r>
-              <w:rPr>
-                <w:rFonts w:ascii="Source Serif Pro Light" w:hAnsi="Source Serif Pro Light" w:cs="Times New Roman"/>
-                <w:sz w:val="23"/>
-                <w:szCs w:val="23"/>
-                <w:lang w:val="en-GB"/>
-              </w:rPr>
-              <w:t xml:space="preserve">MSci </w:t>
-            </w:r>
-            <w:r>
-              <w:rPr>
-                <w:rFonts w:ascii="Source Serif Pro Light" w:hAnsi="Source Serif Pro Light" w:cs="Times New Roman"/>
-                <w:sz w:val="23"/>
-                <w:szCs w:val="23"/>
-                <w:lang w:val="en-GB"/>
-              </w:rPr>
-              <w:t>Natural Sciences</w:t>
-            </w:r>
-            <w:r>
-              <w:rPr>
-                <w:rFonts w:ascii="Source Serif Pro Light" w:hAnsi="Source Serif Pro Light" w:cs="Times New Roman"/>
-                <w:sz w:val="23"/>
-                <w:szCs w:val="23"/>
-                <w:lang w:val="en-GB"/>
-              </w:rPr>
-              <w:t xml:space="preserve"> (third-year)</w:t>
-            </w:r>
-            <w:r>
-              <w:rPr>
-                <w:rFonts w:ascii="Source Serif Pro Light" w:hAnsi="Source Serif Pro Light" w:cs="Times New Roman"/>
-                <w:sz w:val="23"/>
-                <w:szCs w:val="23"/>
-                <w:lang w:val="en-GB"/>
-              </w:rPr>
-              <w:t>, University of S</w:t>
-            </w:r>
-            <w:r>
-              <w:rPr>
-                <w:rFonts w:ascii="Source Serif Pro Light" w:hAnsi="Source Serif Pro Light" w:cs="Times New Roman"/>
-                <w:sz w:val="23"/>
-                <w:szCs w:val="23"/>
-                <w:lang w:val="en-GB"/>
-              </w:rPr>
-              <w:t>ou</w:t>
-            </w:r>
-            <w:r>
-              <w:rPr>
-                <w:rFonts w:ascii="Source Serif Pro Light" w:hAnsi="Source Serif Pro Light" w:cs="Times New Roman"/>
-                <w:sz w:val="23"/>
-                <w:szCs w:val="23"/>
-                <w:lang w:val="en-GB"/>
-              </w:rPr>
-              <w:t>thampton</w:t>
-            </w:r>
-          </w:p>
-        </w:tc>
-        <w:tc>
-          <w:tcPr>
-            <w:tcW w:w="1376" w:type="dxa"/>
-          </w:tcPr>
-          <w:p>
-            <w:pPr>
-              <w:jc w:val="right"/>
-              <w:rPr>
-                <w:rFonts w:ascii="Source Serif Pro" w:hAnsi="Source Serif Pro" w:cs="Times New Roman"/>
-                <w:sz w:val="23"/>
-                <w:szCs w:val="23"/>
-                <w:lang w:val="en-GB"/>
-              </w:rPr>
-            </w:pPr>
-            <w:r>
-              <w:rPr>
-                <w:rFonts w:ascii="Source Serif Pro" w:hAnsi="Source Serif Pro" w:cs="Times New Roman"/>
-                <w:sz w:val="23"/>
-                <w:szCs w:val="23"/>
-                <w:lang w:val="en-GB"/>
-              </w:rPr>
-              <w:t>2024</w:t>
-            </w:r>
-            <w:r>
-              <w:rPr>
-                <w:rFonts w:ascii="Source Serif Pro" w:hAnsi="Source Serif Pro" w:cs="Times New Roman"/>
-                <w:sz w:val="23"/>
-                <w:szCs w:val="23"/>
-                <w:lang w:val="en-GB"/>
-              </w:rPr>
-              <w:t xml:space="preserve"> - </w:t>
-            </w:r>
-            <w:r>
-              <w:rPr>
-                <w:rFonts w:ascii="Source Serif Pro" w:hAnsi="Source Serif Pro" w:cs="Times New Roman"/>
-                <w:sz w:val="23"/>
-                <w:szCs w:val="23"/>
-                <w:lang w:val="en-GB"/>
-              </w:rPr>
-              <w:t>2025</w:t>
-            </w:r>
-          </w:p>
-        </w:tc>
-      </w:tr>
-      <w:tr>
-        <w:tc>
-          <w:tcPr>
-            <w:tcW w:w="4410" w:type="dxa"/>
-          </w:tcPr>
-          <w:p>
-            <w:pPr>
-              <w:rPr>
-                <w:rFonts w:ascii="Source Serif Pro SemiBold" w:hAnsi="Source Serif Pro SemiBold" w:cs="Times New Roman"/>
-                <w:b/>
-                <w:bCs/>
-                <w:sz w:val="23"/>
-                <w:szCs w:val="23"/>
-                <w:lang w:val="en-GB"/>
-              </w:rPr>
-            </w:pPr>
-            <w:r>
-              <w:rPr>
-                <w:rFonts w:ascii="Source Serif Pro SemiBold" w:hAnsi="Source Serif Pro SemiBold" w:cs="Times New Roman"/>
-                <w:b/>
-                <w:bCs/>
-                <w:sz w:val="23"/>
-                <w:szCs w:val="23"/>
-                <w:lang w:val="en-GB"/>
-              </w:rPr>
-              <w:t xml:space="preserve">Neha Ghosh </w:t>
-            </w:r>
-          </w:p>
-          <w:p>
-            <w:pPr>
-              <w:rPr>
-                <w:rFonts w:ascii="Source Serif Pro Light" w:hAnsi="Source Serif Pro Light" w:cs="Times New Roman"/>
-                <w:sz w:val="23"/>
-                <w:szCs w:val="23"/>
-                <w:lang w:val="en-GB"/>
-              </w:rPr>
-            </w:pPr>
+              <w:t xml:space="preserve">Terrestrial ecological </w:t>
+            </w:r>
             <w:r>
               <w:rPr>
                 <w:rFonts w:ascii="Source Serif Pro Light" w:hAnsi="Source Serif Pro Light" w:cs="Times New Roman"/>
@@ -6700,6 +8829,215 @@
                 <w:szCs w:val="20"/>
                 <w:lang w:val="en-GB"/>
               </w:rPr>
+              <w:t>responses to ancient and modern extinctions</w:t>
+            </w:r>
+          </w:p>
+          <w:p>
+            <w:pPr>
+              <w:rPr>
+                <w:rFonts w:ascii="Source Serif Pro SemiBold" w:hAnsi="Source Serif Pro SemiBold" w:cs="Times New Roman"/>
+                <w:b/>
+                <w:bCs/>
+                <w:i/>
+                <w:iCs/>
+                <w:sz w:val="23"/>
+                <w:szCs w:val="23"/>
+                <w:lang w:val="en-GB"/>
+              </w:rPr>
+            </w:pPr>
+          </w:p>
+        </w:tc>
+        <w:tc>
+          <w:tcPr>
+            <w:tcW w:w="3240" w:type="dxa"/>
+          </w:tcPr>
+          <w:p>
+            <w:pPr>
+              <w:rPr>
+                <w:rFonts w:ascii="Source Serif Pro Light" w:hAnsi="Source Serif Pro Light" w:cs="Times New Roman"/>
+                <w:sz w:val="23"/>
+                <w:szCs w:val="23"/>
+                <w:lang w:val="en-GB"/>
+              </w:rPr>
+            </w:pPr>
+            <w:proofErr w:type="spellStart"/>
+            <w:r>
+              <w:rPr>
+                <w:rFonts w:ascii="Source Serif Pro Light" w:hAnsi="Source Serif Pro Light" w:cs="Times New Roman"/>
+                <w:sz w:val="23"/>
+                <w:szCs w:val="23"/>
+                <w:lang w:val="en-GB"/>
+              </w:rPr>
+              <w:t>MSci</w:t>
+            </w:r>
+            <w:proofErr w:type="spellEnd"/>
+            <w:r>
+              <w:rPr>
+                <w:rFonts w:ascii="Source Serif Pro Light" w:hAnsi="Source Serif Pro Light" w:cs="Times New Roman"/>
+                <w:sz w:val="23"/>
+                <w:szCs w:val="23"/>
+                <w:lang w:val="en-GB"/>
+              </w:rPr>
+              <w:t xml:space="preserve"> </w:t>
+            </w:r>
+            <w:r>
+              <w:rPr>
+                <w:rFonts w:ascii="Source Serif Pro Light" w:hAnsi="Source Serif Pro Light" w:cs="Times New Roman"/>
+                <w:sz w:val="23"/>
+                <w:szCs w:val="23"/>
+                <w:lang w:val="en-GB"/>
+              </w:rPr>
+              <w:t>Natural Sciences</w:t>
+            </w:r>
+            <w:r>
+              <w:rPr>
+                <w:rFonts w:ascii="Source Serif Pro Light" w:hAnsi="Source Serif Pro Light" w:cs="Times New Roman"/>
+                <w:sz w:val="23"/>
+                <w:szCs w:val="23"/>
+                <w:lang w:val="en-GB"/>
+              </w:rPr>
+              <w:t xml:space="preserve"> (</w:t>
+            </w:r>
+            <w:proofErr w:type="gramStart"/>
+            <w:r>
+              <w:rPr>
+                <w:rFonts w:ascii="Source Serif Pro Light" w:hAnsi="Source Serif Pro Light" w:cs="Times New Roman"/>
+                <w:sz w:val="23"/>
+                <w:szCs w:val="23"/>
+                <w:lang w:val="en-GB"/>
+              </w:rPr>
+              <w:t>third-year</w:t>
+            </w:r>
+            <w:proofErr w:type="gramEnd"/>
+            <w:r>
+              <w:rPr>
+                <w:rFonts w:ascii="Source Serif Pro Light" w:hAnsi="Source Serif Pro Light" w:cs="Times New Roman"/>
+                <w:sz w:val="23"/>
+                <w:szCs w:val="23"/>
+                <w:lang w:val="en-GB"/>
+              </w:rPr>
+              <w:t>)</w:t>
+            </w:r>
+            <w:r>
+              <w:rPr>
+                <w:rFonts w:ascii="Source Serif Pro Light" w:hAnsi="Source Serif Pro Light" w:cs="Times New Roman"/>
+                <w:sz w:val="23"/>
+                <w:szCs w:val="23"/>
+                <w:lang w:val="en-GB"/>
+              </w:rPr>
+              <w:t>, University of S</w:t>
+            </w:r>
+            <w:r>
+              <w:rPr>
+                <w:rFonts w:ascii="Source Serif Pro Light" w:hAnsi="Source Serif Pro Light" w:cs="Times New Roman"/>
+                <w:sz w:val="23"/>
+                <w:szCs w:val="23"/>
+                <w:lang w:val="en-GB"/>
+              </w:rPr>
+              <w:t>ou</w:t>
+            </w:r>
+            <w:r>
+              <w:rPr>
+                <w:rFonts w:ascii="Source Serif Pro Light" w:hAnsi="Source Serif Pro Light" w:cs="Times New Roman"/>
+                <w:sz w:val="23"/>
+                <w:szCs w:val="23"/>
+                <w:lang w:val="en-GB"/>
+              </w:rPr>
+              <w:t>thampton</w:t>
+            </w:r>
+          </w:p>
+        </w:tc>
+        <w:tc>
+          <w:tcPr>
+            <w:tcW w:w="1376" w:type="dxa"/>
+          </w:tcPr>
+          <w:p>
+            <w:pPr>
+              <w:jc w:val="right"/>
+              <w:rPr>
+                <w:rFonts w:ascii="Source Serif Pro" w:hAnsi="Source Serif Pro" w:cs="Times New Roman"/>
+                <w:sz w:val="23"/>
+                <w:szCs w:val="23"/>
+                <w:lang w:val="en-GB"/>
+              </w:rPr>
+            </w:pPr>
+            <w:r>
+              <w:rPr>
+                <w:rFonts w:ascii="Source Serif Pro" w:hAnsi="Source Serif Pro" w:cs="Times New Roman"/>
+                <w:sz w:val="23"/>
+                <w:szCs w:val="23"/>
+                <w:lang w:val="en-GB"/>
+              </w:rPr>
+              <w:t>2024</w:t>
+            </w:r>
+            <w:r>
+              <w:rPr>
+                <w:rFonts w:ascii="Source Serif Pro" w:hAnsi="Source Serif Pro" w:cs="Times New Roman"/>
+                <w:sz w:val="23"/>
+                <w:szCs w:val="23"/>
+                <w:lang w:val="en-GB"/>
+              </w:rPr>
+              <w:t xml:space="preserve"> - </w:t>
+            </w:r>
+            <w:r>
+              <w:rPr>
+                <w:rFonts w:ascii="Source Serif Pro" w:hAnsi="Source Serif Pro" w:cs="Times New Roman"/>
+                <w:sz w:val="23"/>
+                <w:szCs w:val="23"/>
+                <w:lang w:val="en-GB"/>
+              </w:rPr>
+              <w:t>2025</w:t>
+            </w:r>
+          </w:p>
+        </w:tc>
+      </w:tr>
+      <w:tr>
+        <w:tc>
+          <w:tcPr>
+            <w:tcW w:w="4410" w:type="dxa"/>
+          </w:tcPr>
+          <w:p>
+            <w:pPr>
+              <w:rPr>
+                <w:rFonts w:ascii="Source Serif Pro SemiBold" w:hAnsi="Source Serif Pro SemiBold" w:cs="Times New Roman"/>
+                <w:b/>
+                <w:bCs/>
+                <w:sz w:val="23"/>
+                <w:szCs w:val="23"/>
+                <w:lang w:val="en-GB"/>
+              </w:rPr>
+            </w:pPr>
+            <w:r>
+              <w:rPr>
+                <w:rFonts w:ascii="Source Serif Pro SemiBold" w:hAnsi="Source Serif Pro SemiBold" w:cs="Times New Roman"/>
+                <w:b/>
+                <w:bCs/>
+                <w:sz w:val="23"/>
+                <w:szCs w:val="23"/>
+                <w:lang w:val="en-GB"/>
+              </w:rPr>
+              <w:lastRenderedPageBreak/>
+              <w:t xml:space="preserve">Neha Ghosh </w:t>
+            </w:r>
+          </w:p>
+          <w:p>
+            <w:pPr>
+              <w:rPr>
+                <w:rFonts w:ascii="Source Serif Pro Light" w:hAnsi="Source Serif Pro Light" w:cs="Times New Roman"/>
+                <w:sz w:val="23"/>
+                <w:szCs w:val="23"/>
+                <w:lang w:val="en-GB"/>
+              </w:rPr>
+            </w:pPr>
+            <w:r>
+              <w:rPr>
+                <w:rFonts w:ascii="Source Serif Pro Light" w:hAnsi="Source Serif Pro Light" w:cs="Times New Roman"/>
+                <w:i/>
+                <w:iCs/>
+                <w:sz w:val="20"/>
+                <w:szCs w:val="20"/>
+                <w:lang w:val="en-GB"/>
+              </w:rPr>
               <w:t xml:space="preserve">A Tale of Two Warming Events: Comparing ecological responses of modern and ancient climatic extremes     </w:t>
             </w:r>
           </w:p>
@@ -6786,9 +9124,10 @@
       <w:pPr>
         <w:rPr>
           <w:rFonts w:ascii="Source Serif Pro" w:hAnsi="Source Serif Pro" w:cs="Times New Roman"/>
+          <w:b/>
+          <w:bCs/>
           <w:sz w:val="23"/>
           <w:szCs w:val="23"/>
-          <w:u w:val="single"/>
           <w:lang w:val="en-GB"/>
         </w:rPr>
       </w:pPr>
@@ -7127,19 +9466,20 @@
                 <w:szCs w:val="23"/>
                 <w:lang w:val="en-GB"/>
               </w:rPr>
-              <w:t>Co-evolution of Life and Eart</w:t>
-            </w:r>
-            <w:r>
-              <w:rPr>
-                <w:rFonts w:ascii="Source Serif Pro SemiBold" w:hAnsi="Source Serif Pro SemiBold" w:cs="Times New Roman"/>
-                <w:b/>
-                <w:bCs/>
-                <w:sz w:val="23"/>
-                <w:szCs w:val="23"/>
-                <w:lang w:val="en-GB"/>
-              </w:rPr>
-              <w:t>h</w:t>
-            </w:r>
+              <w:t>Co-evolution of Life and Earth</w:t>
+            </w:r>
+          </w:p>
+          <w:p>
+            <w:pPr>
+              <w:rPr>
+                <w:rFonts w:ascii="Source Serif Pro Light" w:hAnsi="Source Serif Pro Light" w:cs="Times New Roman"/>
+                <w:i/>
+                <w:iCs/>
+                <w:sz w:val="20"/>
+                <w:szCs w:val="20"/>
+                <w:lang w:val="en-GB"/>
+              </w:rPr>
+            </w:pPr>
           </w:p>
         </w:tc>
         <w:tc>
@@ -7202,17 +9542,6 @@
         </w:tc>
       </w:tr>
     </w:tbl>
-    <w:p>
-      <w:pPr>
-        <w:rPr>
-          <w:rFonts w:ascii="Source Serif Pro" w:hAnsi="Source Serif Pro" w:cs="Times New Roman"/>
-          <w:sz w:val="23"/>
-          <w:szCs w:val="23"/>
-          <w:u w:val="single"/>
-          <w:lang w:val="en-GB"/>
-        </w:rPr>
-      </w:pPr>
-    </w:p>
     <w:p>
       <w:pPr>
         <w:rPr>
@@ -7923,7 +10252,7 @@
               </wp:anchor>
             </w:drawing>
           </mc:Choice>
-          <mc:Fallback>
+          <mc:Fallback xmlns:w16cei="http://schemas.microsoft.com/office/word/2026/wordml/cei">
             <w:pict>
               <v:line w14:anchorId="37DB8E09" id="Straight Connector 1" o:spid="_x0000_s1026" style="position:absolute;z-index:251673600;visibility:visible;mso-wrap-style:square;mso-wrap-distance-left:9pt;mso-wrap-distance-top:0;mso-wrap-distance-right:9pt;mso-wrap-distance-bottom:0;mso-position-horizontal:absolute;mso-position-horizontal-relative:text;mso-position-vertical:absolute;mso-position-vertical-relative:text" from=".75pt,16.55pt" to="449.25pt,16.55pt" o:gfxdata="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" strokecolor="black [3213]" strokeweight="1.5pt">
                 <v:stroke linestyle="thinThin" joinstyle="miter"/>
@@ -8032,6 +10361,88 @@
                 <w:szCs w:val="23"/>
                 <w:lang w:val="en-GB"/>
               </w:rPr>
+              <w:t>Vice-chair of the Earth System Science Group</w:t>
+            </w:r>
+          </w:p>
+        </w:tc>
+        <w:tc>
+          <w:tcPr>
+            <w:tcW w:w="2970" w:type="dxa"/>
+          </w:tcPr>
+          <w:p>
+            <w:pPr>
+              <w:rPr>
+                <w:rFonts w:ascii="Source Serif Pro Light" w:hAnsi="Source Serif Pro Light" w:cs="Times New Roman"/>
+                <w:sz w:val="23"/>
+                <w:szCs w:val="23"/>
+                <w:lang w:val="en-GB"/>
+              </w:rPr>
+            </w:pPr>
+            <w:r>
+              <w:rPr>
+                <w:rFonts w:ascii="Source Serif Pro Light" w:hAnsi="Source Serif Pro Light" w:cs="Times New Roman"/>
+                <w:sz w:val="23"/>
+                <w:szCs w:val="23"/>
+                <w:lang w:val="en-GB"/>
+              </w:rPr>
+              <w:t>Geological Society of London</w:t>
+            </w:r>
+          </w:p>
+        </w:tc>
+        <w:tc>
+          <w:tcPr>
+            <w:tcW w:w="1551" w:type="dxa"/>
+          </w:tcPr>
+          <w:p>
+            <w:pPr>
+              <w:jc w:val="right"/>
+              <w:rPr>
+                <w:rFonts w:ascii="Source Serif Pro" w:hAnsi="Source Serif Pro" w:cs="Times New Roman"/>
+                <w:sz w:val="23"/>
+                <w:szCs w:val="23"/>
+                <w:lang w:val="en-GB"/>
+              </w:rPr>
+            </w:pPr>
+            <w:r>
+              <w:rPr>
+                <w:rFonts w:ascii="Source Serif Pro" w:hAnsi="Source Serif Pro" w:cs="Times New Roman"/>
+                <w:sz w:val="23"/>
+                <w:szCs w:val="23"/>
+                <w:lang w:val="en-GB"/>
+              </w:rPr>
+              <w:t>2026-present</w:t>
+            </w:r>
+          </w:p>
+        </w:tc>
+      </w:tr>
+      <w:tr>
+        <w:trPr>
+          <w:trHeight w:val="675"/>
+        </w:trPr>
+        <w:tc>
+          <w:tcPr>
+            <w:tcW w:w="4495" w:type="dxa"/>
+          </w:tcPr>
+          <w:p>
+            <w:pPr>
+              <w:rPr>
+                <w:rFonts w:ascii="Source Serif Pro SemiBold" w:hAnsi="Source Serif Pro SemiBold" w:cs="Times New Roman"/>
+                <w:b/>
+                <w:bCs/>
+                <w:sz w:val="23"/>
+                <w:szCs w:val="23"/>
+                <w:lang w:val="en-GB"/>
+              </w:rPr>
+            </w:pPr>
+            <w:r>
+              <w:rPr>
+                <w:rFonts w:ascii="Source Serif Pro SemiBold" w:hAnsi="Source Serif Pro SemiBold" w:cs="Times New Roman"/>
+                <w:b/>
+                <w:bCs/>
+                <w:sz w:val="23"/>
+                <w:szCs w:val="23"/>
+                <w:lang w:val="en-GB"/>
+              </w:rPr>
               <w:t>Secretary</w:t>
             </w:r>
             <w:r>
@@ -8114,7 +10525,7 @@
                 <w:szCs w:val="23"/>
                 <w:lang w:val="en-GB"/>
               </w:rPr>
-              <w:t>2023-present</w:t>
+              <w:t>2023-2026</w:t>
             </w:r>
           </w:p>
         </w:tc>
@@ -8495,48 +10906,6 @@
         <w:jc w:val="both"/>
         <w:rPr>
           <w:rFonts w:ascii="Source Serif Pro" w:hAnsi="Source Serif Pro" w:cs="Times New Roman"/>
-          <w:i/>
-          <w:iCs/>
-          <w:sz w:val="23"/>
-          <w:szCs w:val="23"/>
-          <w:u w:val="single"/>
-          <w:lang w:val="en-GB"/>
-        </w:rPr>
-      </w:pPr>
-    </w:p>
-    <w:p>
-      <w:pPr>
-        <w:jc w:val="both"/>
-        <w:rPr>
-          <w:rFonts w:ascii="Source Serif Pro" w:hAnsi="Source Serif Pro" w:cs="Times New Roman"/>
-          <w:i/>
-          <w:iCs/>
-          <w:sz w:val="23"/>
-          <w:szCs w:val="23"/>
-          <w:u w:val="single"/>
-          <w:lang w:val="en-GB"/>
-        </w:rPr>
-      </w:pPr>
-    </w:p>
-    <w:p>
-      <w:pPr>
-        <w:jc w:val="both"/>
-        <w:rPr>
-          <w:rFonts w:ascii="Source Serif Pro" w:hAnsi="Source Serif Pro" w:cs="Times New Roman"/>
-          <w:i/>
-          <w:iCs/>
-          <w:sz w:val="23"/>
-          <w:szCs w:val="23"/>
-          <w:u w:val="single"/>
-          <w:lang w:val="en-GB"/>
-        </w:rPr>
-      </w:pPr>
-    </w:p>
-    <w:p>
-      <w:pPr>
-        <w:jc w:val="both"/>
-        <w:rPr>
-          <w:rFonts w:ascii="Source Serif Pro" w:hAnsi="Source Serif Pro" w:cs="Times New Roman"/>
           <w:sz w:val="23"/>
           <w:szCs w:val="23"/>
           <w:u w:val="single"/>
@@ -8551,7 +10920,6 @@
           <w:u w:val="single"/>
           <w:lang w:val="en-GB"/>
         </w:rPr>
-        <w:lastRenderedPageBreak/>
         <w:t>Academic meeting</w:t>
       </w:r>
       <w:r>
@@ -8626,7 +10994,7 @@
       </w:tblGrid>
       <w:tr>
         <w:trPr>
-          <w:trHeight w:val="1224"/>
+          <w:trHeight w:val="666"/>
         </w:trPr>
         <w:tc>
           <w:tcPr>
@@ -8652,63 +11020,7 @@
                 <w:szCs w:val="23"/>
                 <w:lang w:val="en-GB"/>
               </w:rPr>
-              <w:t>International Fossil Coral and Reef Society</w:t>
-            </w:r>
-            <w:r>
-              <w:rPr>
-                <w:rFonts w:ascii="Source Serif Pro SemiBold" w:hAnsi="Source Serif Pro SemiBold" w:cs="Times New Roman"/>
-                <w:b/>
-                <w:bCs/>
-                <w:sz w:val="23"/>
-                <w:szCs w:val="23"/>
-                <w:lang w:val="en-GB"/>
-              </w:rPr>
-              <w:t>, 4</w:t>
-            </w:r>
-            <w:r>
-              <w:rPr>
-                <w:rFonts w:ascii="Source Serif Pro SemiBold" w:hAnsi="Source Serif Pro SemiBold" w:cs="Times New Roman"/>
-                <w:b/>
-                <w:bCs/>
-                <w:sz w:val="23"/>
-                <w:szCs w:val="23"/>
-                <w:vertAlign w:val="superscript"/>
-                <w:lang w:val="en-GB"/>
-              </w:rPr>
-              <w:t>th</w:t>
-            </w:r>
-            <w:r>
-              <w:rPr>
-                <w:rFonts w:ascii="Source Serif Pro SemiBold" w:hAnsi="Source Serif Pro SemiBold" w:cs="Times New Roman"/>
-                <w:b/>
-                <w:bCs/>
-                <w:sz w:val="23"/>
-                <w:szCs w:val="23"/>
-                <w:lang w:val="en-GB"/>
-              </w:rPr>
-              <w:t xml:space="preserve"> </w:t>
-            </w:r>
-            <w:r>
-              <w:rPr>
-                <w:rFonts w:ascii="Source Serif Pro SemiBold" w:hAnsi="Source Serif Pro SemiBold" w:cs="Times New Roman"/>
-                <w:b/>
-                <w:bCs/>
-                <w:sz w:val="23"/>
-                <w:szCs w:val="23"/>
-                <w:lang w:val="en-GB"/>
-              </w:rPr>
-              <w:t>Early Career Research Symposium</w:t>
-            </w:r>
-            <w:r>
-              <w:rPr>
-                <w:rFonts w:ascii="Source Serif Pro SemiBold" w:hAnsi="Source Serif Pro SemiBold" w:cs="Times New Roman"/>
-                <w:b/>
-                <w:bCs/>
-                <w:sz w:val="23"/>
-                <w:szCs w:val="23"/>
-                <w:lang w:val="en-GB"/>
-              </w:rPr>
-              <w:t xml:space="preserve"> </w:t>
+              <w:t>Life and Planet 2023</w:t>
             </w:r>
           </w:p>
           <w:p>
@@ -8755,25 +11067,7 @@
                 <w:szCs w:val="23"/>
                 <w:lang w:val="en-GB"/>
               </w:rPr>
-              <w:t xml:space="preserve">International Fossil </w:t>
-            </w:r>
-            <w:r>
-              <w:rPr>
-                <w:rFonts w:ascii="Source Serif Pro Light" w:hAnsi="Source Serif Pro Light" w:cs="Times New Roman"/>
-                <w:sz w:val="23"/>
-                <w:szCs w:val="23"/>
-                <w:lang w:val="en-GB"/>
-              </w:rPr>
-              <w:t>Coral and</w:t>
-            </w:r>
-            <w:r>
-              <w:rPr>
-                <w:rFonts w:ascii="Source Serif Pro Light" w:hAnsi="Source Serif Pro Light" w:cs="Times New Roman"/>
-                <w:sz w:val="23"/>
-                <w:szCs w:val="23"/>
-                <w:lang w:val="en-GB"/>
-              </w:rPr>
-              <w:t xml:space="preserve"> Reef Society </w:t>
+              <w:t>Geological Society of London</w:t>
             </w:r>
           </w:p>
         </w:tc>
@@ -8798,14 +11092,14 @@
                 <w:szCs w:val="23"/>
                 <w:lang w:val="en-GB"/>
               </w:rPr>
-              <w:t>2025</w:t>
+              <w:t>2026- present</w:t>
             </w:r>
           </w:p>
         </w:tc>
       </w:tr>
       <w:tr>
         <w:trPr>
-          <w:trHeight w:val="755"/>
+          <w:trHeight w:val="1332"/>
         </w:trPr>
         <w:tc>
           <w:tcPr>
@@ -8831,7 +11125,8 @@
                 <w:szCs w:val="23"/>
                 <w:lang w:val="en-GB"/>
               </w:rPr>
-              <w:t>Life and Planet 2025</w:t>
+              <w:lastRenderedPageBreak/>
+              <w:t xml:space="preserve">International Fossil Coral and Reef Society Early Career Research Symposium </w:t>
             </w:r>
           </w:p>
           <w:p>
@@ -8854,93 +11149,9 @@
                 <w:szCs w:val="20"/>
                 <w:lang w:val="en-GB"/>
               </w:rPr>
-              <w:t>Organizing committee member</w:t>
-            </w:r>
-          </w:p>
-        </w:tc>
-        <w:tc>
-          <w:tcPr>
-            <w:tcW w:w="3240" w:type="dxa"/>
-          </w:tcPr>
-          <w:p>
-            <w:pPr>
-              <w:rPr>
-                <w:rFonts w:ascii="Source Serif Pro Light" w:hAnsi="Source Serif Pro Light" w:cs="Times New Roman"/>
-                <w:sz w:val="23"/>
-                <w:szCs w:val="23"/>
-                <w:lang w:val="en-GB"/>
-              </w:rPr>
-            </w:pPr>
-            <w:r>
-              <w:rPr>
-                <w:rFonts w:ascii="Source Serif Pro Light" w:hAnsi="Source Serif Pro Light" w:cs="Times New Roman"/>
-                <w:sz w:val="23"/>
-                <w:szCs w:val="23"/>
-                <w:lang w:val="en-GB"/>
-              </w:rPr>
-              <w:t>Geological Society of London</w:t>
-            </w:r>
-          </w:p>
-        </w:tc>
-        <w:tc>
-          <w:tcPr>
-            <w:tcW w:w="1281" w:type="dxa"/>
-          </w:tcPr>
-          <w:p>
-            <w:pPr>
-              <w:jc w:val="right"/>
-              <w:rPr>
-                <w:rFonts w:ascii="Source Serif Pro" w:hAnsi="Source Serif Pro" w:cs="Times New Roman"/>
-                <w:sz w:val="23"/>
-                <w:szCs w:val="23"/>
-                <w:lang w:val="en-GB"/>
-              </w:rPr>
-            </w:pPr>
-            <w:r>
-              <w:rPr>
-                <w:rFonts w:ascii="Source Serif Pro" w:hAnsi="Source Serif Pro" w:cs="Times New Roman"/>
-                <w:sz w:val="23"/>
-                <w:szCs w:val="23"/>
-                <w:lang w:val="en-GB"/>
-              </w:rPr>
-              <w:t>2025</w:t>
-            </w:r>
-          </w:p>
-        </w:tc>
-      </w:tr>
-      <w:tr>
-        <w:trPr>
-          <w:trHeight w:val="755"/>
-        </w:trPr>
-        <w:tc>
-          <w:tcPr>
-            <w:tcW w:w="4495" w:type="dxa"/>
-          </w:tcPr>
-          <w:p>
-            <w:pPr>
-              <w:rPr>
-                <w:rFonts w:ascii="Source Serif Pro SemiBold" w:hAnsi="Source Serif Pro SemiBold" w:cs="Times New Roman"/>
-                <w:b/>
-                <w:bCs/>
-                <w:sz w:val="23"/>
-                <w:szCs w:val="23"/>
-                <w:lang w:val="en-GB"/>
-              </w:rPr>
-            </w:pPr>
-            <w:r>
-              <w:rPr>
-                <w:rFonts w:ascii="Source Serif Pro SemiBold" w:hAnsi="Source Serif Pro SemiBold" w:cs="Times New Roman"/>
-                <w:b/>
-                <w:bCs/>
-                <w:sz w:val="23"/>
-                <w:szCs w:val="23"/>
-                <w:lang w:val="en-GB"/>
-              </w:rPr>
-              <w:t>Life and Planet 2024</w:t>
-            </w:r>
-          </w:p>
-          <w:p>
-            <w:pPr>
+              <w:t>Lead o</w:t>
+            </w:r>
+            <w:r>
               <w:rPr>
                 <w:rFonts w:ascii="Source Serif Pro Light" w:hAnsi="Source Serif Pro Light" w:cs="Times New Roman"/>
                 <w:i/>
@@ -8949,6 +11160,123 @@
                 <w:szCs w:val="20"/>
                 <w:lang w:val="en-GB"/>
               </w:rPr>
+              <w:t>rganizing committee member</w:t>
+            </w:r>
+          </w:p>
+        </w:tc>
+        <w:tc>
+          <w:tcPr>
+            <w:tcW w:w="3240" w:type="dxa"/>
+          </w:tcPr>
+          <w:p>
+            <w:pPr>
+              <w:rPr>
+                <w:rFonts w:ascii="Source Serif Pro Light" w:hAnsi="Source Serif Pro Light" w:cs="Times New Roman"/>
+                <w:sz w:val="23"/>
+                <w:szCs w:val="23"/>
+                <w:lang w:val="en-GB"/>
+              </w:rPr>
+            </w:pPr>
+            <w:r>
+              <w:rPr>
+                <w:rFonts w:ascii="Source Serif Pro Light" w:hAnsi="Source Serif Pro Light" w:cs="Times New Roman"/>
+                <w:sz w:val="23"/>
+                <w:szCs w:val="23"/>
+                <w:lang w:val="en-GB"/>
+              </w:rPr>
+              <w:t>International Fossil and Coral Reef Society</w:t>
+            </w:r>
+          </w:p>
+        </w:tc>
+        <w:tc>
+          <w:tcPr>
+            <w:tcW w:w="1281" w:type="dxa"/>
+          </w:tcPr>
+          <w:p>
+            <w:pPr>
+              <w:jc w:val="right"/>
+              <w:rPr>
+                <w:rFonts w:ascii="Source Serif Pro" w:hAnsi="Source Serif Pro" w:cs="Times New Roman"/>
+                <w:sz w:val="23"/>
+                <w:szCs w:val="23"/>
+                <w:lang w:val="en-GB"/>
+              </w:rPr>
+            </w:pPr>
+            <w:r>
+              <w:rPr>
+                <w:rFonts w:ascii="Source Serif Pro" w:hAnsi="Source Serif Pro" w:cs="Times New Roman"/>
+                <w:sz w:val="23"/>
+                <w:szCs w:val="23"/>
+                <w:lang w:val="en-GB"/>
+              </w:rPr>
+              <w:t>2026</w:t>
+            </w:r>
+          </w:p>
+        </w:tc>
+      </w:tr>
+      <w:tr>
+        <w:trPr>
+          <w:trHeight w:val="1224"/>
+        </w:trPr>
+        <w:tc>
+          <w:tcPr>
+            <w:tcW w:w="4495" w:type="dxa"/>
+          </w:tcPr>
+          <w:p>
+            <w:pPr>
+              <w:rPr>
+                <w:rFonts w:ascii="Source Serif Pro SemiBold" w:hAnsi="Source Serif Pro SemiBold" w:cs="Times New Roman"/>
+                <w:b/>
+                <w:bCs/>
+                <w:sz w:val="23"/>
+                <w:szCs w:val="23"/>
+                <w:lang w:val="en-GB"/>
+              </w:rPr>
+            </w:pPr>
+            <w:r>
+              <w:rPr>
+                <w:rFonts w:ascii="Source Serif Pro SemiBold" w:hAnsi="Source Serif Pro SemiBold" w:cs="Times New Roman"/>
+                <w:b/>
+                <w:bCs/>
+                <w:sz w:val="23"/>
+                <w:szCs w:val="23"/>
+                <w:lang w:val="en-GB"/>
+              </w:rPr>
+              <w:t>International Fossil Coral and Reef Society</w:t>
+            </w:r>
+            <w:r>
+              <w:rPr>
+                <w:rFonts w:ascii="Source Serif Pro SemiBold" w:hAnsi="Source Serif Pro SemiBold" w:cs="Times New Roman"/>
+                <w:b/>
+                <w:bCs/>
+                <w:sz w:val="23"/>
+                <w:szCs w:val="23"/>
+                <w:lang w:val="en-GB"/>
+              </w:rPr>
+              <w:t xml:space="preserve"> Early Career Research Symposium</w:t>
+            </w:r>
+            <w:r>
+              <w:rPr>
+                <w:rFonts w:ascii="Source Serif Pro SemiBold" w:hAnsi="Source Serif Pro SemiBold" w:cs="Times New Roman"/>
+                <w:b/>
+                <w:bCs/>
+                <w:sz w:val="23"/>
+                <w:szCs w:val="23"/>
+                <w:lang w:val="en-GB"/>
+              </w:rPr>
+              <w:t xml:space="preserve"> </w:t>
+            </w:r>
+          </w:p>
+          <w:p>
+            <w:pPr>
+              <w:rPr>
+                <w:rFonts w:ascii="Source Serif Pro SemiBold" w:hAnsi="Source Serif Pro SemiBold" w:cs="Times New Roman"/>
+                <w:b/>
+                <w:bCs/>
+                <w:sz w:val="23"/>
+                <w:szCs w:val="23"/>
+                <w:lang w:val="en-GB"/>
+              </w:rPr>
             </w:pPr>
             <w:r>
               <w:rPr>
@@ -8959,7 +11287,18 @@
                 <w:szCs w:val="20"/>
                 <w:lang w:val="en-GB"/>
               </w:rPr>
-              <w:t>Organizing committee member</w:t>
+              <w:t>Deputy o</w:t>
+            </w:r>
+            <w:r>
+              <w:rPr>
+                <w:rFonts w:ascii="Source Serif Pro Light" w:hAnsi="Source Serif Pro Light" w:cs="Times New Roman"/>
+                <w:i/>
+                <w:iCs/>
+                <w:sz w:val="20"/>
+                <w:szCs w:val="20"/>
+                <w:lang w:val="en-GB"/>
+              </w:rPr>
+              <w:t>rganizing committee member</w:t>
             </w:r>
           </w:p>
         </w:tc>
@@ -8983,7 +11322,7 @@
                 <w:szCs w:val="23"/>
                 <w:lang w:val="en-GB"/>
               </w:rPr>
-              <w:t>Geological Society of London</w:t>
+              <w:t xml:space="preserve">International Fossil and Coral Reef Society </w:t>
             </w:r>
           </w:p>
         </w:tc>
@@ -9008,7 +11347,7 @@
                 <w:szCs w:val="23"/>
                 <w:lang w:val="en-GB"/>
               </w:rPr>
-              <w:t>2024</w:t>
+              <w:t>2025</w:t>
             </w:r>
           </w:p>
         </w:tc>
@@ -9114,111 +11453,6 @@
                 <w:lang w:val="en-GB"/>
               </w:rPr>
               <w:t>2024</w:t>
-            </w:r>
-          </w:p>
-        </w:tc>
-      </w:tr>
-      <w:tr>
-        <w:trPr>
-          <w:trHeight w:val="755"/>
-        </w:trPr>
-        <w:tc>
-          <w:tcPr>
-            <w:tcW w:w="4495" w:type="dxa"/>
-          </w:tcPr>
-          <w:p>
-            <w:pPr>
-              <w:rPr>
-                <w:rFonts w:ascii="Source Serif Pro SemiBold" w:hAnsi="Source Serif Pro SemiBold" w:cs="Times New Roman"/>
-                <w:b/>
-                <w:bCs/>
-                <w:sz w:val="23"/>
-                <w:szCs w:val="23"/>
-                <w:lang w:val="en-GB"/>
-              </w:rPr>
-            </w:pPr>
-            <w:r>
-              <w:rPr>
-                <w:rFonts w:ascii="Source Serif Pro SemiBold" w:hAnsi="Source Serif Pro SemiBold" w:cs="Times New Roman"/>
-                <w:b/>
-                <w:bCs/>
-                <w:sz w:val="23"/>
-                <w:szCs w:val="23"/>
-                <w:lang w:val="en-GB"/>
-              </w:rPr>
-              <w:t>Life and Planet 2023</w:t>
-            </w:r>
-          </w:p>
-          <w:p>
-            <w:pPr>
-              <w:rPr>
-                <w:rFonts w:ascii="Source Serif Pro SemiBold" w:hAnsi="Source Serif Pro SemiBold" w:cs="Times New Roman"/>
-                <w:b/>
-                <w:bCs/>
-                <w:sz w:val="23"/>
-                <w:szCs w:val="23"/>
-                <w:lang w:val="en-GB"/>
-              </w:rPr>
-            </w:pPr>
-            <w:r>
-              <w:rPr>
-                <w:rFonts w:ascii="Source Serif Pro Light" w:hAnsi="Source Serif Pro Light" w:cs="Times New Roman"/>
-                <w:i/>
-                <w:iCs/>
-                <w:sz w:val="20"/>
-                <w:szCs w:val="20"/>
-                <w:lang w:val="en-GB"/>
-              </w:rPr>
-              <w:t>Organizing committee member</w:t>
-            </w:r>
-          </w:p>
-        </w:tc>
-        <w:tc>
-          <w:tcPr>
-            <w:tcW w:w="3240" w:type="dxa"/>
-          </w:tcPr>
-          <w:p>
-            <w:pPr>
-              <w:rPr>
-                <w:rFonts w:ascii="Source Serif Pro Light" w:hAnsi="Source Serif Pro Light" w:cs="Times New Roman"/>
-                <w:sz w:val="23"/>
-                <w:szCs w:val="23"/>
-                <w:lang w:val="en-GB"/>
-              </w:rPr>
-            </w:pPr>
-            <w:r>
-              <w:rPr>
-                <w:rFonts w:ascii="Source Serif Pro Light" w:hAnsi="Source Serif Pro Light" w:cs="Times New Roman"/>
-                <w:sz w:val="23"/>
-                <w:szCs w:val="23"/>
-                <w:lang w:val="en-GB"/>
-              </w:rPr>
-              <w:t>Geological Society of London</w:t>
-            </w:r>
-          </w:p>
-        </w:tc>
-        <w:tc>
-          <w:tcPr>
-            <w:tcW w:w="1281" w:type="dxa"/>
-          </w:tcPr>
-          <w:p>
-            <w:pPr>
-              <w:jc w:val="right"/>
-              <w:rPr>
-                <w:rFonts w:ascii="Source Serif Pro" w:hAnsi="Source Serif Pro" w:cs="Times New Roman"/>
-                <w:sz w:val="23"/>
-                <w:szCs w:val="23"/>
-                <w:lang w:val="en-GB"/>
-              </w:rPr>
-            </w:pPr>
-            <w:r>
-              <w:rPr>
-                <w:rFonts w:ascii="Source Serif Pro" w:hAnsi="Source Serif Pro" w:cs="Times New Roman"/>
-                <w:sz w:val="23"/>
-                <w:szCs w:val="23"/>
-                <w:lang w:val="en-GB"/>
-              </w:rPr>
-              <w:t>2023</w:t>
             </w:r>
           </w:p>
         </w:tc>
@@ -10530,7 +12764,6 @@
                 <w:szCs w:val="23"/>
                 <w:lang w:val="en-GB"/>
               </w:rPr>
-              <w:lastRenderedPageBreak/>
               <w:t>Phanerozoic Earth-Life Transitions</w:t>
             </w:r>
           </w:p>
@@ -10639,6 +12872,42 @@
           <w:lang w:val="en-GB"/>
         </w:rPr>
       </w:pPr>
+    </w:p>
+    <w:p>
+      <w:pPr>
+        <w:jc w:val="both"/>
+        <w:rPr>
+          <w:rFonts w:ascii="Source Serif Pro" w:hAnsi="Source Serif Pro" w:cs="Times New Roman"/>
+          <w:sz w:val="23"/>
+          <w:szCs w:val="23"/>
+          <w:u w:val="single"/>
+          <w:lang w:val="en-GB"/>
+        </w:rPr>
+      </w:pPr>
+    </w:p>
+    <w:p>
+      <w:pPr>
+        <w:jc w:val="both"/>
+        <w:rPr>
+          <w:rFonts w:ascii="Source Serif Pro" w:hAnsi="Source Serif Pro" w:cs="Times New Roman"/>
+          <w:sz w:val="23"/>
+          <w:szCs w:val="23"/>
+          <w:u w:val="single"/>
+          <w:lang w:val="en-GB"/>
+        </w:rPr>
+      </w:pPr>
+    </w:p>
+    <w:p>
+      <w:pPr>
+        <w:jc w:val="both"/>
+        <w:rPr>
+          <w:rFonts w:ascii="Source Serif Pro" w:hAnsi="Source Serif Pro" w:cs="Times New Roman"/>
+          <w:sz w:val="23"/>
+          <w:szCs w:val="23"/>
+          <w:u w:val="single"/>
+          <w:lang w:val="en-GB"/>
+        </w:rPr>
+      </w:pPr>
       <w:r>
         <w:rPr>
           <w:rFonts w:ascii="Source Serif Pro" w:hAnsi="Source Serif Pro" w:cs="Times New Roman"/>
@@ -10647,6 +12916,7 @@
           <w:u w:val="single"/>
           <w:lang w:val="en-GB"/>
         </w:rPr>
+        <w:lastRenderedPageBreak/>
         <w:t xml:space="preserve">Other service </w:t>
       </w:r>
       <w:r>
@@ -10741,7 +13011,31 @@
                 <w:szCs w:val="20"/>
                 <w:lang w:val="en-GB"/>
               </w:rPr>
-              <w:t xml:space="preserve"> for PalAss President’s Prize </w:t>
+              <w:t xml:space="preserve"> for </w:t>
+            </w:r>
+            <w:proofErr w:type="spellStart"/>
+            <w:r>
+              <w:rPr>
+                <w:rFonts w:ascii="Source Serif Pro Light" w:hAnsi="Source Serif Pro Light" w:cs="Times New Roman"/>
+                <w:i/>
+                <w:iCs/>
+                <w:sz w:val="20"/>
+                <w:szCs w:val="20"/>
+                <w:lang w:val="en-GB"/>
+              </w:rPr>
+              <w:t>PalAss</w:t>
+            </w:r>
+            <w:proofErr w:type="spellEnd"/>
+            <w:r>
+              <w:rPr>
+                <w:rFonts w:ascii="Source Serif Pro Light" w:hAnsi="Source Serif Pro Light" w:cs="Times New Roman"/>
+                <w:i/>
+                <w:iCs/>
+                <w:sz w:val="20"/>
+                <w:szCs w:val="20"/>
+                <w:lang w:val="en-GB"/>
+              </w:rPr>
+              <w:t xml:space="preserve"> President’s Prize </w:t>
             </w:r>
             <w:r>
               <w:rPr>
@@ -11156,6 +13450,15 @@
           <w:lang w:val="en-GB"/>
         </w:rPr>
       </w:pPr>
+      <w:r>
+        <w:rPr>
+          <w:rFonts w:ascii="Source Serif Pro Light" w:hAnsi="Source Serif Pro Light" w:cs="Times New Roman"/>
+          <w:sz w:val="22"/>
+          <w:szCs w:val="22"/>
+          <w:lang w:val="en-GB"/>
+        </w:rPr>
+        <w:t xml:space="preserve">Journals: </w:t>
+      </w:r>
       <w:r>
         <w:rPr>
           <w:rFonts w:ascii="Source Serif Pro Light" w:hAnsi="Source Serif Pro Light" w:cs="Times New Roman"/>
@@ -11234,7 +13537,31 @@
           <w:szCs w:val="22"/>
           <w:lang w:val="en-GB"/>
         </w:rPr>
-        <w:t>Journal of Open Source Science</w:t>
+        <w:t xml:space="preserve">Journal of </w:t>
+      </w:r>
+      <w:proofErr w:type="gramStart"/>
+      <w:r>
+        <w:rPr>
+          <w:rFonts w:ascii="Source Serif Pro Light" w:hAnsi="Source Serif Pro Light" w:cs="Times New Roman"/>
+          <w:i/>
+          <w:iCs/>
+          <w:sz w:val="22"/>
+          <w:szCs w:val="22"/>
+          <w:lang w:val="en-GB"/>
+        </w:rPr>
+        <w:t>Open Source</w:t>
+      </w:r>
+      <w:proofErr w:type="gramEnd"/>
+      <w:r>
+        <w:rPr>
+          <w:rFonts w:ascii="Source Serif Pro Light" w:hAnsi="Source Serif Pro Light" w:cs="Times New Roman"/>
+          <w:i/>
+          <w:iCs/>
+          <w:sz w:val="22"/>
+          <w:szCs w:val="22"/>
+          <w:lang w:val="en-GB"/>
+        </w:rPr>
+        <w:t xml:space="preserve"> Science</w:t>
       </w:r>
       <w:r>
         <w:rPr>
@@ -11244,6 +13571,26 @@
           <w:lang w:val="en-GB"/>
         </w:rPr>
         <w:t>;</w:t>
+      </w:r>
+      <w:r>
+        <w:rPr>
+          <w:rFonts w:ascii="Source Serif Pro Light" w:hAnsi="Source Serif Pro Light" w:cs="Times New Roman"/>
+          <w:sz w:val="22"/>
+          <w:szCs w:val="22"/>
+          <w:lang w:val="en-GB"/>
+        </w:rPr>
+        <w:t xml:space="preserve"> </w:t>
+      </w:r>
+      <w:r>
+        <w:rPr>
+          <w:rFonts w:ascii="Source Serif Pro Light" w:hAnsi="Source Serif Pro Light" w:cs="Times New Roman"/>
+          <w:i/>
+          <w:iCs/>
+          <w:sz w:val="22"/>
+          <w:szCs w:val="22"/>
+          <w:lang w:val="en-GB"/>
+        </w:rPr>
+        <w:t>Nature Communications Biology;</w:t>
       </w:r>
       <w:r>
         <w:rPr>
@@ -11394,6 +13741,61 @@
     </w:p>
     <w:p>
       <w:pPr>
+        <w:ind w:left="90"/>
+        <w:rPr>
+          <w:rFonts w:ascii="Source Serif Pro Light" w:hAnsi="Source Serif Pro Light" w:cs="Times New Roman"/>
+          <w:sz w:val="22"/>
+          <w:szCs w:val="22"/>
+          <w:lang w:val="en-GB"/>
+        </w:rPr>
+      </w:pPr>
+      <w:r>
+        <w:rPr>
+          <w:rFonts w:ascii="Source Serif Pro Light" w:hAnsi="Source Serif Pro Light" w:cs="Times New Roman"/>
+          <w:sz w:val="22"/>
+          <w:szCs w:val="22"/>
+          <w:lang w:val="en-GB"/>
+        </w:rPr>
+        <w:t xml:space="preserve">Funding agencies: </w:t>
+      </w:r>
+      <w:r>
+        <w:rPr>
+          <w:rFonts w:ascii="Source Serif Pro Light" w:hAnsi="Source Serif Pro Light" w:cs="Times New Roman"/>
+          <w:i/>
+          <w:iCs/>
+          <w:sz w:val="22"/>
+          <w:szCs w:val="22"/>
+          <w:lang w:val="en-GB"/>
+        </w:rPr>
+        <w:t xml:space="preserve">American </w:t>
+      </w:r>
+      <w:r>
+        <w:rPr>
+          <w:rFonts w:ascii="Source Serif Pro Light" w:hAnsi="Source Serif Pro Light" w:cs="Times New Roman"/>
+          <w:i/>
+          <w:iCs/>
+          <w:sz w:val="22"/>
+          <w:szCs w:val="22"/>
+          <w:lang w:val="en-GB"/>
+        </w:rPr>
+        <w:t>Chemical Society</w:t>
+      </w:r>
+    </w:p>
+    <w:p>
+      <w:pPr>
+        <w:ind w:left="90"/>
+        <w:rPr>
+          <w:rFonts w:ascii="Source Serif Pro Light" w:hAnsi="Source Serif Pro Light" w:cs="Times New Roman"/>
+          <w:i/>
+          <w:iCs/>
+          <w:sz w:val="22"/>
+          <w:szCs w:val="22"/>
+          <w:lang w:val="en-GB"/>
+        </w:rPr>
+      </w:pPr>
+    </w:p>
+    <w:p>
+      <w:pPr>
         <w:jc w:val="both"/>
         <w:rPr>
           <w:rFonts w:ascii="Source Serif Pro" w:hAnsi="Source Serif Pro" w:cs="Times New Roman"/>
@@ -11469,7 +13871,29 @@
           <w:szCs w:val="22"/>
           <w:lang w:val="en-GB"/>
         </w:rPr>
-        <w:t xml:space="preserve"> Geological Society of Lonon Earth System Science Group;</w:t>
+        <w:t xml:space="preserve"> Geological Society of Lon</w:t>
+      </w:r>
+      <w:r>
+        <w:rPr>
+          <w:rFonts w:ascii="Source Serif Pro Light" w:hAnsi="Source Serif Pro Light" w:cs="Times New Roman"/>
+          <w:i/>
+          <w:iCs/>
+          <w:sz w:val="22"/>
+          <w:szCs w:val="22"/>
+          <w:lang w:val="en-GB"/>
+        </w:rPr>
+        <w:t>d</w:t>
+      </w:r>
+      <w:r>
+        <w:rPr>
+          <w:rFonts w:ascii="Source Serif Pro Light" w:hAnsi="Source Serif Pro Light" w:cs="Times New Roman"/>
+          <w:i/>
+          <w:iCs/>
+          <w:sz w:val="22"/>
+          <w:szCs w:val="22"/>
+          <w:lang w:val="en-GB"/>
+        </w:rPr>
+        <w:t>on Earth System Science Group;</w:t>
       </w:r>
       <w:r>
         <w:rPr>
@@ -11593,7 +14017,7 @@
               </wp:anchor>
             </w:drawing>
           </mc:Choice>
-          <mc:Fallback>
+          <mc:Fallback xmlns:w16cei="http://schemas.microsoft.com/office/word/2026/wordml/cei">
             <w:pict>
               <v:line w14:anchorId="089A00DA" id="Straight Connector 1" o:spid="_x0000_s1026" style="position:absolute;z-index:251675648;visibility:visible;mso-wrap-style:square;mso-wrap-distance-left:9pt;mso-wrap-distance-top:0;mso-wrap-distance-right:9pt;mso-wrap-distance-bottom:0;mso-position-horizontal:absolute;mso-position-horizontal-relative:text;mso-position-vertical:absolute;mso-position-vertical-relative:text" from=".75pt,16.55pt" to="449.25pt,16.55pt" o:gfxdata="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" strokecolor="black [3213]" strokeweight="1.5pt">
                 <v:stroke linestyle="thinThin" joinstyle="miter"/>
@@ -12302,8 +14726,31 @@
                 <w:szCs w:val="23"/>
                 <w:lang w:val="en-GB"/>
               </w:rPr>
-              <w:lastRenderedPageBreak/>
-              <w:t xml:space="preserve">Stem Bytes Seminar Speaker, Women in Science and Engineering (WiSE) chapter of the University of Southern California </w:t>
+              <w:t>Stem Bytes Seminar Speaker, Women in Science and Engineering (</w:t>
+            </w:r>
+            <w:proofErr w:type="spellStart"/>
+            <w:r>
+              <w:rPr>
+                <w:rFonts w:ascii="Source Serif Pro SemiBold" w:hAnsi="Source Serif Pro SemiBold" w:cs="Times New Roman"/>
+                <w:b/>
+                <w:bCs/>
+                <w:sz w:val="23"/>
+                <w:szCs w:val="23"/>
+                <w:lang w:val="en-GB"/>
+              </w:rPr>
+              <w:t>WiSE</w:t>
+            </w:r>
+            <w:proofErr w:type="spellEnd"/>
+            <w:r>
+              <w:rPr>
+                <w:rFonts w:ascii="Source Serif Pro SemiBold" w:hAnsi="Source Serif Pro SemiBold" w:cs="Times New Roman"/>
+                <w:b/>
+                <w:bCs/>
+                <w:sz w:val="23"/>
+                <w:szCs w:val="23"/>
+                <w:lang w:val="en-GB"/>
+              </w:rPr>
+              <w:t xml:space="preserve">) chapter of the University of Southern California </w:t>
             </w:r>
           </w:p>
           <w:p>
@@ -12420,6 +14867,7 @@
                 <w:szCs w:val="23"/>
                 <w:lang w:val="en-GB"/>
               </w:rPr>
+              <w:lastRenderedPageBreak/>
               <w:t>On Point, National Public Radio (NPR) guest</w:t>
             </w:r>
           </w:p>
@@ -12499,7 +14947,31 @@
                 <w:szCs w:val="20"/>
                 <w:lang w:val="en-GB"/>
               </w:rPr>
-              <w:t>Invited to discuss undergraduate honors thesis to a national audience on live radio</w:t>
+              <w:t xml:space="preserve">Invited to discuss undergraduate </w:t>
+            </w:r>
+            <w:proofErr w:type="spellStart"/>
+            <w:r>
+              <w:rPr>
+                <w:rFonts w:ascii="Source Serif Pro Light" w:hAnsi="Source Serif Pro Light" w:cs="Times New Roman"/>
+                <w:i/>
+                <w:iCs/>
+                <w:sz w:val="20"/>
+                <w:szCs w:val="20"/>
+                <w:lang w:val="en-GB"/>
+              </w:rPr>
+              <w:t>honors</w:t>
+            </w:r>
+            <w:proofErr w:type="spellEnd"/>
+            <w:r>
+              <w:rPr>
+                <w:rFonts w:ascii="Source Serif Pro Light" w:hAnsi="Source Serif Pro Light" w:cs="Times New Roman"/>
+                <w:i/>
+                <w:iCs/>
+                <w:sz w:val="20"/>
+                <w:szCs w:val="20"/>
+                <w:lang w:val="en-GB"/>
+              </w:rPr>
+              <w:t xml:space="preserve"> thesis to a national audience on live radio</w:t>
             </w:r>
           </w:p>
         </w:tc>
@@ -12530,16 +15002,6 @@
         </w:tc>
       </w:tr>
     </w:tbl>
-    <w:p>
-      <w:pPr>
-        <w:rPr>
-          <w:rFonts w:ascii="Source Serif Pro" w:hAnsi="Source Serif Pro" w:cs="Times New Roman"/>
-          <w:b/>
-          <w:bCs/>
-          <w:lang w:val="en-GB"/>
-        </w:rPr>
-      </w:pPr>
-    </w:p>
     <w:p>
       <w:pPr>
         <w:rPr>
@@ -12625,7 +15087,7 @@
               </wp:anchor>
             </w:drawing>
           </mc:Choice>
-          <mc:Fallback>
+          <mc:Fallback xmlns:w16cei="http://schemas.microsoft.com/office/word/2026/wordml/cei">
             <w:pict>
               <v:line w14:anchorId="04591E81" id="Straight Connector 1" o:spid="_x0000_s1026" style="position:absolute;z-index:251677696;visibility:visible;mso-wrap-style:square;mso-wrap-distance-left:9pt;mso-wrap-distance-top:0;mso-wrap-distance-right:9pt;mso-wrap-distance-bottom:0;mso-position-horizontal:absolute;mso-position-horizontal-relative:text;mso-position-vertical:absolute;mso-position-vertical-relative:text" from=".75pt,16.55pt" to="449.25pt,16.55pt" o:gfxdata="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" strokecolor="black [3213]" strokeweight="1.5pt">
                 <v:stroke linestyle="thinThin" joinstyle="miter"/>
@@ -12777,10 +15239,19 @@
             <w:r>
               <w:rPr>
                 <w:rFonts w:ascii="Source Serif Pro Light" w:hAnsi="Source Serif Pro Light" w:cs="Times New Roman"/>
-                <w:sz w:val="23"/>
-                <w:szCs w:val="23"/>
-              </w:rPr>
-              <w:t>23.</w:t>
+                <w:sz w:val="28"/>
+                <w:szCs w:val="28"/>
+                <w:vertAlign w:val="superscript"/>
+              </w:rPr>
+              <w:t>†</w:t>
+            </w:r>
+            <w:r>
+              <w:rPr>
+                <w:rFonts w:ascii="Source Serif Pro Light" w:hAnsi="Source Serif Pro Light" w:cs="Times New Roman"/>
+                <w:sz w:val="23"/>
+                <w:szCs w:val="23"/>
+              </w:rPr>
+              <w:t>24.</w:t>
             </w:r>
           </w:p>
         </w:tc>
@@ -12803,7 +15274,15 @@
                 <w:sz w:val="23"/>
                 <w:szCs w:val="23"/>
               </w:rPr>
-              <w:t xml:space="preserve">Cribb, A.T. 2025. What controlled the appearance of coral reef biodiversity hotspots throughout the Phanerozoic? </w:t>
+              <w:t>Cribb, A.T</w:t>
+            </w:r>
+            <w:r>
+              <w:rPr>
+                <w:rFonts w:ascii="Source Serif Pro Light" w:hAnsi="Source Serif Pro Light" w:cs="Times New Roman"/>
+                <w:sz w:val="23"/>
+                <w:szCs w:val="23"/>
+              </w:rPr>
+              <w:t xml:space="preserve">., Sartin, A., Allen, B., Stockey, R., Monarrez, P., Hulse, D. 2026. Ecological and biogeochemical consequences of benthic ecosystem engineer responses to the end-Permian mass extinction. </w:t>
             </w:r>
             <w:r>
               <w:rPr>
@@ -12813,7 +15292,66 @@
                 <w:sz w:val="23"/>
                 <w:szCs w:val="23"/>
               </w:rPr>
-              <w:t xml:space="preserve">International Fossil </w:t>
+              <w:t>EGU General Assembly</w:t>
+            </w:r>
+            <w:r>
+              <w:rPr>
+                <w:rFonts w:ascii="Source Serif Pro Light" w:hAnsi="Source Serif Pro Light" w:cs="Times New Roman"/>
+                <w:sz w:val="23"/>
+                <w:szCs w:val="23"/>
+              </w:rPr>
+              <w:t>. Vienna, Austria. Invited.</w:t>
+            </w:r>
+          </w:p>
+        </w:tc>
+      </w:tr>
+      <w:tr>
+        <w:trPr>
+          <w:trHeight w:val="279"/>
+        </w:trPr>
+        <w:tc>
+          <w:tcPr>
+            <w:tcW w:w="715" w:type="dxa"/>
+          </w:tcPr>
+          <w:p>
+            <w:pPr>
+              <w:jc w:val="right"/>
+              <w:rPr>
+                <w:rFonts w:ascii="Source Serif Pro Light" w:hAnsi="Source Serif Pro Light" w:cs="Times New Roman"/>
+                <w:sz w:val="23"/>
+                <w:szCs w:val="23"/>
+              </w:rPr>
+            </w:pPr>
+            <w:r>
+              <w:rPr>
+                <w:rFonts w:ascii="Source Serif Pro Light" w:hAnsi="Source Serif Pro Light" w:cs="Times New Roman"/>
+                <w:sz w:val="23"/>
+                <w:szCs w:val="23"/>
+              </w:rPr>
+              <w:t>23.</w:t>
+            </w:r>
+          </w:p>
+        </w:tc>
+        <w:tc>
+          <w:tcPr>
+            <w:tcW w:w="8301" w:type="dxa"/>
+          </w:tcPr>
+          <w:p>
+            <w:pPr>
+              <w:jc w:val="both"/>
+              <w:rPr>
+                <w:rFonts w:ascii="Source Serif Pro Light" w:hAnsi="Source Serif Pro Light" w:cs="Times New Roman"/>
+                <w:sz w:val="23"/>
+                <w:szCs w:val="23"/>
+              </w:rPr>
+            </w:pPr>
+            <w:r>
+              <w:rPr>
+                <w:rFonts w:ascii="Source Serif Pro Light" w:hAnsi="Source Serif Pro Light" w:cs="Times New Roman"/>
+                <w:sz w:val="23"/>
+                <w:szCs w:val="23"/>
+              </w:rPr>
+              <w:t xml:space="preserve">Cribb, A.T. 2025. What controlled the appearance of coral reef biodiversity hotspots throughout the Phanerozoic? </w:t>
             </w:r>
             <w:r>
               <w:rPr>
@@ -12823,7 +15361,79 @@
                 <w:sz w:val="23"/>
                 <w:szCs w:val="23"/>
               </w:rPr>
-              <w:t>and Coral</w:t>
+              <w:t>International Fossil Coral and Reef Society Early Career Symposium</w:t>
+            </w:r>
+            <w:r>
+              <w:rPr>
+                <w:rFonts w:ascii="Source Serif Pro Light" w:hAnsi="Source Serif Pro Light" w:cs="Times New Roman"/>
+                <w:sz w:val="23"/>
+                <w:szCs w:val="23"/>
+              </w:rPr>
+              <w:t xml:space="preserve">. Online. Oral presentation. </w:t>
+            </w:r>
+          </w:p>
+        </w:tc>
+      </w:tr>
+      <w:tr>
+        <w:tc>
+          <w:tcPr>
+            <w:tcW w:w="715" w:type="dxa"/>
+          </w:tcPr>
+          <w:p>
+            <w:pPr>
+              <w:jc w:val="right"/>
+              <w:rPr>
+                <w:rFonts w:ascii="Source Serif Pro Light" w:hAnsi="Source Serif Pro Light" w:cs="Times New Roman"/>
+                <w:sz w:val="23"/>
+                <w:szCs w:val="23"/>
+              </w:rPr>
+            </w:pPr>
+            <w:r>
+              <w:rPr>
+                <w:rFonts w:ascii="Source Serif Pro Light" w:hAnsi="Source Serif Pro Light" w:cs="Times New Roman"/>
+                <w:sz w:val="23"/>
+                <w:szCs w:val="23"/>
+              </w:rPr>
+              <w:t>22.</w:t>
+            </w:r>
+          </w:p>
+        </w:tc>
+        <w:tc>
+          <w:tcPr>
+            <w:tcW w:w="8301" w:type="dxa"/>
+          </w:tcPr>
+          <w:p>
+            <w:pPr>
+              <w:jc w:val="both"/>
+              <w:rPr>
+                <w:rFonts w:ascii="Source Serif Pro Light" w:hAnsi="Source Serif Pro Light" w:cs="Times New Roman"/>
+                <w:sz w:val="23"/>
+                <w:szCs w:val="23"/>
+              </w:rPr>
+            </w:pPr>
+            <w:r>
+              <w:rPr>
+                <w:rFonts w:ascii="Source Serif Pro Light" w:hAnsi="Source Serif Pro Light" w:cs="Times New Roman"/>
+                <w:sz w:val="23"/>
+                <w:szCs w:val="23"/>
+              </w:rPr>
+              <w:t>Cribb, A.T. 2025. Responses and effects of marine ecosystem eng</w:t>
+            </w:r>
+            <w:r>
+              <w:rPr>
+                <w:rFonts w:ascii="Source Serif Pro Light" w:hAnsi="Source Serif Pro Light" w:cs="Times New Roman"/>
+                <w:sz w:val="23"/>
+                <w:szCs w:val="23"/>
+              </w:rPr>
+              <w:t>i</w:t>
+            </w:r>
+            <w:r>
+              <w:rPr>
+                <w:rFonts w:ascii="Source Serif Pro Light" w:hAnsi="Source Serif Pro Light" w:cs="Times New Roman"/>
+                <w:sz w:val="23"/>
+                <w:szCs w:val="23"/>
+              </w:rPr>
+              <w:t xml:space="preserve">neers during the end-Permian mass extinction. </w:t>
             </w:r>
             <w:r>
               <w:rPr>
@@ -12833,15 +15443,15 @@
                 <w:sz w:val="23"/>
                 <w:szCs w:val="23"/>
               </w:rPr>
-              <w:t xml:space="preserve"> Reef Society Early Career Symposium</w:t>
-            </w:r>
-            <w:r>
-              <w:rPr>
-                <w:rFonts w:ascii="Source Serif Pro Light" w:hAnsi="Source Serif Pro Light" w:cs="Times New Roman"/>
-                <w:sz w:val="23"/>
-                <w:szCs w:val="23"/>
-              </w:rPr>
-              <w:t xml:space="preserve">. Online. Oral presentation. </w:t>
+              <w:t>Crossing the Paleontological-Ecological Gap &amp; Conservation Paleobiology Symposium</w:t>
+            </w:r>
+            <w:r>
+              <w:rPr>
+                <w:rFonts w:ascii="Source Serif Pro Light" w:hAnsi="Source Serif Pro Light" w:cs="Times New Roman"/>
+                <w:sz w:val="23"/>
+                <w:szCs w:val="23"/>
+              </w:rPr>
+              <w:t>, Zurich, Switzerland. Oral presentation.</w:t>
             </w:r>
           </w:p>
         </w:tc>
@@ -12866,7 +15476,7 @@
                 <w:sz w:val="23"/>
                 <w:szCs w:val="23"/>
               </w:rPr>
-              <w:t>22.</w:t>
+              <w:t>21.</w:t>
             </w:r>
           </w:p>
         </w:tc>
@@ -12889,23 +15499,7 @@
                 <w:sz w:val="23"/>
                 <w:szCs w:val="23"/>
               </w:rPr>
-              <w:t>Cribb, A.T. 2025. Responses and effects of marine ecosystem eng</w:t>
-            </w:r>
-            <w:r>
-              <w:rPr>
-                <w:rFonts w:ascii="Source Serif Pro Light" w:hAnsi="Source Serif Pro Light" w:cs="Times New Roman"/>
-                <w:sz w:val="23"/>
-                <w:szCs w:val="23"/>
-              </w:rPr>
-              <w:t>i</w:t>
-            </w:r>
-            <w:r>
-              <w:rPr>
-                <w:rFonts w:ascii="Source Serif Pro Light" w:hAnsi="Source Serif Pro Light" w:cs="Times New Roman"/>
-                <w:sz w:val="23"/>
-                <w:szCs w:val="23"/>
-              </w:rPr>
-              <w:t xml:space="preserve">neers during the end-Permian mass extinction. </w:t>
+              <w:t xml:space="preserve">Cribb, A.T. 2025. Ecological and climatic controls on coral reef biodiversity hotspots through the Phanerozoic. </w:t>
             </w:r>
             <w:r>
               <w:rPr>
@@ -12915,15 +15509,15 @@
                 <w:sz w:val="23"/>
                 <w:szCs w:val="23"/>
               </w:rPr>
-              <w:t>Crossing the Paleontological-Ecological Gap &amp; Conservation Paleobiology Symposium</w:t>
-            </w:r>
-            <w:r>
-              <w:rPr>
-                <w:rFonts w:ascii="Source Serif Pro Light" w:hAnsi="Source Serif Pro Light" w:cs="Times New Roman"/>
-                <w:sz w:val="23"/>
-                <w:szCs w:val="23"/>
-              </w:rPr>
-              <w:t>, Zurich, Switzerland. Oral presentation.</w:t>
+              <w:t>Life and Planet</w:t>
+            </w:r>
+            <w:r>
+              <w:rPr>
+                <w:rFonts w:ascii="Source Serif Pro Light" w:hAnsi="Source Serif Pro Light" w:cs="Times New Roman"/>
+                <w:sz w:val="23"/>
+                <w:szCs w:val="23"/>
+              </w:rPr>
+              <w:t xml:space="preserve">, London, England. Oral presentation. Highlight talk. </w:t>
             </w:r>
           </w:p>
         </w:tc>
@@ -12948,7 +15542,7 @@
                 <w:sz w:val="23"/>
                 <w:szCs w:val="23"/>
               </w:rPr>
-              <w:t>21.</w:t>
+              <w:t>20.</w:t>
             </w:r>
           </w:p>
         </w:tc>
@@ -12971,7 +15565,7 @@
                 <w:sz w:val="23"/>
                 <w:szCs w:val="23"/>
               </w:rPr>
-              <w:t xml:space="preserve">Cribb, A.T. 2025. Ecological and climatic controls on coral reef biodiversity hotspots through the Phanerozoic. </w:t>
+              <w:t xml:space="preserve">Cribb, A.T. 2024. Do ecosystem engineers facilitate recovery after mass extinctions? </w:t>
             </w:r>
             <w:r>
               <w:rPr>
@@ -12981,15 +15575,15 @@
                 <w:sz w:val="23"/>
                 <w:szCs w:val="23"/>
               </w:rPr>
-              <w:t>Life and Planet</w:t>
-            </w:r>
-            <w:r>
-              <w:rPr>
-                <w:rFonts w:ascii="Source Serif Pro Light" w:hAnsi="Source Serif Pro Light" w:cs="Times New Roman"/>
-                <w:sz w:val="23"/>
-                <w:szCs w:val="23"/>
-              </w:rPr>
-              <w:t xml:space="preserve">, London, England. Oral presentation. Highlight talk. </w:t>
+              <w:t xml:space="preserve">Palaeontological Association Annual Meeting. </w:t>
+            </w:r>
+            <w:r>
+              <w:rPr>
+                <w:rFonts w:ascii="Source Serif Pro Light" w:hAnsi="Source Serif Pro Light" w:cs="Times New Roman"/>
+                <w:sz w:val="23"/>
+                <w:szCs w:val="23"/>
+              </w:rPr>
+              <w:t xml:space="preserve">Erlangen, Germany. Poster presentation. </w:t>
             </w:r>
           </w:p>
         </w:tc>
@@ -13013,8 +15607,17 @@
                 <w:rFonts w:ascii="Source Serif Pro Light" w:hAnsi="Source Serif Pro Light" w:cs="Times New Roman"/>
                 <w:sz w:val="23"/>
                 <w:szCs w:val="23"/>
-              </w:rPr>
-              <w:t>20.</w:t>
+                <w:vertAlign w:val="superscript"/>
+              </w:rPr>
+              <w:t>†</w:t>
+            </w:r>
+            <w:r>
+              <w:rPr>
+                <w:rFonts w:ascii="Source Serif Pro Light" w:hAnsi="Source Serif Pro Light" w:cs="Times New Roman"/>
+                <w:sz w:val="23"/>
+                <w:szCs w:val="23"/>
+              </w:rPr>
+              <w:t>19.</w:t>
             </w:r>
           </w:p>
         </w:tc>
@@ -13037,7 +15640,7 @@
                 <w:sz w:val="23"/>
                 <w:szCs w:val="23"/>
               </w:rPr>
-              <w:t xml:space="preserve">Cribb, A.T. 2024. Do ecosystem engineers facilitate recovery after mass extinctions? </w:t>
+              <w:t xml:space="preserve">Cribb, A.T. 2024. Role of ecosystem engineers in Phanerozoic biodiversity and ecology. </w:t>
             </w:r>
             <w:r>
               <w:rPr>
@@ -13047,15 +15650,15 @@
                 <w:sz w:val="23"/>
                 <w:szCs w:val="23"/>
               </w:rPr>
-              <w:t xml:space="preserve">Palaeontological Association Annual Meeting. </w:t>
-            </w:r>
-            <w:r>
-              <w:rPr>
-                <w:rFonts w:ascii="Source Serif Pro Light" w:hAnsi="Source Serif Pro Light" w:cs="Times New Roman"/>
-                <w:sz w:val="23"/>
-                <w:szCs w:val="23"/>
-              </w:rPr>
-              <w:t xml:space="preserve">Erlangen, Germany. Poster presentation. </w:t>
+              <w:t>Geological Society of America Annual Meeting</w:t>
+            </w:r>
+            <w:r>
+              <w:rPr>
+                <w:rFonts w:ascii="Source Serif Pro Light" w:hAnsi="Source Serif Pro Light" w:cs="Times New Roman"/>
+                <w:sz w:val="23"/>
+                <w:szCs w:val="23"/>
+              </w:rPr>
+              <w:t xml:space="preserve">, Anaheim, CA. Oral presentation. Invited keynote for “Phylogenetic and Computational Approaches in Paleobiology.”  </w:t>
             </w:r>
           </w:p>
         </w:tc>
@@ -13079,17 +15682,8 @@
                 <w:rFonts w:ascii="Source Serif Pro Light" w:hAnsi="Source Serif Pro Light" w:cs="Times New Roman"/>
                 <w:sz w:val="23"/>
                 <w:szCs w:val="23"/>
-                <w:vertAlign w:val="superscript"/>
-              </w:rPr>
-              <w:t>†</w:t>
-            </w:r>
-            <w:r>
-              <w:rPr>
-                <w:rFonts w:ascii="Source Serif Pro Light" w:hAnsi="Source Serif Pro Light" w:cs="Times New Roman"/>
-                <w:sz w:val="23"/>
-                <w:szCs w:val="23"/>
-              </w:rPr>
-              <w:t>19.</w:t>
+              </w:rPr>
+              <w:t>18.</w:t>
             </w:r>
           </w:p>
         </w:tc>
@@ -13112,7 +15706,7 @@
                 <w:sz w:val="23"/>
                 <w:szCs w:val="23"/>
               </w:rPr>
-              <w:t xml:space="preserve">Cribb, A.T. 2024. Role of ecosystem engineers in Phanerozoic biodiversity and ecology. </w:t>
+              <w:t xml:space="preserve">Cribb, A.T., Darroch, S.A.F., Gearty, W., Ezard, T.H.G. 2024. Phanerozoic marine biodiversity increased in presence of ecosystem engineers. </w:t>
             </w:r>
             <w:r>
               <w:rPr>
@@ -13122,15 +15716,15 @@
                 <w:sz w:val="23"/>
                 <w:szCs w:val="23"/>
               </w:rPr>
-              <w:t>Geological Society of America Annual Meeting</w:t>
-            </w:r>
-            <w:r>
-              <w:rPr>
-                <w:rFonts w:ascii="Source Serif Pro Light" w:hAnsi="Source Serif Pro Light" w:cs="Times New Roman"/>
-                <w:sz w:val="23"/>
-                <w:szCs w:val="23"/>
-              </w:rPr>
-              <w:t xml:space="preserve">, Anaheim, CA. Oral presentation. Invited keynote for “Phylogenetic and Computational Approaches in Paleobiology.”  </w:t>
+              <w:t>Life and Planet</w:t>
+            </w:r>
+            <w:r>
+              <w:rPr>
+                <w:rFonts w:ascii="Source Serif Pro Light" w:hAnsi="Source Serif Pro Light" w:cs="Times New Roman"/>
+                <w:sz w:val="23"/>
+                <w:szCs w:val="23"/>
+              </w:rPr>
+              <w:t>, London, England. Poster presentation.</w:t>
             </w:r>
           </w:p>
         </w:tc>
@@ -13155,7 +15749,7 @@
                 <w:sz w:val="23"/>
                 <w:szCs w:val="23"/>
               </w:rPr>
-              <w:t>18.</w:t>
+              <w:t>17.</w:t>
             </w:r>
           </w:p>
         </w:tc>
@@ -13165,20 +15759,19 @@
           </w:tcPr>
           <w:p>
             <w:pPr>
-              <w:jc w:val="both"/>
-              <w:rPr>
-                <w:rFonts w:ascii="Source Serif Pro Light" w:hAnsi="Source Serif Pro Light" w:cs="Times New Roman"/>
-                <w:sz w:val="23"/>
-                <w:szCs w:val="23"/>
-              </w:rPr>
-            </w:pPr>
-            <w:r>
-              <w:rPr>
-                <w:rFonts w:ascii="Source Serif Pro Light" w:hAnsi="Source Serif Pro Light" w:cs="Times New Roman"/>
-                <w:sz w:val="23"/>
-                <w:szCs w:val="23"/>
-              </w:rPr>
-              <w:t xml:space="preserve">Cribb, A.T., Darroch, S.A.F., Gearty, W., Ezard, T.H.G. 2024. Phanerozoic marine biodiversity increased in presence of ecosystem engineers. </w:t>
+              <w:rPr>
+                <w:rFonts w:ascii="Source Serif Pro Light" w:hAnsi="Source Serif Pro Light" w:cs="Times New Roman"/>
+                <w:sz w:val="23"/>
+                <w:szCs w:val="23"/>
+              </w:rPr>
+            </w:pPr>
+            <w:r>
+              <w:rPr>
+                <w:rFonts w:ascii="Source Serif Pro Light" w:hAnsi="Source Serif Pro Light" w:cs="Times New Roman"/>
+                <w:sz w:val="23"/>
+                <w:szCs w:val="23"/>
+              </w:rPr>
+              <w:t xml:space="preserve">Cribb, A.T., Darroch, S.A.F., Ezard, T.H.G. 2024. Ecosystem engineers impact marine biodiversity through the Phanerozoic. </w:t>
             </w:r>
             <w:r>
               <w:rPr>
@@ -13188,15 +15781,15 @@
                 <w:sz w:val="23"/>
                 <w:szCs w:val="23"/>
               </w:rPr>
-              <w:t>Life and Planet</w:t>
-            </w:r>
-            <w:r>
-              <w:rPr>
-                <w:rFonts w:ascii="Source Serif Pro Light" w:hAnsi="Source Serif Pro Light" w:cs="Times New Roman"/>
-                <w:sz w:val="23"/>
-                <w:szCs w:val="23"/>
-              </w:rPr>
-              <w:t>, London, England. Poster presentation.</w:t>
+              <w:t>European Geosciences Union</w:t>
+            </w:r>
+            <w:r>
+              <w:rPr>
+                <w:rFonts w:ascii="Source Serif Pro Light" w:hAnsi="Source Serif Pro Light" w:cs="Times New Roman"/>
+                <w:sz w:val="23"/>
+                <w:szCs w:val="23"/>
+              </w:rPr>
+              <w:t>, Vienna, Austria. Oral presentation (virtual).</w:t>
             </w:r>
           </w:p>
         </w:tc>
@@ -13221,7 +15814,7 @@
                 <w:sz w:val="23"/>
                 <w:szCs w:val="23"/>
               </w:rPr>
-              <w:t>17.</w:t>
+              <w:t>16.</w:t>
             </w:r>
           </w:p>
         </w:tc>
@@ -13243,7 +15836,7 @@
                 <w:sz w:val="23"/>
                 <w:szCs w:val="23"/>
               </w:rPr>
-              <w:t xml:space="preserve">Cribb, A.T., Darroch, S.A.F., Ezard, T.H.G. 2024. Ecosystem engineers impact marine biodiversity through the Phanerozoic. </w:t>
+              <w:t xml:space="preserve">Cribb, A.T., Stockey, R.G., Feng, X., Bottjer, D.J. 2023. Environmental drivers and biogeochemical consequences of benthic extinctions in the Early Triassic. </w:t>
             </w:r>
             <w:r>
               <w:rPr>
@@ -13253,15 +15846,15 @@
                 <w:sz w:val="23"/>
                 <w:szCs w:val="23"/>
               </w:rPr>
-              <w:t>European Geosciences Union</w:t>
-            </w:r>
-            <w:r>
-              <w:rPr>
-                <w:rFonts w:ascii="Source Serif Pro Light" w:hAnsi="Source Serif Pro Light" w:cs="Times New Roman"/>
-                <w:sz w:val="23"/>
-                <w:szCs w:val="23"/>
-              </w:rPr>
-              <w:t>, Vienna, Austria. Oral presentation (virtual).</w:t>
+              <w:t>Geological Society of America Annual Meeting</w:t>
+            </w:r>
+            <w:r>
+              <w:rPr>
+                <w:rFonts w:ascii="Source Serif Pro Light" w:hAnsi="Source Serif Pro Light" w:cs="Times New Roman"/>
+                <w:sz w:val="23"/>
+                <w:szCs w:val="23"/>
+              </w:rPr>
+              <w:t>, Pittsburgh, PA, USA. Oral presentation.</w:t>
             </w:r>
           </w:p>
         </w:tc>
@@ -13286,7 +15879,7 @@
                 <w:sz w:val="23"/>
                 <w:szCs w:val="23"/>
               </w:rPr>
-              <w:t>16.</w:t>
+              <w:t>15.</w:t>
             </w:r>
           </w:p>
         </w:tc>
@@ -13308,7 +15901,7 @@
                 <w:sz w:val="23"/>
                 <w:szCs w:val="23"/>
               </w:rPr>
-              <w:t xml:space="preserve">Cribb, A.T., Stockey, R.G., Feng, X., Bottjer, D.J. 2023. Environmental drivers and biogeochemical consequences of benthic extinctions in the Early Triassic. </w:t>
+              <w:t xml:space="preserve">Cribb, A.T., Darroch, S.A.F., Ezard, T.H.G. 2023. How to engineer a habitable planet: New frameworks for understanding the rise and fall of marine ecosystem engineers through Earth history. </w:t>
             </w:r>
             <w:r>
               <w:rPr>
@@ -13318,15 +15911,15 @@
                 <w:sz w:val="23"/>
                 <w:szCs w:val="23"/>
               </w:rPr>
-              <w:t>Geological Society of America Annual Meeting</w:t>
-            </w:r>
-            <w:r>
-              <w:rPr>
-                <w:rFonts w:ascii="Source Serif Pro Light" w:hAnsi="Source Serif Pro Light" w:cs="Times New Roman"/>
-                <w:sz w:val="23"/>
-                <w:szCs w:val="23"/>
-              </w:rPr>
-              <w:t>, Pittsburgh, PA, USA. Oral presentation.</w:t>
+              <w:t>The Palaeontological Association Annual Meeting</w:t>
+            </w:r>
+            <w:r>
+              <w:rPr>
+                <w:rFonts w:ascii="Source Serif Pro Light" w:hAnsi="Source Serif Pro Light" w:cs="Times New Roman"/>
+                <w:sz w:val="23"/>
+                <w:szCs w:val="23"/>
+              </w:rPr>
+              <w:t>, Cambridge, England. Oral presentation. Selected for the annual meeting symposium, “Ecosystem engineers through deep time”</w:t>
             </w:r>
           </w:p>
         </w:tc>
@@ -13351,7 +15944,8 @@
                 <w:sz w:val="23"/>
                 <w:szCs w:val="23"/>
               </w:rPr>
-              <w:t>15.</w:t>
+              <w:lastRenderedPageBreak/>
+              <w:t>14.</w:t>
             </w:r>
           </w:p>
         </w:tc>
@@ -13373,7 +15967,7 @@
                 <w:sz w:val="23"/>
                 <w:szCs w:val="23"/>
               </w:rPr>
-              <w:t xml:space="preserve">Cribb, A.T., Darroch, S.A.F., Ezard, T.H.G. 2023. How to engineer a habitable planet: New frameworks for understanding the rise and fall of marine ecosystem engineers through Earth history. </w:t>
+              <w:t xml:space="preserve">Cribb, A.T., Stockey, R.G., Feng, X., Bottjer, D.J. 2023. Biogeochemical consequences of benthic extinctions during the end-Permian mass extinction. </w:t>
             </w:r>
             <w:r>
               <w:rPr>
@@ -13383,15 +15977,15 @@
                 <w:sz w:val="23"/>
                 <w:szCs w:val="23"/>
               </w:rPr>
-              <w:t>The Palaeontological Association Annual Meeting</w:t>
-            </w:r>
-            <w:r>
-              <w:rPr>
-                <w:rFonts w:ascii="Source Serif Pro Light" w:hAnsi="Source Serif Pro Light" w:cs="Times New Roman"/>
-                <w:sz w:val="23"/>
-                <w:szCs w:val="23"/>
-              </w:rPr>
-              <w:t>, Cambridge, England. Oral presentation. Selected for the annual meeting symposium, “Ecosystem engineers through deep time”</w:t>
+              <w:t>Life and Planet</w:t>
+            </w:r>
+            <w:r>
+              <w:rPr>
+                <w:rFonts w:ascii="Source Serif Pro Light" w:hAnsi="Source Serif Pro Light" w:cs="Times New Roman"/>
+                <w:sz w:val="23"/>
+                <w:szCs w:val="23"/>
+              </w:rPr>
+              <w:t xml:space="preserve">, London, England. Poster presentation. </w:t>
             </w:r>
           </w:p>
         </w:tc>
@@ -13416,8 +16010,7 @@
                 <w:sz w:val="23"/>
                 <w:szCs w:val="23"/>
               </w:rPr>
-              <w:lastRenderedPageBreak/>
-              <w:t>14.</w:t>
+              <w:t>13.</w:t>
             </w:r>
           </w:p>
         </w:tc>
@@ -13439,7 +16032,7 @@
                 <w:sz w:val="23"/>
                 <w:szCs w:val="23"/>
               </w:rPr>
-              <w:t xml:space="preserve">Cribb, A.T., Stockey, R.G., Feng, X., Bottjer, D.J. 2023. Biogeochemical consequences of benthic extinctions during the end-Permian mass extinction. </w:t>
+              <w:t xml:space="preserve">Cribb, A.T., Formoso, K., Woolley, H.C., Beech, J., Brophy, S., Byrne, P.J., Cassady, V.C., Godbold, A.L., Larina, E., Maxeiner, P., Wu, Y.H., Corsetti, F.A., Bottjer, D.J. 2022. Decoupled terrestrial and marine ecological recovery after the end-Triassic mass extinction event. </w:t>
             </w:r>
             <w:r>
               <w:rPr>
@@ -13449,15 +16042,15 @@
                 <w:sz w:val="23"/>
                 <w:szCs w:val="23"/>
               </w:rPr>
-              <w:t>Life and Planet</w:t>
-            </w:r>
-            <w:r>
-              <w:rPr>
-                <w:rFonts w:ascii="Source Serif Pro Light" w:hAnsi="Source Serif Pro Light" w:cs="Times New Roman"/>
-                <w:sz w:val="23"/>
-                <w:szCs w:val="23"/>
-              </w:rPr>
-              <w:t xml:space="preserve">, London, England. Poster presentation. </w:t>
+              <w:t>Geological Society of America Annual Meeting</w:t>
+            </w:r>
+            <w:r>
+              <w:rPr>
+                <w:rFonts w:ascii="Source Serif Pro Light" w:hAnsi="Source Serif Pro Light" w:cs="Times New Roman"/>
+                <w:sz w:val="23"/>
+                <w:szCs w:val="23"/>
+              </w:rPr>
+              <w:t>. Denver, CO. Hybrid oral presentation.</w:t>
             </w:r>
           </w:p>
         </w:tc>
@@ -13481,8 +16074,17 @@
                 <w:rFonts w:ascii="Source Serif Pro Light" w:hAnsi="Source Serif Pro Light" w:cs="Times New Roman"/>
                 <w:sz w:val="23"/>
                 <w:szCs w:val="23"/>
-              </w:rPr>
-              <w:t>13.</w:t>
+                <w:vertAlign w:val="superscript"/>
+              </w:rPr>
+              <w:t>†</w:t>
+            </w:r>
+            <w:r>
+              <w:rPr>
+                <w:rFonts w:ascii="Source Serif Pro Light" w:hAnsi="Source Serif Pro Light" w:cs="Times New Roman"/>
+                <w:sz w:val="23"/>
+                <w:szCs w:val="23"/>
+              </w:rPr>
+              <w:t>12.</w:t>
             </w:r>
           </w:p>
         </w:tc>
@@ -13504,7 +16106,7 @@
                 <w:sz w:val="23"/>
                 <w:szCs w:val="23"/>
               </w:rPr>
-              <w:t xml:space="preserve">Cribb, A.T., Formoso, K., Woolley, H.C., Beech, J., Brophy, S., Byrne, P.J., Cassady, V.C., Godbold, A.L., Larina, E., Maxeiner, P., Wu, Y.H., Corsetti, F.A., Bottjer, D.J. 2022. Decoupled terrestrial and marine ecological recovery after the end-Triassic mass extinction event. </w:t>
+              <w:t xml:space="preserve">Cribb, A.T., van de Velde, S.J., Berelson, W.M., Corsetti, F.A., Bottjer, D.J. 2022. Investigating macrofauna-driven sediment oxygenation during the Ediacaran-Cambrian transition. </w:t>
             </w:r>
             <w:r>
               <w:rPr>
@@ -13514,15 +16116,31 @@
                 <w:sz w:val="23"/>
                 <w:szCs w:val="23"/>
               </w:rPr>
-              <w:t>Geological Society of America Annual Meeting</w:t>
-            </w:r>
-            <w:r>
-              <w:rPr>
-                <w:rFonts w:ascii="Source Serif Pro Light" w:hAnsi="Source Serif Pro Light" w:cs="Times New Roman"/>
-                <w:sz w:val="23"/>
-                <w:szCs w:val="23"/>
-              </w:rPr>
-              <w:t>. Denver, CO. Hybrid oral presentation.</w:t>
+              <w:t>Biosphere, Evolutions, and Transitions (BETR) finale meeting</w:t>
+            </w:r>
+            <w:r>
+              <w:rPr>
+                <w:rFonts w:ascii="Source Serif Pro Light" w:hAnsi="Source Serif Pro Light" w:cs="Times New Roman"/>
+                <w:sz w:val="23"/>
+                <w:szCs w:val="23"/>
+              </w:rPr>
+              <w:t xml:space="preserve">. Milton-Keynes, England. </w:t>
+            </w:r>
+            <w:r>
+              <w:rPr>
+                <w:rFonts w:ascii="Source Serif Pro Light" w:hAnsi="Source Serif Pro Light" w:cs="Times New Roman"/>
+                <w:sz w:val="23"/>
+                <w:szCs w:val="23"/>
+              </w:rPr>
+              <w:t>Invited o</w:t>
+            </w:r>
+            <w:r>
+              <w:rPr>
+                <w:rFonts w:ascii="Source Serif Pro Light" w:hAnsi="Source Serif Pro Light" w:cs="Times New Roman"/>
+                <w:sz w:val="23"/>
+                <w:szCs w:val="23"/>
+              </w:rPr>
+              <w:t xml:space="preserve">ral presentation. </w:t>
             </w:r>
           </w:p>
         </w:tc>
@@ -13556,7 +16174,7 @@
                 <w:sz w:val="23"/>
                 <w:szCs w:val="23"/>
               </w:rPr>
-              <w:t>12.</w:t>
+              <w:t>11.</w:t>
             </w:r>
           </w:p>
         </w:tc>
@@ -13578,7 +16196,7 @@
                 <w:sz w:val="23"/>
                 <w:szCs w:val="23"/>
               </w:rPr>
-              <w:t xml:space="preserve">Cribb, A.T., van de Velde, S.J., Berelson, W.M., Corsetti, F.A., Bottjer, D.J. 2022. Investigating macrofauna-driven sediment oxygenation during the Ediacaran-Cambrian transition. </w:t>
+              <w:t xml:space="preserve">Cribb, A.T. Utilization of the trace fossil record to understand bioturbators’ ecosystem engineering impact over the last 560 million years. </w:t>
             </w:r>
             <w:r>
               <w:rPr>
@@ -13588,87 +16206,7 @@
                 <w:sz w:val="23"/>
                 <w:szCs w:val="23"/>
               </w:rPr>
-              <w:t>Biosphere, Evolutions, and Transitions (BETR) finale meeting</w:t>
-            </w:r>
-            <w:r>
-              <w:rPr>
-                <w:rFonts w:ascii="Source Serif Pro Light" w:hAnsi="Source Serif Pro Light" w:cs="Times New Roman"/>
-                <w:sz w:val="23"/>
-                <w:szCs w:val="23"/>
-              </w:rPr>
-              <w:t xml:space="preserve">. Milton-Keynes, England. </w:t>
-            </w:r>
-            <w:r>
-              <w:rPr>
-                <w:rFonts w:ascii="Source Serif Pro Light" w:hAnsi="Source Serif Pro Light" w:cs="Times New Roman"/>
-                <w:sz w:val="23"/>
-                <w:szCs w:val="23"/>
-              </w:rPr>
-              <w:t>Invited o</w:t>
-            </w:r>
-            <w:r>
-              <w:rPr>
-                <w:rFonts w:ascii="Source Serif Pro Light" w:hAnsi="Source Serif Pro Light" w:cs="Times New Roman"/>
-                <w:sz w:val="23"/>
-                <w:szCs w:val="23"/>
-              </w:rPr>
-              <w:t xml:space="preserve">ral presentation. </w:t>
-            </w:r>
-          </w:p>
-        </w:tc>
-      </w:tr>
-      <w:tr>
-        <w:tc>
-          <w:tcPr>
-            <w:tcW w:w="715" w:type="dxa"/>
-          </w:tcPr>
-          <w:p>
-            <w:pPr>
-              <w:jc w:val="right"/>
-              <w:rPr>
-                <w:rFonts w:ascii="Source Serif Pro Light" w:hAnsi="Source Serif Pro Light" w:cs="Times New Roman"/>
-                <w:sz w:val="23"/>
-                <w:szCs w:val="23"/>
-              </w:rPr>
-            </w:pPr>
-            <w:r>
-              <w:rPr>
-                <w:rFonts w:ascii="Source Serif Pro Light" w:hAnsi="Source Serif Pro Light" w:cs="Times New Roman"/>
-                <w:sz w:val="23"/>
-                <w:szCs w:val="23"/>
-                <w:vertAlign w:val="superscript"/>
-              </w:rPr>
-              <w:t>†</w:t>
-            </w:r>
-            <w:r>
-              <w:rPr>
-                <w:rFonts w:ascii="Source Serif Pro Light" w:hAnsi="Source Serif Pro Light" w:cs="Times New Roman"/>
-                <w:sz w:val="23"/>
-                <w:szCs w:val="23"/>
-              </w:rPr>
-              <w:t>11.</w:t>
-            </w:r>
-          </w:p>
-        </w:tc>
-        <w:tc>
-          <w:tcPr>
-            <w:tcW w:w="8301" w:type="dxa"/>
-          </w:tcPr>
-          <w:p>
-            <w:pPr>
-              <w:rPr>
-                <w:rFonts w:ascii="Source Serif Pro Light" w:hAnsi="Source Serif Pro Light" w:cs="Times New Roman"/>
-                <w:sz w:val="23"/>
-                <w:szCs w:val="23"/>
-              </w:rPr>
-            </w:pPr>
-            <w:r>
-              <w:rPr>
-                <w:rFonts w:ascii="Source Serif Pro Light" w:hAnsi="Source Serif Pro Light" w:cs="Times New Roman"/>
-                <w:sz w:val="23"/>
-                <w:szCs w:val="23"/>
-              </w:rPr>
-              <w:t xml:space="preserve">Cribb, A.T. Utilization of the trace fossil record to understand bioturbators’ ecosystem engineering impact over the last 560 million years. </w:t>
+              <w:t>6</w:t>
             </w:r>
             <w:r>
               <w:rPr>
@@ -13677,8 +16215,9 @@
                 <w:iCs/>
                 <w:sz w:val="23"/>
                 <w:szCs w:val="23"/>
-              </w:rPr>
-              <w:t>6</w:t>
+                <w:vertAlign w:val="superscript"/>
+              </w:rPr>
+              <w:t>th</w:t>
             </w:r>
             <w:r>
               <w:rPr>
@@ -13687,17 +16226,6 @@
                 <w:iCs/>
                 <w:sz w:val="23"/>
                 <w:szCs w:val="23"/>
-                <w:vertAlign w:val="superscript"/>
-              </w:rPr>
-              <w:t>th</w:t>
-            </w:r>
-            <w:r>
-              <w:rPr>
-                <w:rFonts w:ascii="Source Serif Pro Light" w:hAnsi="Source Serif Pro Light" w:cs="Times New Roman"/>
-                <w:i/>
-                <w:iCs/>
-                <w:sz w:val="23"/>
-                <w:szCs w:val="23"/>
               </w:rPr>
               <w:t xml:space="preserve"> Nereis Park Conference and Thematic School</w:t>
             </w:r>
@@ -13707,7 +16235,25 @@
                 <w:sz w:val="23"/>
                 <w:szCs w:val="23"/>
               </w:rPr>
-              <w:t xml:space="preserve">, Lagonna-Daoulas, France. </w:t>
+              <w:t xml:space="preserve">, </w:t>
+            </w:r>
+            <w:proofErr w:type="spellStart"/>
+            <w:r>
+              <w:rPr>
+                <w:rFonts w:ascii="Source Serif Pro Light" w:hAnsi="Source Serif Pro Light" w:cs="Times New Roman"/>
+                <w:sz w:val="23"/>
+                <w:szCs w:val="23"/>
+              </w:rPr>
+              <w:t>Lagonna-Daoulas</w:t>
+            </w:r>
+            <w:proofErr w:type="spellEnd"/>
+            <w:r>
+              <w:rPr>
+                <w:rFonts w:ascii="Source Serif Pro Light" w:hAnsi="Source Serif Pro Light" w:cs="Times New Roman"/>
+                <w:sz w:val="23"/>
+                <w:szCs w:val="23"/>
+              </w:rPr>
+              <w:t xml:space="preserve">, France. </w:t>
             </w:r>
             <w:r>
               <w:rPr>
@@ -14509,7 +17055,7 @@
 </file>
 
 <file path=word/endnotes.xml><?xml version="1.0" encoding="utf-8"?>
-<w:endnotes xmlns:wpc="http://schemas.microsoft.com/office/word/2010/wordprocessingCanvas" xmlns:cx="http://schemas.microsoft.com/office/drawing/2014/chartex" xmlns:cx1="http://schemas.microsoft.com/office/drawing/2015/9/8/chartex" xmlns:cx2="http://schemas.microsoft.com/office/drawing/2015/10/21/chartex" xmlns:cx3="http://schemas.microsoft.com/office/drawing/2016/5/9/chartex" xmlns:cx4="http://schemas.microsoft.com/office/drawing/2016/5/10/chartex" xmlns:cx5="http://schemas.microsoft.com/office/drawing/2016/5/11/chartex" xmlns:cx6="http://schemas.microsoft.com/office/drawing/2016/5/12/chartex" xmlns:cx7="http://schemas.microsoft.com/office/drawing/2016/5/13/chartex" xmlns:cx8="http://schemas.microsoft.com/office/drawing/2016/5/14/chartex" xmlns:mc="http://schemas.openxmlformats.org/markup-compatibility/2006" xmlns:aink="http://schemas.microsoft.com/office/drawing/2016/ink" xmlns:am3d="http://schemas.microsoft.com/office/drawing/2017/model3d" xmlns:o="urn:schemas-microsoft-com:office:office" xmlns:oel="http://schemas.microsoft.com/office/2019/extlst" xmlns:r="http://schemas.openxmlformats.org/officeDocument/2006/relationships" xmlns:m="http://schemas.openxmlformats.org/officeDocument/2006/math" xmlns:v="urn:schemas-microsoft-com:vml" xmlns:wp14="http://schemas.microsoft.com/office/word/2010/wordprocessingDrawing" xmlns:wp="http://schemas.openxmlformats.org/drawingml/2006/wordprocessingDrawing" xmlns:w10="urn:schemas-microsoft-com:office:word" xmlns:w="http://schemas.openxmlformats.org/wordprocessingml/2006/main" xmlns:w14="http://schemas.microsoft.com/office/word/2010/wordml" xmlns:w15="http://schemas.microsoft.com/office/word/2012/wordml" xmlns:w16cex="http://schemas.microsoft.com/office/word/2018/wordml/cex" xmlns:w16cid="http://schemas.microsoft.com/office/word/2016/wordml/cid" xmlns:w16="http://schemas.microsoft.com/office/word/2018/wordml" xmlns:w16du="http://schemas.microsoft.com/office/word/2023/wordml/word16du" xmlns:w16sdtdh="http://schemas.microsoft.com/office/word/2020/wordml/sdtdatahash" xmlns:w16sdtfl="http://schemas.microsoft.com/office/word/2024/wordml/sdtformatlock" xmlns:w16se="http://schemas.microsoft.com/office/word/2015/wordml/symex" xmlns:wpg="http://schemas.microsoft.com/office/word/2010/wordprocessingGroup" xmlns:wpi="http://schemas.microsoft.com/office/word/2010/wordprocessingInk" xmlns:wne="http://schemas.microsoft.com/office/word/2006/wordml" xmlns:wps="http://schemas.microsoft.com/office/word/2010/wordprocessingShape" mc:Ignorable="w14 w15 w16se w16cid w16 w16cex w16sdtdh w16sdtfl w16du wp14">
+<w:endnotes xmlns:wpc="http://schemas.microsoft.com/office/word/2010/wordprocessingCanvas" xmlns:cx="http://schemas.microsoft.com/office/drawing/2014/chartex" xmlns:cx1="http://schemas.microsoft.com/office/drawing/2015/9/8/chartex" xmlns:cx2="http://schemas.microsoft.com/office/drawing/2015/10/21/chartex" xmlns:cx3="http://schemas.microsoft.com/office/drawing/2016/5/9/chartex" xmlns:cx4="http://schemas.microsoft.com/office/drawing/2016/5/10/chartex" xmlns:cx5="http://schemas.microsoft.com/office/drawing/2016/5/11/chartex" xmlns:cx6="http://schemas.microsoft.com/office/drawing/2016/5/12/chartex" xmlns:cx7="http://schemas.microsoft.com/office/drawing/2016/5/13/chartex" xmlns:cx8="http://schemas.microsoft.com/office/drawing/2016/5/14/chartex" xmlns:mc="http://schemas.openxmlformats.org/markup-compatibility/2006" xmlns:m="http://schemas.openxmlformats.org/officeDocument/2006/math" xmlns:aink="http://schemas.microsoft.com/office/drawing/2016/ink" xmlns:am3d="http://schemas.microsoft.com/office/drawing/2017/model3d" xmlns:oel="http://schemas.microsoft.com/office/2019/extlst" xmlns:r="http://schemas.openxmlformats.org/officeDocument/2006/relationships" xmlns:wp14="http://schemas.microsoft.com/office/word/2010/wordprocessingDrawing" xmlns:wp="http://schemas.openxmlformats.org/drawingml/2006/wordprocessingDrawing" xmlns:wpg="http://schemas.microsoft.com/office/word/2010/wordprocessingGroup" xmlns:wpi="http://schemas.microsoft.com/office/word/2010/wordprocessingInk" xmlns:wps="http://schemas.microsoft.com/office/word/2010/wordprocessingShape" xmlns:o="urn:schemas-microsoft-com:office:office" xmlns:v="urn:schemas-microsoft-com:vml" xmlns:w10="urn:schemas-microsoft-com:office:word" xmlns:w="http://schemas.openxmlformats.org/wordprocessingml/2006/main" xmlns:w14="http://schemas.microsoft.com/office/word/2010/wordml" xmlns:w15="http://schemas.microsoft.com/office/word/2012/wordml" xmlns:w16cex="http://schemas.microsoft.com/office/word/2018/wordml/cex" xmlns:w16cid="http://schemas.microsoft.com/office/word/2016/wordml/cid" xmlns:w16="http://schemas.microsoft.com/office/word/2018/wordml" xmlns:w16sdtdh="http://schemas.microsoft.com/office/word/2020/wordml/sdtdatahash" xmlns:w16sdtfl="http://schemas.microsoft.com/office/word/2024/wordml/sdtformatlock" xmlns:w16se="http://schemas.microsoft.com/office/word/2015/wordml/symex" xmlns:w16du="http://schemas.microsoft.com/office/word/2023/wordml/word16du" xmlns:wne="http://schemas.microsoft.com/office/word/2006/wordml" mc:Ignorable="w14 w15 w16se w16cid w16 w16cex w16sdtdh w16sdtfl w16du wp14">
   <w:endnote w:type="separator" w:id="-1">
     <w:p>
       <w:r>
@@ -14528,7 +17074,7 @@
 </file>
 
 <file path=word/footer1.xml><?xml version="1.0" encoding="utf-8"?>
-<w:ftr xmlns:wpc="http://schemas.microsoft.com/office/word/2010/wordprocessingCanvas" xmlns:cx="http://schemas.microsoft.com/office/drawing/2014/chartex" xmlns:cx1="http://schemas.microsoft.com/office/drawing/2015/9/8/chartex" xmlns:cx2="http://schemas.microsoft.com/office/drawing/2015/10/21/chartex" xmlns:cx3="http://schemas.microsoft.com/office/drawing/2016/5/9/chartex" xmlns:cx4="http://schemas.microsoft.com/office/drawing/2016/5/10/chartex" xmlns:cx5="http://schemas.microsoft.com/office/drawing/2016/5/11/chartex" xmlns:cx6="http://schemas.microsoft.com/office/drawing/2016/5/12/chartex" xmlns:cx7="http://schemas.microsoft.com/office/drawing/2016/5/13/chartex" xmlns:cx8="http://schemas.microsoft.com/office/drawing/2016/5/14/chartex" xmlns:mc="http://schemas.openxmlformats.org/markup-compatibility/2006" xmlns:aink="http://schemas.microsoft.com/office/drawing/2016/ink" xmlns:am3d="http://schemas.microsoft.com/office/drawing/2017/model3d" xmlns:o="urn:schemas-microsoft-com:office:office" xmlns:oel="http://schemas.microsoft.com/office/2019/extlst" xmlns:r="http://schemas.openxmlformats.org/officeDocument/2006/relationships" xmlns:m="http://schemas.openxmlformats.org/officeDocument/2006/math" xmlns:v="urn:schemas-microsoft-com:vml" xmlns:wp14="http://schemas.microsoft.com/office/word/2010/wordprocessingDrawing" xmlns:wp="http://schemas.openxmlformats.org/drawingml/2006/wordprocessingDrawing" xmlns:w10="urn:schemas-microsoft-com:office:word" xmlns:w="http://schemas.openxmlformats.org/wordprocessingml/2006/main" xmlns:w14="http://schemas.microsoft.com/office/word/2010/wordml" xmlns:w15="http://schemas.microsoft.com/office/word/2012/wordml" xmlns:w16cex="http://schemas.microsoft.com/office/word/2018/wordml/cex" xmlns:w16cid="http://schemas.microsoft.com/office/word/2016/wordml/cid" xmlns:w16="http://schemas.microsoft.com/office/word/2018/wordml" xmlns:w16du="http://schemas.microsoft.com/office/word/2023/wordml/word16du" xmlns:w16sdtdh="http://schemas.microsoft.com/office/word/2020/wordml/sdtdatahash" xmlns:w16sdtfl="http://schemas.microsoft.com/office/word/2024/wordml/sdtformatlock" xmlns:w16se="http://schemas.microsoft.com/office/word/2015/wordml/symex" xmlns:wpg="http://schemas.microsoft.com/office/word/2010/wordprocessingGroup" xmlns:wpi="http://schemas.microsoft.com/office/word/2010/wordprocessingInk" xmlns:wne="http://schemas.microsoft.com/office/word/2006/wordml" xmlns:wps="http://schemas.microsoft.com/office/word/2010/wordprocessingShape" mc:Ignorable="w14 w15 w16se w16cid w16 w16cex w16sdtdh w16sdtfl w16du wp14">
+<w:ftr xmlns:wpc="http://schemas.microsoft.com/office/word/2010/wordprocessingCanvas" xmlns:cx="http://schemas.microsoft.com/office/drawing/2014/chartex" xmlns:cx1="http://schemas.microsoft.com/office/drawing/2015/9/8/chartex" xmlns:cx2="http://schemas.microsoft.com/office/drawing/2015/10/21/chartex" xmlns:cx3="http://schemas.microsoft.com/office/drawing/2016/5/9/chartex" xmlns:cx4="http://schemas.microsoft.com/office/drawing/2016/5/10/chartex" xmlns:cx5="http://schemas.microsoft.com/office/drawing/2016/5/11/chartex" xmlns:cx6="http://schemas.microsoft.com/office/drawing/2016/5/12/chartex" xmlns:cx7="http://schemas.microsoft.com/office/drawing/2016/5/13/chartex" xmlns:cx8="http://schemas.microsoft.com/office/drawing/2016/5/14/chartex" xmlns:mc="http://schemas.openxmlformats.org/markup-compatibility/2006" xmlns:m="http://schemas.openxmlformats.org/officeDocument/2006/math" xmlns:aink="http://schemas.microsoft.com/office/drawing/2016/ink" xmlns:am3d="http://schemas.microsoft.com/office/drawing/2017/model3d" xmlns:oel="http://schemas.microsoft.com/office/2019/extlst" xmlns:r="http://schemas.openxmlformats.org/officeDocument/2006/relationships" xmlns:wp14="http://schemas.microsoft.com/office/word/2010/wordprocessingDrawing" xmlns:wp="http://schemas.openxmlformats.org/drawingml/2006/wordprocessingDrawing" xmlns:wpg="http://schemas.microsoft.com/office/word/2010/wordprocessingGroup" xmlns:wpi="http://schemas.microsoft.com/office/word/2010/wordprocessingInk" xmlns:wps="http://schemas.microsoft.com/office/word/2010/wordprocessingShape" xmlns:o="urn:schemas-microsoft-com:office:office" xmlns:v="urn:schemas-microsoft-com:vml" xmlns:w10="urn:schemas-microsoft-com:office:word" xmlns:w="http://schemas.openxmlformats.org/wordprocessingml/2006/main" xmlns:w14="http://schemas.microsoft.com/office/word/2010/wordml" xmlns:w15="http://schemas.microsoft.com/office/word/2012/wordml" xmlns:w16cex="http://schemas.microsoft.com/office/word/2018/wordml/cex" xmlns:w16cid="http://schemas.microsoft.com/office/word/2016/wordml/cid" xmlns:w16="http://schemas.microsoft.com/office/word/2018/wordml" xmlns:w16sdtdh="http://schemas.microsoft.com/office/word/2020/wordml/sdtdatahash" xmlns:w16sdtfl="http://schemas.microsoft.com/office/word/2024/wordml/sdtformatlock" xmlns:w16se="http://schemas.microsoft.com/office/word/2015/wordml/symex" xmlns:w16du="http://schemas.microsoft.com/office/word/2023/wordml/word16du" xmlns:wne="http://schemas.microsoft.com/office/word/2006/wordml" mc:Ignorable="w14 w15 w16se w16cid w16 w16cex w16sdtdh w16sdtfl w16du wp14">
   <w:sdt>
     <w:sdtPr>
       <w:rPr>
@@ -14540,6 +17086,11 @@
         <w:docPartUnique/>
       </w:docPartObj>
     </w:sdtPr>
+    <w:sdtEndPr>
+      <w:rPr>
+        <w:rStyle w:val="PageNumber"/>
+      </w:rPr>
+    </w:sdtEndPr>
     <w:sdtContent>
       <w:p>
         <w:pPr>
@@ -14580,7 +17131,7 @@
 </file>
 
 <file path=word/footer2.xml><?xml version="1.0" encoding="utf-8"?>
-<w:ftr xmlns:wpc="http://schemas.microsoft.com/office/word/2010/wordprocessingCanvas" xmlns:cx="http://schemas.microsoft.com/office/drawing/2014/chartex" xmlns:cx1="http://schemas.microsoft.com/office/drawing/2015/9/8/chartex" xmlns:cx2="http://schemas.microsoft.com/office/drawing/2015/10/21/chartex" xmlns:cx3="http://schemas.microsoft.com/office/drawing/2016/5/9/chartex" xmlns:cx4="http://schemas.microsoft.com/office/drawing/2016/5/10/chartex" xmlns:cx5="http://schemas.microsoft.com/office/drawing/2016/5/11/chartex" xmlns:cx6="http://schemas.microsoft.com/office/drawing/2016/5/12/chartex" xmlns:cx7="http://schemas.microsoft.com/office/drawing/2016/5/13/chartex" xmlns:cx8="http://schemas.microsoft.com/office/drawing/2016/5/14/chartex" xmlns:mc="http://schemas.openxmlformats.org/markup-compatibility/2006" xmlns:aink="http://schemas.microsoft.com/office/drawing/2016/ink" xmlns:am3d="http://schemas.microsoft.com/office/drawing/2017/model3d" xmlns:o="urn:schemas-microsoft-com:office:office" xmlns:oel="http://schemas.microsoft.com/office/2019/extlst" xmlns:r="http://schemas.openxmlformats.org/officeDocument/2006/relationships" xmlns:m="http://schemas.openxmlformats.org/officeDocument/2006/math" xmlns:v="urn:schemas-microsoft-com:vml" xmlns:wp14="http://schemas.microsoft.com/office/word/2010/wordprocessingDrawing" xmlns:wp="http://schemas.openxmlformats.org/drawingml/2006/wordprocessingDrawing" xmlns:w10="urn:schemas-microsoft-com:office:word" xmlns:w="http://schemas.openxmlformats.org/wordprocessingml/2006/main" xmlns:w14="http://schemas.microsoft.com/office/word/2010/wordml" xmlns:w15="http://schemas.microsoft.com/office/word/2012/wordml" xmlns:w16cex="http://schemas.microsoft.com/office/word/2018/wordml/cex" xmlns:w16cid="http://schemas.microsoft.com/office/word/2016/wordml/cid" xmlns:w16="http://schemas.microsoft.com/office/word/2018/wordml" xmlns:w16du="http://schemas.microsoft.com/office/word/2023/wordml/word16du" xmlns:w16sdtdh="http://schemas.microsoft.com/office/word/2020/wordml/sdtdatahash" xmlns:w16sdtfl="http://schemas.microsoft.com/office/word/2024/wordml/sdtformatlock" xmlns:w16se="http://schemas.microsoft.com/office/word/2015/wordml/symex" xmlns:wpg="http://schemas.microsoft.com/office/word/2010/wordprocessingGroup" xmlns:wpi="http://schemas.microsoft.com/office/word/2010/wordprocessingInk" xmlns:wne="http://schemas.microsoft.com/office/word/2006/wordml" xmlns:wps="http://schemas.microsoft.com/office/word/2010/wordprocessingShape" mc:Ignorable="w14 w15 w16se w16cid w16 w16cex w16sdtdh w16sdtfl w16du wp14">
+<w:ftr xmlns:wpc="http://schemas.microsoft.com/office/word/2010/wordprocessingCanvas" xmlns:cx="http://schemas.microsoft.com/office/drawing/2014/chartex" xmlns:cx1="http://schemas.microsoft.com/office/drawing/2015/9/8/chartex" xmlns:cx2="http://schemas.microsoft.com/office/drawing/2015/10/21/chartex" xmlns:cx3="http://schemas.microsoft.com/office/drawing/2016/5/9/chartex" xmlns:cx4="http://schemas.microsoft.com/office/drawing/2016/5/10/chartex" xmlns:cx5="http://schemas.microsoft.com/office/drawing/2016/5/11/chartex" xmlns:cx6="http://schemas.microsoft.com/office/drawing/2016/5/12/chartex" xmlns:cx7="http://schemas.microsoft.com/office/drawing/2016/5/13/chartex" xmlns:cx8="http://schemas.microsoft.com/office/drawing/2016/5/14/chartex" xmlns:mc="http://schemas.openxmlformats.org/markup-compatibility/2006" xmlns:m="http://schemas.openxmlformats.org/officeDocument/2006/math" xmlns:aink="http://schemas.microsoft.com/office/drawing/2016/ink" xmlns:am3d="http://schemas.microsoft.com/office/drawing/2017/model3d" xmlns:oel="http://schemas.microsoft.com/office/2019/extlst" xmlns:r="http://schemas.openxmlformats.org/officeDocument/2006/relationships" xmlns:wp14="http://schemas.microsoft.com/office/word/2010/wordprocessingDrawing" xmlns:wp="http://schemas.openxmlformats.org/drawingml/2006/wordprocessingDrawing" xmlns:wpg="http://schemas.microsoft.com/office/word/2010/wordprocessingGroup" xmlns:wpi="http://schemas.microsoft.com/office/word/2010/wordprocessingInk" xmlns:wps="http://schemas.microsoft.com/office/word/2010/wordprocessingShape" xmlns:o="urn:schemas-microsoft-com:office:office" xmlns:v="urn:schemas-microsoft-com:vml" xmlns:w10="urn:schemas-microsoft-com:office:word" xmlns:w="http://schemas.openxmlformats.org/wordprocessingml/2006/main" xmlns:w14="http://schemas.microsoft.com/office/word/2010/wordml" xmlns:w15="http://schemas.microsoft.com/office/word/2012/wordml" xmlns:w16cex="http://schemas.microsoft.com/office/word/2018/wordml/cex" xmlns:w16cid="http://schemas.microsoft.com/office/word/2016/wordml/cid" xmlns:w16="http://schemas.microsoft.com/office/word/2018/wordml" xmlns:w16sdtdh="http://schemas.microsoft.com/office/word/2020/wordml/sdtdatahash" xmlns:w16sdtfl="http://schemas.microsoft.com/office/word/2024/wordml/sdtformatlock" xmlns:w16se="http://schemas.microsoft.com/office/word/2015/wordml/symex" xmlns:w16du="http://schemas.microsoft.com/office/word/2023/wordml/word16du" xmlns:wne="http://schemas.microsoft.com/office/word/2006/wordml" mc:Ignorable="w14 w15 w16se w16cid w16 w16cex w16sdtdh w16sdtfl w16du wp14">
   <w:sdt>
     <w:sdtPr>
       <w:rPr>
@@ -14592,6 +17143,11 @@
         <w:docPartUnique/>
       </w:docPartObj>
     </w:sdtPr>
+    <w:sdtEndPr>
+      <w:rPr>
+        <w:rStyle w:val="PageNumber"/>
+      </w:rPr>
+    </w:sdtEndPr>
     <w:sdtContent>
       <w:p>
         <w:pPr>
@@ -14660,7 +17216,7 @@
 </file>
 
 <file path=word/footer3.xml><?xml version="1.0" encoding="utf-8"?>
-<w:ftr xmlns:wpc="http://schemas.microsoft.com/office/word/2010/wordprocessingCanvas" xmlns:cx="http://schemas.microsoft.com/office/drawing/2014/chartex" xmlns:cx1="http://schemas.microsoft.com/office/drawing/2015/9/8/chartex" xmlns:cx2="http://schemas.microsoft.com/office/drawing/2015/10/21/chartex" xmlns:cx3="http://schemas.microsoft.com/office/drawing/2016/5/9/chartex" xmlns:cx4="http://schemas.microsoft.com/office/drawing/2016/5/10/chartex" xmlns:cx5="http://schemas.microsoft.com/office/drawing/2016/5/11/chartex" xmlns:cx6="http://schemas.microsoft.com/office/drawing/2016/5/12/chartex" xmlns:cx7="http://schemas.microsoft.com/office/drawing/2016/5/13/chartex" xmlns:cx8="http://schemas.microsoft.com/office/drawing/2016/5/14/chartex" xmlns:mc="http://schemas.openxmlformats.org/markup-compatibility/2006" xmlns:aink="http://schemas.microsoft.com/office/drawing/2016/ink" xmlns:am3d="http://schemas.microsoft.com/office/drawing/2017/model3d" xmlns:o="urn:schemas-microsoft-com:office:office" xmlns:oel="http://schemas.microsoft.com/office/2019/extlst" xmlns:r="http://schemas.openxmlformats.org/officeDocument/2006/relationships" xmlns:m="http://schemas.openxmlformats.org/officeDocument/2006/math" xmlns:v="urn:schemas-microsoft-com:vml" xmlns:wp14="http://schemas.microsoft.com/office/word/2010/wordprocessingDrawing" xmlns:wp="http://schemas.openxmlformats.org/drawingml/2006/wordprocessingDrawing" xmlns:w10="urn:schemas-microsoft-com:office:word" xmlns:w="http://schemas.openxmlformats.org/wordprocessingml/2006/main" xmlns:w14="http://schemas.microsoft.com/office/word/2010/wordml" xmlns:w15="http://schemas.microsoft.com/office/word/2012/wordml" xmlns:w16cex="http://schemas.microsoft.com/office/word/2018/wordml/cex" xmlns:w16cid="http://schemas.microsoft.com/office/word/2016/wordml/cid" xmlns:w16="http://schemas.microsoft.com/office/word/2018/wordml" xmlns:w16du="http://schemas.microsoft.com/office/word/2023/wordml/word16du" xmlns:w16sdtdh="http://schemas.microsoft.com/office/word/2020/wordml/sdtdatahash" xmlns:w16sdtfl="http://schemas.microsoft.com/office/word/2024/wordml/sdtformatlock" xmlns:w16se="http://schemas.microsoft.com/office/word/2015/wordml/symex" xmlns:wpg="http://schemas.microsoft.com/office/word/2010/wordprocessingGroup" xmlns:wpi="http://schemas.microsoft.com/office/word/2010/wordprocessingInk" xmlns:wne="http://schemas.microsoft.com/office/word/2006/wordml" xmlns:wps="http://schemas.microsoft.com/office/word/2010/wordprocessingShape" mc:Ignorable="w14 w15 w16se w16cid w16 w16cex w16sdtdh w16sdtfl w16du wp14">
+<w:ftr xmlns:wpc="http://schemas.microsoft.com/office/word/2010/wordprocessingCanvas" xmlns:cx="http://schemas.microsoft.com/office/drawing/2014/chartex" xmlns:cx1="http://schemas.microsoft.com/office/drawing/2015/9/8/chartex" xmlns:cx2="http://schemas.microsoft.com/office/drawing/2015/10/21/chartex" xmlns:cx3="http://schemas.microsoft.com/office/drawing/2016/5/9/chartex" xmlns:cx4="http://schemas.microsoft.com/office/drawing/2016/5/10/chartex" xmlns:cx5="http://schemas.microsoft.com/office/drawing/2016/5/11/chartex" xmlns:cx6="http://schemas.microsoft.com/office/drawing/2016/5/12/chartex" xmlns:cx7="http://schemas.microsoft.com/office/drawing/2016/5/13/chartex" xmlns:cx8="http://schemas.microsoft.com/office/drawing/2016/5/14/chartex" xmlns:mc="http://schemas.openxmlformats.org/markup-compatibility/2006" xmlns:m="http://schemas.openxmlformats.org/officeDocument/2006/math" xmlns:aink="http://schemas.microsoft.com/office/drawing/2016/ink" xmlns:am3d="http://schemas.microsoft.com/office/drawing/2017/model3d" xmlns:oel="http://schemas.microsoft.com/office/2019/extlst" xmlns:r="http://schemas.openxmlformats.org/officeDocument/2006/relationships" xmlns:wp14="http://schemas.microsoft.com/office/word/2010/wordprocessingDrawing" xmlns:wp="http://schemas.openxmlformats.org/drawingml/2006/wordprocessingDrawing" xmlns:wpg="http://schemas.microsoft.com/office/word/2010/wordprocessingGroup" xmlns:wpi="http://schemas.microsoft.com/office/word/2010/wordprocessingInk" xmlns:wps="http://schemas.microsoft.com/office/word/2010/wordprocessingShape" xmlns:o="urn:schemas-microsoft-com:office:office" xmlns:v="urn:schemas-microsoft-com:vml" xmlns:w10="urn:schemas-microsoft-com:office:word" xmlns:w="http://schemas.openxmlformats.org/wordprocessingml/2006/main" xmlns:w14="http://schemas.microsoft.com/office/word/2010/wordml" xmlns:w15="http://schemas.microsoft.com/office/word/2012/wordml" xmlns:w16cex="http://schemas.microsoft.com/office/word/2018/wordml/cex" xmlns:w16cid="http://schemas.microsoft.com/office/word/2016/wordml/cid" xmlns:w16="http://schemas.microsoft.com/office/word/2018/wordml" xmlns:w16sdtdh="http://schemas.microsoft.com/office/word/2020/wordml/sdtdatahash" xmlns:w16sdtfl="http://schemas.microsoft.com/office/word/2024/wordml/sdtformatlock" xmlns:w16se="http://schemas.microsoft.com/office/word/2015/wordml/symex" xmlns:w16du="http://schemas.microsoft.com/office/word/2023/wordml/word16du" xmlns:wne="http://schemas.microsoft.com/office/word/2006/wordml" mc:Ignorable="w14 w15 w16se w16cid w16 w16cex w16sdtdh w16sdtfl w16du wp14">
   <w:p>
     <w:pPr>
       <w:pStyle w:val="Footer"/>
@@ -14684,7 +17240,7 @@
 </file>
 
 <file path=word/footnotes.xml><?xml version="1.0" encoding="utf-8"?>
-<w:footnotes xmlns:wpc="http://schemas.microsoft.com/office/word/2010/wordprocessingCanvas" xmlns:cx="http://schemas.microsoft.com/office/drawing/2014/chartex" xmlns:cx1="http://schemas.microsoft.com/office/drawing/2015/9/8/chartex" xmlns:cx2="http://schemas.microsoft.com/office/drawing/2015/10/21/chartex" xmlns:cx3="http://schemas.microsoft.com/office/drawing/2016/5/9/chartex" xmlns:cx4="http://schemas.microsoft.com/office/drawing/2016/5/10/chartex" xmlns:cx5="http://schemas.microsoft.com/office/drawing/2016/5/11/chartex" xmlns:cx6="http://schemas.microsoft.com/office/drawing/2016/5/12/chartex" xmlns:cx7="http://schemas.microsoft.com/office/drawing/2016/5/13/chartex" xmlns:cx8="http://schemas.microsoft.com/office/drawing/2016/5/14/chartex" xmlns:mc="http://schemas.openxmlformats.org/markup-compatibility/2006" xmlns:aink="http://schemas.microsoft.com/office/drawing/2016/ink" xmlns:am3d="http://schemas.microsoft.com/office/drawing/2017/model3d" xmlns:o="urn:schemas-microsoft-com:office:office" xmlns:oel="http://schemas.microsoft.com/office/2019/extlst" xmlns:r="http://schemas.openxmlformats.org/officeDocument/2006/relationships" xmlns:m="http://schemas.openxmlformats.org/officeDocument/2006/math" xmlns:v="urn:schemas-microsoft-com:vml" xmlns:wp14="http://schemas.microsoft.com/office/word/2010/wordprocessingDrawing" xmlns:wp="http://schemas.openxmlformats.org/drawingml/2006/wordprocessingDrawing" xmlns:w10="urn:schemas-microsoft-com:office:word" xmlns:w="http://schemas.openxmlformats.org/wordprocessingml/2006/main" xmlns:w14="http://schemas.microsoft.com/office/word/2010/wordml" xmlns:w15="http://schemas.microsoft.com/office/word/2012/wordml" xmlns:w16cex="http://schemas.microsoft.com/office/word/2018/wordml/cex" xmlns:w16cid="http://schemas.microsoft.com/office/word/2016/wordml/cid" xmlns:w16="http://schemas.microsoft.com/office/word/2018/wordml" xmlns:w16du="http://schemas.microsoft.com/office/word/2023/wordml/word16du" xmlns:w16sdtdh="http://schemas.microsoft.com/office/word/2020/wordml/sdtdatahash" xmlns:w16sdtfl="http://schemas.microsoft.com/office/word/2024/wordml/sdtformatlock" xmlns:w16se="http://schemas.microsoft.com/office/word/2015/wordml/symex" xmlns:wpg="http://schemas.microsoft.com/office/word/2010/wordprocessingGroup" xmlns:wpi="http://schemas.microsoft.com/office/word/2010/wordprocessingInk" xmlns:wne="http://schemas.microsoft.com/office/word/2006/wordml" xmlns:wps="http://schemas.microsoft.com/office/word/2010/wordprocessingShape" mc:Ignorable="w14 w15 w16se w16cid w16 w16cex w16sdtdh w16sdtfl w16du wp14">
+<w:footnotes xmlns:wpc="http://schemas.microsoft.com/office/word/2010/wordprocessingCanvas" xmlns:cx="http://schemas.microsoft.com/office/drawing/2014/chartex" xmlns:cx1="http://schemas.microsoft.com/office/drawing/2015/9/8/chartex" xmlns:cx2="http://schemas.microsoft.com/office/drawing/2015/10/21/chartex" xmlns:cx3="http://schemas.microsoft.com/office/drawing/2016/5/9/chartex" xmlns:cx4="http://schemas.microsoft.com/office/drawing/2016/5/10/chartex" xmlns:cx5="http://schemas.microsoft.com/office/drawing/2016/5/11/chartex" xmlns:cx6="http://schemas.microsoft.com/office/drawing/2016/5/12/chartex" xmlns:cx7="http://schemas.microsoft.com/office/drawing/2016/5/13/chartex" xmlns:cx8="http://schemas.microsoft.com/office/drawing/2016/5/14/chartex" xmlns:mc="http://schemas.openxmlformats.org/markup-compatibility/2006" xmlns:m="http://schemas.openxmlformats.org/officeDocument/2006/math" xmlns:aink="http://schemas.microsoft.com/office/drawing/2016/ink" xmlns:am3d="http://schemas.microsoft.com/office/drawing/2017/model3d" xmlns:oel="http://schemas.microsoft.com/office/2019/extlst" xmlns:r="http://schemas.openxmlformats.org/officeDocument/2006/relationships" xmlns:wp14="http://schemas.microsoft.com/office/word/2010/wordprocessingDrawing" xmlns:wp="http://schemas.openxmlformats.org/drawingml/2006/wordprocessingDrawing" xmlns:wpg="http://schemas.microsoft.com/office/word/2010/wordprocessingGroup" xmlns:wpi="http://schemas.microsoft.com/office/word/2010/wordprocessingInk" xmlns:wps="http://schemas.microsoft.com/office/word/2010/wordprocessingShape" xmlns:o="urn:schemas-microsoft-com:office:office" xmlns:v="urn:schemas-microsoft-com:vml" xmlns:w10="urn:schemas-microsoft-com:office:word" xmlns:w="http://schemas.openxmlformats.org/wordprocessingml/2006/main" xmlns:w14="http://schemas.microsoft.com/office/word/2010/wordml" xmlns:w15="http://schemas.microsoft.com/office/word/2012/wordml" xmlns:w16cex="http://schemas.microsoft.com/office/word/2018/wordml/cex" xmlns:w16cid="http://schemas.microsoft.com/office/word/2016/wordml/cid" xmlns:w16="http://schemas.microsoft.com/office/word/2018/wordml" xmlns:w16sdtdh="http://schemas.microsoft.com/office/word/2020/wordml/sdtdatahash" xmlns:w16sdtfl="http://schemas.microsoft.com/office/word/2024/wordml/sdtformatlock" xmlns:w16se="http://schemas.microsoft.com/office/word/2015/wordml/symex" xmlns:w16du="http://schemas.microsoft.com/office/word/2023/wordml/word16du" xmlns:wne="http://schemas.microsoft.com/office/word/2006/wordml" mc:Ignorable="w14 w15 w16se w16cid w16 w16cex w16sdtdh w16sdtfl w16du wp14">
   <w:footnote w:type="separator" w:id="-1">
     <w:p>
       <w:r>
@@ -14703,7 +17259,7 @@
 </file>
 
 <file path=word/header1.xml><?xml version="1.0" encoding="utf-8"?>
-<w:hdr xmlns:wpc="http://schemas.microsoft.com/office/word/2010/wordprocessingCanvas" xmlns:cx="http://schemas.microsoft.com/office/drawing/2014/chartex" xmlns:cx1="http://schemas.microsoft.com/office/drawing/2015/9/8/chartex" xmlns:cx2="http://schemas.microsoft.com/office/drawing/2015/10/21/chartex" xmlns:cx3="http://schemas.microsoft.com/office/drawing/2016/5/9/chartex" xmlns:cx4="http://schemas.microsoft.com/office/drawing/2016/5/10/chartex" xmlns:cx5="http://schemas.microsoft.com/office/drawing/2016/5/11/chartex" xmlns:cx6="http://schemas.microsoft.com/office/drawing/2016/5/12/chartex" xmlns:cx7="http://schemas.microsoft.com/office/drawing/2016/5/13/chartex" xmlns:cx8="http://schemas.microsoft.com/office/drawing/2016/5/14/chartex" xmlns:mc="http://schemas.openxmlformats.org/markup-compatibility/2006" xmlns:aink="http://schemas.microsoft.com/office/drawing/2016/ink" xmlns:am3d="http://schemas.microsoft.com/office/drawing/2017/model3d" xmlns:o="urn:schemas-microsoft-com:office:office" xmlns:oel="http://schemas.microsoft.com/office/2019/extlst" xmlns:r="http://schemas.openxmlformats.org/officeDocument/2006/relationships" xmlns:m="http://schemas.openxmlformats.org/officeDocument/2006/math" xmlns:v="urn:schemas-microsoft-com:vml" xmlns:wp14="http://schemas.microsoft.com/office/word/2010/wordprocessingDrawing" xmlns:wp="http://schemas.openxmlformats.org/drawingml/2006/wordprocessingDrawing" xmlns:w10="urn:schemas-microsoft-com:office:word" xmlns:w="http://schemas.openxmlformats.org/wordprocessingml/2006/main" xmlns:w14="http://schemas.microsoft.com/office/word/2010/wordml" xmlns:w15="http://schemas.microsoft.com/office/word/2012/wordml" xmlns:w16cex="http://schemas.microsoft.com/office/word/2018/wordml/cex" xmlns:w16cid="http://schemas.microsoft.com/office/word/2016/wordml/cid" xmlns:w16="http://schemas.microsoft.com/office/word/2018/wordml" xmlns:w16du="http://schemas.microsoft.com/office/word/2023/wordml/word16du" xmlns:w16sdtdh="http://schemas.microsoft.com/office/word/2020/wordml/sdtdatahash" xmlns:w16sdtfl="http://schemas.microsoft.com/office/word/2024/wordml/sdtformatlock" xmlns:w16se="http://schemas.microsoft.com/office/word/2015/wordml/symex" xmlns:wpg="http://schemas.microsoft.com/office/word/2010/wordprocessingGroup" xmlns:wpi="http://schemas.microsoft.com/office/word/2010/wordprocessingInk" xmlns:wne="http://schemas.microsoft.com/office/word/2006/wordml" xmlns:wps="http://schemas.microsoft.com/office/word/2010/wordprocessingShape" mc:Ignorable="w14 w15 w16se w16cid w16 w16cex w16sdtdh w16sdtfl w16du wp14">
+<w:hdr xmlns:wpc="http://schemas.microsoft.com/office/word/2010/wordprocessingCanvas" xmlns:cx="http://schemas.microsoft.com/office/drawing/2014/chartex" xmlns:cx1="http://schemas.microsoft.com/office/drawing/2015/9/8/chartex" xmlns:cx2="http://schemas.microsoft.com/office/drawing/2015/10/21/chartex" xmlns:cx3="http://schemas.microsoft.com/office/drawing/2016/5/9/chartex" xmlns:cx4="http://schemas.microsoft.com/office/drawing/2016/5/10/chartex" xmlns:cx5="http://schemas.microsoft.com/office/drawing/2016/5/11/chartex" xmlns:cx6="http://schemas.microsoft.com/office/drawing/2016/5/12/chartex" xmlns:cx7="http://schemas.microsoft.com/office/drawing/2016/5/13/chartex" xmlns:cx8="http://schemas.microsoft.com/office/drawing/2016/5/14/chartex" xmlns:mc="http://schemas.openxmlformats.org/markup-compatibility/2006" xmlns:m="http://schemas.openxmlformats.org/officeDocument/2006/math" xmlns:aink="http://schemas.microsoft.com/office/drawing/2016/ink" xmlns:am3d="http://schemas.microsoft.com/office/drawing/2017/model3d" xmlns:oel="http://schemas.microsoft.com/office/2019/extlst" xmlns:r="http://schemas.openxmlformats.org/officeDocument/2006/relationships" xmlns:wp14="http://schemas.microsoft.com/office/word/2010/wordprocessingDrawing" xmlns:wp="http://schemas.openxmlformats.org/drawingml/2006/wordprocessingDrawing" xmlns:wpg="http://schemas.microsoft.com/office/word/2010/wordprocessingGroup" xmlns:wpi="http://schemas.microsoft.com/office/word/2010/wordprocessingInk" xmlns:wps="http://schemas.microsoft.com/office/word/2010/wordprocessingShape" xmlns:o="urn:schemas-microsoft-com:office:office" xmlns:v="urn:schemas-microsoft-com:vml" xmlns:w10="urn:schemas-microsoft-com:office:word" xmlns:w="http://schemas.openxmlformats.org/wordprocessingml/2006/main" xmlns:w14="http://schemas.microsoft.com/office/word/2010/wordml" xmlns:w15="http://schemas.microsoft.com/office/word/2012/wordml" xmlns:w16cex="http://schemas.microsoft.com/office/word/2018/wordml/cex" xmlns:w16cid="http://schemas.microsoft.com/office/word/2016/wordml/cid" xmlns:w16="http://schemas.microsoft.com/office/word/2018/wordml" xmlns:w16sdtdh="http://schemas.microsoft.com/office/word/2020/wordml/sdtdatahash" xmlns:w16sdtfl="http://schemas.microsoft.com/office/word/2024/wordml/sdtformatlock" xmlns:w16se="http://schemas.microsoft.com/office/word/2015/wordml/symex" xmlns:w16du="http://schemas.microsoft.com/office/word/2023/wordml/word16du" xmlns:wne="http://schemas.microsoft.com/office/word/2006/wordml" mc:Ignorable="w14 w15 w16se w16cid w16 w16cex w16sdtdh w16sdtfl w16du wp14">
   <w:p>
     <w:pPr>
       <w:pStyle w:val="Header"/>
@@ -14730,7 +17286,7 @@
 </file>
 
 <file path=word/header2.xml><?xml version="1.0" encoding="utf-8"?>
-<w:hdr xmlns:wpc="http://schemas.microsoft.com/office/word/2010/wordprocessingCanvas" xmlns:cx="http://schemas.microsoft.com/office/drawing/2014/chartex" xmlns:cx1="http://schemas.microsoft.com/office/drawing/2015/9/8/chartex" xmlns:cx2="http://schemas.microsoft.com/office/drawing/2015/10/21/chartex" xmlns:cx3="http://schemas.microsoft.com/office/drawing/2016/5/9/chartex" xmlns:cx4="http://schemas.microsoft.com/office/drawing/2016/5/10/chartex" xmlns:cx5="http://schemas.microsoft.com/office/drawing/2016/5/11/chartex" xmlns:cx6="http://schemas.microsoft.com/office/drawing/2016/5/12/chartex" xmlns:cx7="http://schemas.microsoft.com/office/drawing/2016/5/13/chartex" xmlns:cx8="http://schemas.microsoft.com/office/drawing/2016/5/14/chartex" xmlns:mc="http://schemas.openxmlformats.org/markup-compatibility/2006" xmlns:aink="http://schemas.microsoft.com/office/drawing/2016/ink" xmlns:am3d="http://schemas.microsoft.com/office/drawing/2017/model3d" xmlns:o="urn:schemas-microsoft-com:office:office" xmlns:oel="http://schemas.microsoft.com/office/2019/extlst" xmlns:r="http://schemas.openxmlformats.org/officeDocument/2006/relationships" xmlns:m="http://schemas.openxmlformats.org/officeDocument/2006/math" xmlns:v="urn:schemas-microsoft-com:vml" xmlns:wp14="http://schemas.microsoft.com/office/word/2010/wordprocessingDrawing" xmlns:wp="http://schemas.openxmlformats.org/drawingml/2006/wordprocessingDrawing" xmlns:w10="urn:schemas-microsoft-com:office:word" xmlns:w="http://schemas.openxmlformats.org/wordprocessingml/2006/main" xmlns:w14="http://schemas.microsoft.com/office/word/2010/wordml" xmlns:w15="http://schemas.microsoft.com/office/word/2012/wordml" xmlns:w16cex="http://schemas.microsoft.com/office/word/2018/wordml/cex" xmlns:w16cid="http://schemas.microsoft.com/office/word/2016/wordml/cid" xmlns:w16="http://schemas.microsoft.com/office/word/2018/wordml" xmlns:w16du="http://schemas.microsoft.com/office/word/2023/wordml/word16du" xmlns:w16sdtdh="http://schemas.microsoft.com/office/word/2020/wordml/sdtdatahash" xmlns:w16sdtfl="http://schemas.microsoft.com/office/word/2024/wordml/sdtformatlock" xmlns:w16se="http://schemas.microsoft.com/office/word/2015/wordml/symex" xmlns:wpg="http://schemas.microsoft.com/office/word/2010/wordprocessingGroup" xmlns:wpi="http://schemas.microsoft.com/office/word/2010/wordprocessingInk" xmlns:wne="http://schemas.microsoft.com/office/word/2006/wordml" xmlns:wps="http://schemas.microsoft.com/office/word/2010/wordprocessingShape" mc:Ignorable="w14 w15 w16se w16cid w16 w16cex w16sdtdh w16sdtfl w16du wp14">
+<w:hdr xmlns:wpc="http://schemas.microsoft.com/office/word/2010/wordprocessingCanvas" xmlns:cx="http://schemas.microsoft.com/office/drawing/2014/chartex" xmlns:cx1="http://schemas.microsoft.com/office/drawing/2015/9/8/chartex" xmlns:cx2="http://schemas.microsoft.com/office/drawing/2015/10/21/chartex" xmlns:cx3="http://schemas.microsoft.com/office/drawing/2016/5/9/chartex" xmlns:cx4="http://schemas.microsoft.com/office/drawing/2016/5/10/chartex" xmlns:cx5="http://schemas.microsoft.com/office/drawing/2016/5/11/chartex" xmlns:cx6="http://schemas.microsoft.com/office/drawing/2016/5/12/chartex" xmlns:cx7="http://schemas.microsoft.com/office/drawing/2016/5/13/chartex" xmlns:cx8="http://schemas.microsoft.com/office/drawing/2016/5/14/chartex" xmlns:mc="http://schemas.openxmlformats.org/markup-compatibility/2006" xmlns:m="http://schemas.openxmlformats.org/officeDocument/2006/math" xmlns:aink="http://schemas.microsoft.com/office/drawing/2016/ink" xmlns:am3d="http://schemas.microsoft.com/office/drawing/2017/model3d" xmlns:oel="http://schemas.microsoft.com/office/2019/extlst" xmlns:r="http://schemas.openxmlformats.org/officeDocument/2006/relationships" xmlns:wp14="http://schemas.microsoft.com/office/word/2010/wordprocessingDrawing" xmlns:wp="http://schemas.openxmlformats.org/drawingml/2006/wordprocessingDrawing" xmlns:wpg="http://schemas.microsoft.com/office/word/2010/wordprocessingGroup" xmlns:wpi="http://schemas.microsoft.com/office/word/2010/wordprocessingInk" xmlns:wps="http://schemas.microsoft.com/office/word/2010/wordprocessingShape" xmlns:o="urn:schemas-microsoft-com:office:office" xmlns:v="urn:schemas-microsoft-com:vml" xmlns:w10="urn:schemas-microsoft-com:office:word" xmlns:w="http://schemas.openxmlformats.org/wordprocessingml/2006/main" xmlns:w14="http://schemas.microsoft.com/office/word/2010/wordml" xmlns:w15="http://schemas.microsoft.com/office/word/2012/wordml" xmlns:w16cex="http://schemas.microsoft.com/office/word/2018/wordml/cex" xmlns:w16cid="http://schemas.microsoft.com/office/word/2016/wordml/cid" xmlns:w16="http://schemas.microsoft.com/office/word/2018/wordml" xmlns:w16sdtdh="http://schemas.microsoft.com/office/word/2020/wordml/sdtdatahash" xmlns:w16sdtfl="http://schemas.microsoft.com/office/word/2024/wordml/sdtformatlock" xmlns:w16se="http://schemas.microsoft.com/office/word/2015/wordml/symex" xmlns:w16du="http://schemas.microsoft.com/office/word/2023/wordml/word16du" xmlns:wne="http://schemas.microsoft.com/office/word/2006/wordml" mc:Ignorable="w14 w15 w16se w16cid w16 w16cex w16sdtdh w16sdtfl w16du wp14">
   <w:p>
     <w:pPr>
       <w:pStyle w:val="Header"/>
@@ -14789,37 +17345,18 @@
       <w:pStyle w:val="Header"/>
       <w:jc w:val="center"/>
       <w:rPr>
-        <w:rFonts w:ascii="Source Serif Pro" w:hAnsi="Source Serif Pro" w:cs="Times New Roman"/>
-        <w:sz w:val="22"/>
-        <w:szCs w:val="22"/>
+        <w:rFonts w:ascii="Source Serif Pro Light" w:hAnsi="Source Serif Pro Light" w:cs="Times New Roman"/>
+        <w:sz w:val="23"/>
+        <w:szCs w:val="23"/>
       </w:rPr>
     </w:pPr>
     <w:r>
       <w:rPr>
-        <w:rFonts w:ascii="Source Serif Pro" w:hAnsi="Source Serif Pro" w:cs="Times New Roman"/>
-        <w:sz w:val="22"/>
-        <w:szCs w:val="22"/>
+        <w:rFonts w:ascii="Source Serif Pro Light" w:hAnsi="Source Serif Pro Light" w:cs="Times New Roman"/>
+        <w:sz w:val="23"/>
+        <w:szCs w:val="23"/>
       </w:rPr>
-      <w:t>1851 Research Fellow</w:t>
-    </w:r>
-  </w:p>
-  <w:p>
-    <w:pPr>
-      <w:pStyle w:val="Header"/>
-      <w:jc w:val="center"/>
-      <w:rPr>
-        <w:rFonts w:ascii="Source Serif Pro ExtraLight" w:hAnsi="Source Serif Pro ExtraLight" w:cs="Times New Roman"/>
-        <w:sz w:val="22"/>
-        <w:szCs w:val="22"/>
-      </w:rPr>
-    </w:pPr>
-    <w:r>
-      <w:rPr>
-        <w:rFonts w:ascii="Source Serif Pro ExtraLight" w:hAnsi="Source Serif Pro ExtraLight" w:cs="Times New Roman"/>
-        <w:sz w:val="22"/>
-        <w:szCs w:val="22"/>
-      </w:rPr>
-      <w:t>School of Ocean and Earth Science, University of Southampton</w:t>
+      <w:t>Schmidt AI in Science Fellow, University of Oxford</w:t>
     </w:r>
   </w:p>
   <w:p>
@@ -14840,7 +17377,7 @@
           <w:sz w:val="22"/>
           <w:szCs w:val="22"/>
         </w:rPr>
-        <w:t>A.T.Cribb@soton.ac.uk</w:t>
+        <w:t>alison.cribb@earth.ox.ac.uk</w:t>
       </w:r>
     </w:hyperlink>
   </w:p>
@@ -14867,7 +17404,7 @@
 </file>
 
 <file path=word/numbering.xml><?xml version="1.0" encoding="utf-8"?>
-<w:numbering xmlns:wpc="http://schemas.microsoft.com/office/word/2010/wordprocessingCanvas" xmlns:cx="http://schemas.microsoft.com/office/drawing/2014/chartex" xmlns:cx1="http://schemas.microsoft.com/office/drawing/2015/9/8/chartex" xmlns:cx2="http://schemas.microsoft.com/office/drawing/2015/10/21/chartex" xmlns:cx3="http://schemas.microsoft.com/office/drawing/2016/5/9/chartex" xmlns:cx4="http://schemas.microsoft.com/office/drawing/2016/5/10/chartex" xmlns:cx5="http://schemas.microsoft.com/office/drawing/2016/5/11/chartex" xmlns:cx6="http://schemas.microsoft.com/office/drawing/2016/5/12/chartex" xmlns:cx7="http://schemas.microsoft.com/office/drawing/2016/5/13/chartex" xmlns:cx8="http://schemas.microsoft.com/office/drawing/2016/5/14/chartex" xmlns:mc="http://schemas.openxmlformats.org/markup-compatibility/2006" xmlns:aink="http://schemas.microsoft.com/office/drawing/2016/ink" xmlns:am3d="http://schemas.microsoft.com/office/drawing/2017/model3d" xmlns:o="urn:schemas-microsoft-com:office:office" xmlns:oel="http://schemas.microsoft.com/office/2019/extlst" xmlns:r="http://schemas.openxmlformats.org/officeDocument/2006/relationships" xmlns:m="http://schemas.openxmlformats.org/officeDocument/2006/math" xmlns:v="urn:schemas-microsoft-com:vml" xmlns:wp14="http://schemas.microsoft.com/office/word/2010/wordprocessingDrawing" xmlns:wp="http://schemas.openxmlformats.org/drawingml/2006/wordprocessingDrawing" xmlns:w10="urn:schemas-microsoft-com:office:word" xmlns:w="http://schemas.openxmlformats.org/wordprocessingml/2006/main" xmlns:w14="http://schemas.microsoft.com/office/word/2010/wordml" xmlns:w15="http://schemas.microsoft.com/office/word/2012/wordml" xmlns:w16cex="http://schemas.microsoft.com/office/word/2018/wordml/cex" xmlns:w16cid="http://schemas.microsoft.com/office/word/2016/wordml/cid" xmlns:w16="http://schemas.microsoft.com/office/word/2018/wordml" xmlns:w16du="http://schemas.microsoft.com/office/word/2023/wordml/word16du" xmlns:w16sdtdh="http://schemas.microsoft.com/office/word/2020/wordml/sdtdatahash" xmlns:w16sdtfl="http://schemas.microsoft.com/office/word/2024/wordml/sdtformatlock" xmlns:w16se="http://schemas.microsoft.com/office/word/2015/wordml/symex" xmlns:wpg="http://schemas.microsoft.com/office/word/2010/wordprocessingGroup" xmlns:wpi="http://schemas.microsoft.com/office/word/2010/wordprocessingInk" xmlns:wne="http://schemas.microsoft.com/office/word/2006/wordml" xmlns:wps="http://schemas.microsoft.com/office/word/2010/wordprocessingShape" mc:Ignorable="w14 w15 w16se w16cid w16 w16cex w16sdtdh w16sdtfl w16du wp14">
+<w:numbering xmlns:wpc="http://schemas.microsoft.com/office/word/2010/wordprocessingCanvas" xmlns:cx="http://schemas.microsoft.com/office/drawing/2014/chartex" xmlns:cx1="http://schemas.microsoft.com/office/drawing/2015/9/8/chartex" xmlns:cx2="http://schemas.microsoft.com/office/drawing/2015/10/21/chartex" xmlns:cx3="http://schemas.microsoft.com/office/drawing/2016/5/9/chartex" xmlns:cx4="http://schemas.microsoft.com/office/drawing/2016/5/10/chartex" xmlns:cx5="http://schemas.microsoft.com/office/drawing/2016/5/11/chartex" xmlns:cx6="http://schemas.microsoft.com/office/drawing/2016/5/12/chartex" xmlns:cx7="http://schemas.microsoft.com/office/drawing/2016/5/13/chartex" xmlns:cx8="http://schemas.microsoft.com/office/drawing/2016/5/14/chartex" xmlns:mc="http://schemas.openxmlformats.org/markup-compatibility/2006" xmlns:m="http://schemas.openxmlformats.org/officeDocument/2006/math" xmlns:aink="http://schemas.microsoft.com/office/drawing/2016/ink" xmlns:am3d="http://schemas.microsoft.com/office/drawing/2017/model3d" xmlns:oel="http://schemas.microsoft.com/office/2019/extlst" xmlns:r="http://schemas.openxmlformats.org/officeDocument/2006/relationships" xmlns:wp14="http://schemas.microsoft.com/office/word/2010/wordprocessingDrawing" xmlns:wp="http://schemas.openxmlformats.org/drawingml/2006/wordprocessingDrawing" xmlns:wpg="http://schemas.microsoft.com/office/word/2010/wordprocessingGroup" xmlns:wpi="http://schemas.microsoft.com/office/word/2010/wordprocessingInk" xmlns:wps="http://schemas.microsoft.com/office/word/2010/wordprocessingShape" xmlns:o="urn:schemas-microsoft-com:office:office" xmlns:v="urn:schemas-microsoft-com:vml" xmlns:w10="urn:schemas-microsoft-com:office:word" xmlns:w="http://schemas.openxmlformats.org/wordprocessingml/2006/main" xmlns:w14="http://schemas.microsoft.com/office/word/2010/wordml" xmlns:w15="http://schemas.microsoft.com/office/word/2012/wordml" xmlns:w16cex="http://schemas.microsoft.com/office/word/2018/wordml/cex" xmlns:w16cid="http://schemas.microsoft.com/office/word/2016/wordml/cid" xmlns:w16="http://schemas.microsoft.com/office/word/2018/wordml" xmlns:w16sdtdh="http://schemas.microsoft.com/office/word/2020/wordml/sdtdatahash" xmlns:w16sdtfl="http://schemas.microsoft.com/office/word/2024/wordml/sdtformatlock" xmlns:w16se="http://schemas.microsoft.com/office/word/2015/wordml/symex" xmlns:w16du="http://schemas.microsoft.com/office/word/2023/wordml/word16du" xmlns:wne="http://schemas.microsoft.com/office/word/2006/wordml" mc:Ignorable="w14 w15 w16se w16cid w16 w16cex w16sdtdh w16sdtfl w16du wp14">
   <w:abstractNum w:abstractNumId="0" w15:restartNumberingAfterBreak="0">
     <w:nsid w:val="012218FB"/>
     <w:multiLevelType w:val="hybridMultilevel"/>
@@ -18602,7 +21139,7 @@
 </file>
 
 <file path=word/styles.xml><?xml version="1.0" encoding="utf-8"?>
-<w:styles xmlns:mc="http://schemas.openxmlformats.org/markup-compatibility/2006" xmlns:r="http://schemas.openxmlformats.org/officeDocument/2006/relationships" xmlns:w="http://schemas.openxmlformats.org/wordprocessingml/2006/main" xmlns:w14="http://schemas.microsoft.com/office/word/2010/wordml" xmlns:w15="http://schemas.microsoft.com/office/word/2012/wordml" xmlns:w16cex="http://schemas.microsoft.com/office/word/2018/wordml/cex" xmlns:w16cid="http://schemas.microsoft.com/office/word/2016/wordml/cid" xmlns:w16="http://schemas.microsoft.com/office/word/2018/wordml" xmlns:w16du="http://schemas.microsoft.com/office/word/2023/wordml/word16du" xmlns:w16sdtdh="http://schemas.microsoft.com/office/word/2020/wordml/sdtdatahash" xmlns:w16sdtfl="http://schemas.microsoft.com/office/word/2024/wordml/sdtformatlock" xmlns:w16se="http://schemas.microsoft.com/office/word/2015/wordml/symex" mc:Ignorable="w14 w15 w16se w16cid w16 w16cex w16sdtdh w16sdtfl w16du">
+<w:styles xmlns:mc="http://schemas.openxmlformats.org/markup-compatibility/2006" xmlns:r="http://schemas.openxmlformats.org/officeDocument/2006/relationships" xmlns:w="http://schemas.openxmlformats.org/wordprocessingml/2006/main" xmlns:w14="http://schemas.microsoft.com/office/word/2010/wordml" xmlns:w15="http://schemas.microsoft.com/office/word/2012/wordml" xmlns:w16cex="http://schemas.microsoft.com/office/word/2018/wordml/cex" xmlns:w16cid="http://schemas.microsoft.com/office/word/2016/wordml/cid" xmlns:w16="http://schemas.microsoft.com/office/word/2018/wordml" xmlns:w16sdtdh="http://schemas.microsoft.com/office/word/2020/wordml/sdtdatahash" xmlns:w16sdtfl="http://schemas.microsoft.com/office/word/2024/wordml/sdtformatlock" xmlns:w16se="http://schemas.microsoft.com/office/word/2015/wordml/symex" xmlns:w16du="http://schemas.microsoft.com/office/word/2023/wordml/word16du" mc:Ignorable="w14 w15 w16se w16cid w16 w16cex w16sdtdh w16sdtfl w16du">
   <w:docDefaults>
     <w:rPrDefault>
       <w:rPr>
@@ -19007,7 +21544,6 @@
   <w:style w:type="character" w:default="1" w:styleId="DefaultParagraphFont">
     <w:name w:val="Default Paragraph Font"/>
     <w:uiPriority w:val="1"/>
-    <w:semiHidden/>
     <w:unhideWhenUsed/>
   </w:style>
   <w:style w:type="table" w:default="1" w:styleId="TableNormal">

--- a/files/ATCribb_CV.docx
+++ b/files/ATCribb_CV.docx
@@ -2166,27 +2166,7 @@
                 <w:szCs w:val="23"/>
                 <w:lang w:val="en-GB"/>
               </w:rPr>
-              <w:t>Women in Science and Engineering (</w:t>
-            </w:r>
-            <w:proofErr w:type="spellStart"/>
-            <w:r>
-              <w:rPr>
-                <w:rFonts w:ascii="Source Serif Pro Light" w:hAnsi="Source Serif Pro Light" w:cs="Times New Roman"/>
-                <w:sz w:val="23"/>
-                <w:szCs w:val="23"/>
-                <w:lang w:val="en-GB"/>
-              </w:rPr>
-              <w:t>WiSE</w:t>
-            </w:r>
-            <w:proofErr w:type="spellEnd"/>
-            <w:r>
-              <w:rPr>
-                <w:rFonts w:ascii="Source Serif Pro Light" w:hAnsi="Source Serif Pro Light" w:cs="Times New Roman"/>
-                <w:sz w:val="23"/>
-                <w:szCs w:val="23"/>
-                <w:lang w:val="en-GB"/>
-              </w:rPr>
-              <w:t>) - University of Southern California</w:t>
+              <w:t>Women in Science and Engineering (WiSE) - University of Southern California</w:t>
             </w:r>
           </w:p>
         </w:tc>
@@ -3374,67 +3354,7 @@
                 <w:szCs w:val="23"/>
                 <w:lang w:val="en-GB"/>
               </w:rPr>
-              <w:t xml:space="preserve"> </w:t>
-            </w:r>
-            <w:proofErr w:type="spellStart"/>
-            <w:r>
-              <w:rPr>
-                <w:rFonts w:ascii="Source Serif Pro Light" w:hAnsi="Source Serif Pro Light" w:cs="Times New Roman"/>
-                <w:sz w:val="23"/>
-                <w:szCs w:val="23"/>
-                <w:lang w:val="en-GB"/>
-              </w:rPr>
-              <w:t>Djunistee</w:t>
-            </w:r>
-            <w:proofErr w:type="spellEnd"/>
-            <w:r>
-              <w:rPr>
-                <w:rFonts w:ascii="Source Serif Pro Light" w:hAnsi="Source Serif Pro Light" w:cs="Times New Roman"/>
-                <w:sz w:val="23"/>
-                <w:szCs w:val="23"/>
-                <w:lang w:val="en-GB"/>
-              </w:rPr>
-              <w:t xml:space="preserve">, I.A.P., Gearty, W., Gibson, B.&lt;., Gotelli, N.J., Hayes, R., Hull, P.M., Ibarra, D.E., Lee, J., </w:t>
-            </w:r>
-            <w:proofErr w:type="spellStart"/>
-            <w:r>
-              <w:rPr>
-                <w:rFonts w:ascii="Source Serif Pro Light" w:hAnsi="Source Serif Pro Light" w:cs="Times New Roman"/>
-                <w:sz w:val="23"/>
-                <w:szCs w:val="23"/>
-                <w:lang w:val="en-GB"/>
-              </w:rPr>
-              <w:t>Looy</w:t>
-            </w:r>
-            <w:proofErr w:type="spellEnd"/>
-            <w:r>
-              <w:rPr>
-                <w:rFonts w:ascii="Source Serif Pro Light" w:hAnsi="Source Serif Pro Light" w:cs="Times New Roman"/>
-                <w:sz w:val="23"/>
-                <w:szCs w:val="23"/>
-                <w:lang w:val="en-GB"/>
-              </w:rPr>
-              <w:t xml:space="preserve">, C.V., Muddiman, B., Shupinski, A.B., </w:t>
-            </w:r>
-            <w:proofErr w:type="spellStart"/>
-            <w:r>
-              <w:rPr>
-                <w:rFonts w:ascii="Source Serif Pro Light" w:hAnsi="Source Serif Pro Light" w:cs="Times New Roman"/>
-                <w:sz w:val="23"/>
-                <w:szCs w:val="23"/>
-                <w:lang w:val="en-GB"/>
-              </w:rPr>
-              <w:t>Sjosten</w:t>
-            </w:r>
-            <w:proofErr w:type="spellEnd"/>
-            <w:r>
-              <w:rPr>
-                <w:rFonts w:ascii="Source Serif Pro Light" w:hAnsi="Source Serif Pro Light" w:cs="Times New Roman"/>
-                <w:sz w:val="23"/>
-                <w:szCs w:val="23"/>
-                <w:lang w:val="en-GB"/>
-              </w:rPr>
-              <w:t>, S., Smith, F.A., Stigall, A.L., Tome, C.P., Tingle, K., Turk, K.A., Villaseñor, A., Wagner, P.J., Wagner, J.D., Wang, S.C., Lyons, S.K.</w:t>
+              <w:t xml:space="preserve"> Djunistee, I.A.P., Gearty, W., Gibson, B.&lt;., Gotelli, N.J., Hayes, R., Hull, P.M., Ibarra, D.E., Lee, J., Looy, C.V., Muddiman, B., Shupinski, A.B., Sjosten, S., Smith, F.A., Stigall, A.L., Tome, C.P., Tingle, K., Turk, K.A., Villaseñor, A., Wagner, P.J., Wagner, J.D., Wang, S.C., Lyons, S.K.</w:t>
             </w:r>
             <w:r>
               <w:rPr>
@@ -3665,25 +3585,14 @@
               </w:rPr>
               <w:t>(</w:t>
             </w:r>
-            <w:proofErr w:type="spellStart"/>
-            <w:r>
-              <w:rPr>
-                <w:rFonts w:ascii="Source Serif Pro Light" w:hAnsi="Source Serif Pro Light" w:cs="Times New Roman"/>
-                <w:sz w:val="23"/>
-                <w:szCs w:val="23"/>
-                <w:lang w:val="en-GB"/>
-              </w:rPr>
-              <w:t>doi</w:t>
-            </w:r>
-            <w:proofErr w:type="spellEnd"/>
-            <w:r>
-              <w:rPr>
-                <w:rFonts w:ascii="Source Serif Pro Light" w:hAnsi="Source Serif Pro Light" w:cs="Times New Roman"/>
-                <w:sz w:val="23"/>
-                <w:szCs w:val="23"/>
-                <w:lang w:val="en-GB"/>
-              </w:rPr>
-              <w:t>:</w:t>
+            <w:r>
+              <w:rPr>
+                <w:rFonts w:ascii="Source Serif Pro Light" w:hAnsi="Source Serif Pro Light" w:cs="Times New Roman"/>
+                <w:sz w:val="23"/>
+                <w:szCs w:val="23"/>
+                <w:lang w:val="en-GB"/>
+              </w:rPr>
+              <w:t>doi:</w:t>
             </w:r>
             <w:r>
               <w:rPr>
@@ -3798,7 +3707,7 @@
                 <w:szCs w:val="23"/>
                 <w:lang w:val="en-GB"/>
               </w:rPr>
-              <w:t xml:space="preserve"> Zhao, L., Jiang, Y., Zhao, H., Yan, P., Huang, Y. Predatory-prey interactions in the Early Triassic ocean. </w:t>
+              <w:t xml:space="preserve"> Zhao, L., Jiang, Y., Zhao, H., Yan, P., Huang, Y. Predator-prey interactions in the Early Triassic ocean. </w:t>
             </w:r>
             <w:r>
               <w:rPr>
@@ -3829,7 +3738,25 @@
                 <w:szCs w:val="23"/>
                 <w:lang w:val="en-GB"/>
               </w:rPr>
-              <w:t>138, 3807-1818</w:t>
+              <w:t>138, 3807-</w:t>
+            </w:r>
+            <w:r>
+              <w:rPr>
+                <w:rFonts w:ascii="Source Serif Pro Light" w:hAnsi="Source Serif Pro Light" w:cs="Times New Roman"/>
+                <w:sz w:val="23"/>
+                <w:szCs w:val="23"/>
+                <w:lang w:val="en-GB"/>
+              </w:rPr>
+              <w:t>3</w:t>
+            </w:r>
+            <w:r>
+              <w:rPr>
+                <w:rFonts w:ascii="Source Serif Pro Light" w:hAnsi="Source Serif Pro Light" w:cs="Times New Roman"/>
+                <w:sz w:val="23"/>
+                <w:szCs w:val="23"/>
+                <w:lang w:val="en-GB"/>
+              </w:rPr>
+              <w:t>818</w:t>
             </w:r>
             <w:r>
               <w:rPr>
@@ -3860,27 +3787,7 @@
                 <w:szCs w:val="23"/>
                 <w:lang w:val="en-GB"/>
               </w:rPr>
-              <w:t>(</w:t>
-            </w:r>
-            <w:proofErr w:type="spellStart"/>
-            <w:r>
-              <w:rPr>
-                <w:rFonts w:ascii="Source Serif Pro Light" w:hAnsi="Source Serif Pro Light" w:cs="Times New Roman"/>
-                <w:sz w:val="23"/>
-                <w:szCs w:val="23"/>
-                <w:lang w:val="en-GB"/>
-              </w:rPr>
-              <w:t>doi</w:t>
-            </w:r>
-            <w:proofErr w:type="spellEnd"/>
-            <w:r>
-              <w:rPr>
-                <w:rFonts w:ascii="Source Serif Pro Light" w:hAnsi="Source Serif Pro Light" w:cs="Times New Roman"/>
-                <w:sz w:val="23"/>
-                <w:szCs w:val="23"/>
-                <w:lang w:val="en-GB"/>
-              </w:rPr>
-              <w:t>: 10.1130/B38</w:t>
+              <w:t>(doi: 10.1130/B38</w:t>
             </w:r>
             <w:r>
               <w:rPr>
@@ -3990,67 +3897,7 @@
                 <w:szCs w:val="23"/>
                 <w:lang w:val="en-GB"/>
               </w:rPr>
-              <w:t xml:space="preserve">Bates, A.E., Clapham, M.E., Contreras, D.L., Craffey, M., </w:t>
-            </w:r>
-            <w:proofErr w:type="spellStart"/>
-            <w:r>
-              <w:rPr>
-                <w:rFonts w:ascii="Source Serif Pro Light" w:hAnsi="Source Serif Pro Light" w:cs="Times New Roman"/>
-                <w:sz w:val="23"/>
-                <w:szCs w:val="23"/>
-                <w:lang w:val="en-GB"/>
-              </w:rPr>
-              <w:t>Duijnstee</w:t>
-            </w:r>
-            <w:proofErr w:type="spellEnd"/>
-            <w:r>
-              <w:rPr>
-                <w:rFonts w:ascii="Source Serif Pro Light" w:hAnsi="Source Serif Pro Light" w:cs="Times New Roman"/>
-                <w:sz w:val="23"/>
-                <w:szCs w:val="23"/>
-                <w:lang w:val="en-GB"/>
-              </w:rPr>
-              <w:t xml:space="preserve">, I.A.P., Gearty, W., Gotelli, N.J., Hamilton, M.J., Hayes, R.F., Hull, P.M., Ibarra, D.E., Lee, J., </w:t>
-            </w:r>
-            <w:proofErr w:type="spellStart"/>
-            <w:r>
-              <w:rPr>
-                <w:rFonts w:ascii="Source Serif Pro Light" w:hAnsi="Source Serif Pro Light" w:cs="Times New Roman"/>
-                <w:sz w:val="23"/>
-                <w:szCs w:val="23"/>
-                <w:lang w:val="en-GB"/>
-              </w:rPr>
-              <w:t>Looy</w:t>
-            </w:r>
-            <w:proofErr w:type="spellEnd"/>
-            <w:r>
-              <w:rPr>
-                <w:rFonts w:ascii="Source Serif Pro Light" w:hAnsi="Source Serif Pro Light" w:cs="Times New Roman"/>
-                <w:sz w:val="23"/>
-                <w:szCs w:val="23"/>
-                <w:lang w:val="en-GB"/>
-              </w:rPr>
-              <w:t xml:space="preserve">, C.V., Lyson, T.R., Muddiman, B., Roopnarine, P.D., Shupinski, A.B., Smith, F.A., Stigall, A.L., Tome, C.P., Turk, K.A., </w:t>
-            </w:r>
-            <w:proofErr w:type="spellStart"/>
-            <w:r>
-              <w:rPr>
-                <w:rFonts w:ascii="Source Serif Pro Light" w:hAnsi="Source Serif Pro Light" w:cs="Times New Roman"/>
-                <w:sz w:val="23"/>
-                <w:szCs w:val="23"/>
-                <w:lang w:val="en-GB"/>
-              </w:rPr>
-              <w:t>Viallaseñor</w:t>
-            </w:r>
-            <w:proofErr w:type="spellEnd"/>
-            <w:r>
-              <w:rPr>
-                <w:rFonts w:ascii="Source Serif Pro Light" w:hAnsi="Source Serif Pro Light" w:cs="Times New Roman"/>
-                <w:sz w:val="23"/>
-                <w:szCs w:val="23"/>
-                <w:lang w:val="en-GB"/>
-              </w:rPr>
-              <w:t>, A., Wagner, P.J., Wang, S., Lyons, S.K.</w:t>
+              <w:t>Bates, A.E., Clapham, M.E., Contreras, D.L., Craffey, M., Duijnstee, I.A.P., Gearty, W., Gotelli, N.J., Hamilton, M.J., Hayes, R.F., Hull, P.M., Ibarra, D.E., Lee, J., Looy, C.V., Lyson, T.R., Muddiman, B., Roopnarine, P.D., Shupinski, A.B., Smith, F.A., Stigall, A.L., Tome, C.P., Turk, K.A., Viallaseñor, A., Wagner, P.J., Wang, S., Lyons, S.K.</w:t>
             </w:r>
             <w:r>
               <w:rPr>
@@ -4139,25 +3986,14 @@
               </w:rPr>
               <w:t>(</w:t>
             </w:r>
-            <w:proofErr w:type="spellStart"/>
-            <w:r>
-              <w:rPr>
-                <w:rFonts w:ascii="Source Serif Pro Light" w:hAnsi="Source Serif Pro Light" w:cs="Times New Roman"/>
-                <w:sz w:val="23"/>
-                <w:szCs w:val="23"/>
-                <w:lang w:val="en-GB"/>
-              </w:rPr>
-              <w:t>doi</w:t>
-            </w:r>
-            <w:proofErr w:type="spellEnd"/>
-            <w:r>
-              <w:rPr>
-                <w:rFonts w:ascii="Source Serif Pro Light" w:hAnsi="Source Serif Pro Light" w:cs="Times New Roman"/>
-                <w:sz w:val="23"/>
-                <w:szCs w:val="23"/>
-                <w:lang w:val="en-GB"/>
-              </w:rPr>
-              <w:t xml:space="preserve">: </w:t>
+            <w:r>
+              <w:rPr>
+                <w:rFonts w:ascii="Source Serif Pro Light" w:hAnsi="Source Serif Pro Light" w:cs="Times New Roman"/>
+                <w:sz w:val="23"/>
+                <w:szCs w:val="23"/>
+                <w:lang w:val="en-GB"/>
+              </w:rPr>
+              <w:t xml:space="preserve">doi: </w:t>
             </w:r>
             <w:bookmarkStart w:id="0" w:name="OLE_LINK1"/>
             <w:r>
@@ -4253,27 +4089,7 @@
                 <w:szCs w:val="23"/>
                 <w:lang w:val="en-GB"/>
               </w:rPr>
-              <w:t xml:space="preserve">, Zill, M., Phelps, W., </w:t>
-            </w:r>
-            <w:proofErr w:type="spellStart"/>
-            <w:r>
-              <w:rPr>
-                <w:rFonts w:ascii="Source Serif Pro Light" w:hAnsi="Source Serif Pro Light" w:cs="Times New Roman"/>
-                <w:sz w:val="23"/>
-                <w:szCs w:val="23"/>
-                <w:lang w:val="en-GB"/>
-              </w:rPr>
-              <w:t>Savrda</w:t>
-            </w:r>
-            <w:proofErr w:type="spellEnd"/>
-            <w:r>
-              <w:rPr>
-                <w:rFonts w:ascii="Source Serif Pro Light" w:hAnsi="Source Serif Pro Light" w:cs="Times New Roman"/>
-                <w:sz w:val="23"/>
-                <w:szCs w:val="23"/>
-                <w:lang w:val="en-GB"/>
-              </w:rPr>
-              <w:t xml:space="preserve">, C.E., Droser, M.L., Bottjer, D.J., Clapham, M.E. </w:t>
+              <w:t xml:space="preserve">, Zill, M., Phelps, W., Savrda, C.E., Droser, M.L., Bottjer, D.J., Clapham, M.E. </w:t>
             </w:r>
             <w:r>
               <w:rPr>
@@ -4340,47 +4156,7 @@
                 <w:szCs w:val="23"/>
                 <w:lang w:val="en-GB"/>
               </w:rPr>
-              <w:t xml:space="preserve"> (</w:t>
-            </w:r>
-            <w:proofErr w:type="spellStart"/>
-            <w:r>
-              <w:rPr>
-                <w:rFonts w:ascii="Source Serif Pro Light" w:hAnsi="Source Serif Pro Light" w:cs="Times New Roman"/>
-                <w:sz w:val="23"/>
-                <w:szCs w:val="23"/>
-                <w:lang w:val="en-GB"/>
-              </w:rPr>
-              <w:t>doi</w:t>
-            </w:r>
-            <w:proofErr w:type="spellEnd"/>
-            <w:r>
-              <w:rPr>
-                <w:rFonts w:ascii="Source Serif Pro Light" w:hAnsi="Source Serif Pro Light" w:cs="Times New Roman"/>
-                <w:sz w:val="23"/>
-                <w:szCs w:val="23"/>
-                <w:lang w:val="en-GB"/>
-              </w:rPr>
-              <w:t>: 10.1126/</w:t>
-            </w:r>
-            <w:proofErr w:type="gramStart"/>
-            <w:r>
-              <w:rPr>
-                <w:rFonts w:ascii="Source Serif Pro Light" w:hAnsi="Source Serif Pro Light" w:cs="Times New Roman"/>
-                <w:sz w:val="23"/>
-                <w:szCs w:val="23"/>
-                <w:lang w:val="en-GB"/>
-              </w:rPr>
-              <w:t>sciadv.adu</w:t>
-            </w:r>
-            <w:proofErr w:type="gramEnd"/>
-            <w:r>
-              <w:rPr>
-                <w:rFonts w:ascii="Source Serif Pro Light" w:hAnsi="Source Serif Pro Light" w:cs="Times New Roman"/>
-                <w:sz w:val="23"/>
-                <w:szCs w:val="23"/>
-                <w:lang w:val="en-GB"/>
-              </w:rPr>
-              <w:t>7719)</w:t>
+              <w:t xml:space="preserve"> (doi: 10.1126/sciadv.adu7719)</w:t>
             </w:r>
           </w:p>
         </w:tc>
@@ -4485,27 +4261,7 @@
                 <w:szCs w:val="23"/>
                 <w:lang w:val="en-GB"/>
               </w:rPr>
-              <w:t>, 67, e12726. (</w:t>
-            </w:r>
-            <w:proofErr w:type="spellStart"/>
-            <w:r>
-              <w:rPr>
-                <w:rFonts w:ascii="Source Serif Pro Light" w:hAnsi="Source Serif Pro Light" w:cs="Times New Roman"/>
-                <w:sz w:val="23"/>
-                <w:szCs w:val="23"/>
-                <w:lang w:val="en-GB"/>
-              </w:rPr>
-              <w:t>doi</w:t>
-            </w:r>
-            <w:proofErr w:type="spellEnd"/>
-            <w:r>
-              <w:rPr>
-                <w:rFonts w:ascii="Source Serif Pro Light" w:hAnsi="Source Serif Pro Light" w:cs="Times New Roman"/>
-                <w:sz w:val="23"/>
-                <w:szCs w:val="23"/>
-                <w:lang w:val="en-GB"/>
-              </w:rPr>
-              <w:t>: 10.1111/pala.12726)</w:t>
+              <w:t>, 67, e12726. (doi: 10.1111/pala.12726)</w:t>
             </w:r>
             <w:r>
               <w:rPr>
@@ -4627,27 +4383,7 @@
                 <w:szCs w:val="23"/>
                 <w:lang w:val="en-GB"/>
               </w:rPr>
-              <w:t>, 290, 20232232. (</w:t>
-            </w:r>
-            <w:proofErr w:type="spellStart"/>
-            <w:r>
-              <w:rPr>
-                <w:rFonts w:ascii="Source Serif Pro Light" w:hAnsi="Source Serif Pro Light" w:cs="Times New Roman"/>
-                <w:sz w:val="23"/>
-                <w:szCs w:val="23"/>
-                <w:lang w:val="en-GB"/>
-              </w:rPr>
-              <w:t>doi</w:t>
-            </w:r>
-            <w:proofErr w:type="spellEnd"/>
-            <w:r>
-              <w:rPr>
-                <w:rFonts w:ascii="Source Serif Pro Light" w:hAnsi="Source Serif Pro Light" w:cs="Times New Roman"/>
-                <w:sz w:val="23"/>
-                <w:szCs w:val="23"/>
-                <w:lang w:val="en-GB"/>
-              </w:rPr>
-              <w:t xml:space="preserve">: 10.1098/rspb.2023.2232) </w:t>
+              <w:t xml:space="preserve">, 290, 20232232. (doi: 10.1098/rspb.2023.2232) </w:t>
             </w:r>
           </w:p>
         </w:tc>
@@ -4721,27 +4457,7 @@
                 <w:szCs w:val="23"/>
                 <w:lang w:val="en-GB"/>
               </w:rPr>
-              <w:t>, van de Velde, S. J., Berelson, W. M., Bottjer. D. J., and Corsetti, F. A. 2023. Ediacaran-Cambrian bioturbation did not extensively oxygenate sediments in shallow marine ecosystems. Geobiology, 24, 435-453. (</w:t>
-            </w:r>
-            <w:proofErr w:type="spellStart"/>
-            <w:r>
-              <w:rPr>
-                <w:rFonts w:ascii="Source Serif Pro Light" w:hAnsi="Source Serif Pro Light" w:cs="Times New Roman"/>
-                <w:sz w:val="23"/>
-                <w:szCs w:val="23"/>
-                <w:lang w:val="en-GB"/>
-              </w:rPr>
-              <w:t>doi</w:t>
-            </w:r>
-            <w:proofErr w:type="spellEnd"/>
-            <w:r>
-              <w:rPr>
-                <w:rFonts w:ascii="Source Serif Pro Light" w:hAnsi="Source Serif Pro Light" w:cs="Times New Roman"/>
-                <w:sz w:val="23"/>
-                <w:szCs w:val="23"/>
-                <w:lang w:val="en-GB"/>
-              </w:rPr>
-              <w:t xml:space="preserve">: 10.1111/gbi.12550) </w:t>
+              <w:t xml:space="preserve">, van de Velde, S. J., Berelson, W. M., Bottjer. D. J., and Corsetti, F. A. 2023. Ediacaran-Cambrian bioturbation did not extensively oxygenate sediments in shallow marine ecosystems. Geobiology, 24, 435-453. (doi: 10.1111/gbi.12550) </w:t>
             </w:r>
           </w:p>
         </w:tc>
@@ -4844,47 +4560,7 @@
                 <w:szCs w:val="23"/>
                 <w:lang w:val="en-GB"/>
               </w:rPr>
-              <w:t>, 8, eabo0596 (</w:t>
-            </w:r>
-            <w:proofErr w:type="spellStart"/>
-            <w:r>
-              <w:rPr>
-                <w:rFonts w:ascii="Source Serif Pro Light" w:hAnsi="Source Serif Pro Light" w:cs="Times New Roman"/>
-                <w:sz w:val="23"/>
-                <w:szCs w:val="23"/>
-                <w:lang w:val="en-GB"/>
-              </w:rPr>
-              <w:t>doi</w:t>
-            </w:r>
-            <w:proofErr w:type="spellEnd"/>
-            <w:r>
-              <w:rPr>
-                <w:rFonts w:ascii="Source Serif Pro Light" w:hAnsi="Source Serif Pro Light" w:cs="Times New Roman"/>
-                <w:sz w:val="23"/>
-                <w:szCs w:val="23"/>
-                <w:lang w:val="en-GB"/>
-              </w:rPr>
-              <w:t>: 10.1126/</w:t>
-            </w:r>
-            <w:proofErr w:type="gramStart"/>
-            <w:r>
-              <w:rPr>
-                <w:rFonts w:ascii="Source Serif Pro Light" w:hAnsi="Source Serif Pro Light" w:cs="Times New Roman"/>
-                <w:sz w:val="23"/>
-                <w:szCs w:val="23"/>
-                <w:lang w:val="en-GB"/>
-              </w:rPr>
-              <w:t>sciadv.abo</w:t>
-            </w:r>
-            <w:proofErr w:type="gramEnd"/>
-            <w:r>
-              <w:rPr>
-                <w:rFonts w:ascii="Source Serif Pro Light" w:hAnsi="Source Serif Pro Light" w:cs="Times New Roman"/>
-                <w:sz w:val="23"/>
-                <w:szCs w:val="23"/>
-                <w:lang w:val="en-GB"/>
-              </w:rPr>
-              <w:t>0597).</w:t>
+              <w:t>, 8, eabo0596 (doi: 10.1126/sciadv.abo0597).</w:t>
             </w:r>
           </w:p>
         </w:tc>
@@ -4987,27 +4663,7 @@
                 <w:szCs w:val="23"/>
                 <w:lang w:val="en-GB"/>
               </w:rPr>
-              <w:t>, 103435. (</w:t>
-            </w:r>
-            <w:proofErr w:type="spellStart"/>
-            <w:r>
-              <w:rPr>
-                <w:rFonts w:ascii="Source Serif Pro Light" w:hAnsi="Source Serif Pro Light" w:cs="Times New Roman"/>
-                <w:sz w:val="23"/>
-                <w:szCs w:val="23"/>
-                <w:lang w:val="en-GB"/>
-              </w:rPr>
-              <w:t>doi</w:t>
-            </w:r>
-            <w:proofErr w:type="spellEnd"/>
-            <w:r>
-              <w:rPr>
-                <w:rFonts w:ascii="Source Serif Pro Light" w:hAnsi="Source Serif Pro Light" w:cs="Times New Roman"/>
-                <w:sz w:val="23"/>
-                <w:szCs w:val="23"/>
-                <w:lang w:val="en-GB"/>
-              </w:rPr>
-              <w:t>:</w:t>
+              <w:t>, 103435. (doi:</w:t>
             </w:r>
             <w:r>
               <w:rPr>
@@ -5147,31 +4803,7 @@
                 <w:shd w:val="clear" w:color="auto" w:fill="FFFFFF"/>
                 <w:lang w:val="en-GB"/>
               </w:rPr>
-              <w:t>, 556, 109884. (</w:t>
-            </w:r>
-            <w:proofErr w:type="gramStart"/>
-            <w:r>
-              <w:rPr>
-                <w:rFonts w:ascii="Source Serif Pro Light" w:eastAsia="Times New Roman" w:hAnsi="Source Serif Pro Light" w:cs="Calibri"/>
-                <w:color w:val="000000"/>
-                <w:sz w:val="23"/>
-                <w:szCs w:val="23"/>
-                <w:shd w:val="clear" w:color="auto" w:fill="FFFFFF"/>
-                <w:lang w:val="en-GB"/>
-              </w:rPr>
-              <w:t>doi:10.1016/j.palaeo</w:t>
-            </w:r>
-            <w:proofErr w:type="gramEnd"/>
-            <w:r>
-              <w:rPr>
-                <w:rFonts w:ascii="Source Serif Pro Light" w:eastAsia="Times New Roman" w:hAnsi="Source Serif Pro Light" w:cs="Calibri"/>
-                <w:color w:val="000000"/>
-                <w:sz w:val="23"/>
-                <w:szCs w:val="23"/>
-                <w:shd w:val="clear" w:color="auto" w:fill="FFFFFF"/>
-                <w:lang w:val="en-GB"/>
-              </w:rPr>
-              <w:t>.2020.109884)</w:t>
+              <w:t>, 556, 109884. (doi:10.1016/j.palaeo.2020.109884)</w:t>
             </w:r>
           </w:p>
         </w:tc>
@@ -5245,27 +4877,7 @@
                 <w:szCs w:val="23"/>
                 <w:lang w:val="en-GB"/>
               </w:rPr>
-              <w:t xml:space="preserve">, Bottjer, D. J. 2020. Complex marine bioturbation ecosystem engineering </w:t>
-            </w:r>
-            <w:proofErr w:type="spellStart"/>
-            <w:r>
-              <w:rPr>
-                <w:rFonts w:ascii="Source Serif Pro Light" w:hAnsi="Source Serif Pro Light" w:cs="Times New Roman"/>
-                <w:sz w:val="23"/>
-                <w:szCs w:val="23"/>
-                <w:lang w:val="en-GB"/>
-              </w:rPr>
-              <w:t>behaviors</w:t>
-            </w:r>
-            <w:proofErr w:type="spellEnd"/>
-            <w:r>
-              <w:rPr>
-                <w:rFonts w:ascii="Source Serif Pro Light" w:hAnsi="Source Serif Pro Light" w:cs="Times New Roman"/>
-                <w:sz w:val="23"/>
-                <w:szCs w:val="23"/>
-                <w:lang w:val="en-GB"/>
-              </w:rPr>
-              <w:t xml:space="preserve"> persisted in the wake of the end-Permian mass extinction. </w:t>
+              <w:t xml:space="preserve">, Bottjer, D. J. 2020. Complex marine bioturbation ecosystem engineering behaviors persisted in the wake of the end-Permian mass extinction. </w:t>
             </w:r>
             <w:r>
               <w:rPr>
@@ -5625,27 +5237,7 @@
                 <w:szCs w:val="23"/>
                 <w:lang w:val="en-GB"/>
               </w:rPr>
-              <w:t>(</w:t>
-            </w:r>
-            <w:proofErr w:type="spellStart"/>
-            <w:r>
-              <w:rPr>
-                <w:rFonts w:ascii="Source Serif Pro Light" w:hAnsi="Source Serif Pro Light" w:cs="Times New Roman"/>
-                <w:sz w:val="23"/>
-                <w:szCs w:val="23"/>
-                <w:lang w:val="en-GB"/>
-              </w:rPr>
-              <w:t>doi</w:t>
-            </w:r>
-            <w:proofErr w:type="spellEnd"/>
-            <w:r>
-              <w:rPr>
-                <w:rFonts w:ascii="Source Serif Pro Light" w:hAnsi="Source Serif Pro Light" w:cs="Times New Roman"/>
-                <w:sz w:val="23"/>
-                <w:szCs w:val="23"/>
-                <w:lang w:val="en-GB"/>
-              </w:rPr>
-              <w:t>: 10.1016/j.cub.2024.05.038)</w:t>
+              <w:t>(doi: 10.1016/j.cub.2024.05.038)</w:t>
             </w:r>
             <w:r>
               <w:rPr>
@@ -5983,25 +5575,14 @@
                 <w:lang w:val="en-GB"/>
               </w:rPr>
             </w:pPr>
-            <w:proofErr w:type="spellStart"/>
-            <w:r>
-              <w:rPr>
-                <w:rFonts w:ascii="Source Serif Pro Light" w:hAnsi="Source Serif Pro Light" w:cs="Times New Roman"/>
-                <w:sz w:val="23"/>
-                <w:szCs w:val="23"/>
-                <w:lang w:val="en-GB"/>
-              </w:rPr>
-              <w:t>Djunistee</w:t>
-            </w:r>
-            <w:proofErr w:type="spellEnd"/>
-            <w:r>
-              <w:rPr>
-                <w:rFonts w:ascii="Source Serif Pro Light" w:hAnsi="Source Serif Pro Light" w:cs="Times New Roman"/>
-                <w:sz w:val="23"/>
-                <w:szCs w:val="23"/>
-                <w:lang w:val="en-GB"/>
-              </w:rPr>
-              <w:t>, I.</w:t>
+            <w:r>
+              <w:rPr>
+                <w:rFonts w:ascii="Source Serif Pro Light" w:hAnsi="Source Serif Pro Light" w:cs="Times New Roman"/>
+                <w:sz w:val="23"/>
+                <w:szCs w:val="23"/>
+                <w:lang w:val="en-GB"/>
+              </w:rPr>
+              <w:t>Djunistee, I.</w:t>
             </w:r>
             <w:r>
               <w:rPr>
@@ -6075,47 +5656,7 @@
                 <w:szCs w:val="23"/>
                 <w:lang w:val="en-GB"/>
               </w:rPr>
-              <w:t xml:space="preserve"> Contreras, D.L., Craffey, M., Gearty, W., Gotelli, N.J., Hayes, R.F., Hull, P.M., Ibarra, D.E., Lee, J., </w:t>
-            </w:r>
-            <w:proofErr w:type="spellStart"/>
-            <w:r>
-              <w:rPr>
-                <w:rFonts w:ascii="Source Serif Pro Light" w:hAnsi="Source Serif Pro Light" w:cs="Times New Roman"/>
-                <w:sz w:val="23"/>
-                <w:szCs w:val="23"/>
-                <w:lang w:val="en-GB"/>
-              </w:rPr>
-              <w:t>Looy</w:t>
-            </w:r>
-            <w:proofErr w:type="spellEnd"/>
-            <w:r>
-              <w:rPr>
-                <w:rFonts w:ascii="Source Serif Pro Light" w:hAnsi="Source Serif Pro Light" w:cs="Times New Roman"/>
-                <w:sz w:val="23"/>
-                <w:szCs w:val="23"/>
-                <w:lang w:val="en-GB"/>
-              </w:rPr>
-              <w:t xml:space="preserve">, C.V., Lyson, T.R., Muddiman, B., Roopnarine, P.D., Shupinski, A.B., Smith, F.A., Stigall, A.L., Tome, C.P., Turk, K.A., </w:t>
-            </w:r>
-            <w:proofErr w:type="spellStart"/>
-            <w:r>
-              <w:rPr>
-                <w:rFonts w:ascii="Source Serif Pro Light" w:hAnsi="Source Serif Pro Light" w:cs="Times New Roman"/>
-                <w:sz w:val="23"/>
-                <w:szCs w:val="23"/>
-                <w:lang w:val="en-GB"/>
-              </w:rPr>
-              <w:t>Viallaseñor</w:t>
-            </w:r>
-            <w:proofErr w:type="spellEnd"/>
-            <w:r>
-              <w:rPr>
-                <w:rFonts w:ascii="Source Serif Pro Light" w:hAnsi="Source Serif Pro Light" w:cs="Times New Roman"/>
-                <w:sz w:val="23"/>
-                <w:szCs w:val="23"/>
-                <w:lang w:val="en-GB"/>
-              </w:rPr>
-              <w:t>, A., Wagner, P.J., Wang, S., Lyons, S.K.</w:t>
+              <w:t xml:space="preserve"> Contreras, D.L., Craffey, M., Gearty, W., Gotelli, N.J., Hayes, R.F., Hull, P.M., Ibarra, D.E., Lee, J., Looy, C.V., Lyson, T.R., Muddiman, B., Roopnarine, P.D., Shupinski, A.B., Smith, F.A., Stigall, A.L., Tome, C.P., Turk, K.A., Viallaseñor, A., Wagner, P.J., Wang, S., Lyons, S.K.</w:t>
             </w:r>
             <w:r>
               <w:rPr>
@@ -6347,17 +5888,7 @@
                 <w:szCs w:val="23"/>
                 <w:lang w:val="en-GB"/>
               </w:rPr>
-              <w:t xml:space="preserve">Stockey, R.G., Li, N, </w:t>
-            </w:r>
-            <w:proofErr w:type="spellStart"/>
-            <w:r>
-              <w:rPr>
-                <w:rFonts w:ascii="Source Serif Pro Light" w:hAnsi="Source Serif Pro Light" w:cs="Times New Roman"/>
-                <w:sz w:val="23"/>
-                <w:szCs w:val="23"/>
-                <w:lang w:val="en-GB"/>
-              </w:rPr>
-              <w:t>Plana</w:t>
+              <w:t>Stockey, R.G., Li, N, Plana</w:t>
             </w:r>
             <w:r>
               <w:rPr>
@@ -6375,17 +5906,7 @@
                 <w:szCs w:val="23"/>
                 <w:lang w:val="en-GB"/>
               </w:rPr>
-              <w:t>sky</w:t>
-            </w:r>
-            <w:proofErr w:type="spellEnd"/>
-            <w:r>
-              <w:rPr>
-                <w:rFonts w:ascii="Source Serif Pro Light" w:hAnsi="Source Serif Pro Light" w:cs="Times New Roman"/>
-                <w:sz w:val="23"/>
-                <w:szCs w:val="23"/>
-                <w:lang w:val="en-GB"/>
-              </w:rPr>
-              <w:t xml:space="preserve">, N.J., Pohl, A., Finnegan, S., Sperling, E.A., </w:t>
+              <w:t xml:space="preserve">sky, N.J., Pohl, A., Finnegan, S., Sperling, E.A., </w:t>
             </w:r>
             <w:r>
               <w:rPr>
@@ -6560,67 +6081,7 @@
                 <w:szCs w:val="23"/>
                 <w:lang w:val="en-GB"/>
               </w:rPr>
-              <w:t xml:space="preserve">, Gruszka, P., Sartin, A., Monarrez, P. </w:t>
-            </w:r>
-            <w:proofErr w:type="spellStart"/>
-            <w:r>
-              <w:rPr>
-                <w:rFonts w:ascii="Source Serif Pro Light" w:hAnsi="Source Serif Pro Light" w:cs="Times New Roman"/>
-                <w:sz w:val="23"/>
-                <w:szCs w:val="23"/>
-                <w:lang w:val="en-GB"/>
-              </w:rPr>
-              <w:t>PaleoClimR</w:t>
-            </w:r>
-            <w:proofErr w:type="spellEnd"/>
-            <w:r>
-              <w:rPr>
-                <w:rFonts w:ascii="Source Serif Pro Light" w:hAnsi="Source Serif Pro Light" w:cs="Times New Roman"/>
-                <w:sz w:val="23"/>
-                <w:szCs w:val="23"/>
-                <w:lang w:val="en-GB"/>
-              </w:rPr>
-              <w:t>. R package. (in development: github.com/</w:t>
-            </w:r>
-            <w:proofErr w:type="spellStart"/>
-            <w:r>
-              <w:rPr>
-                <w:rFonts w:ascii="Source Serif Pro Light" w:hAnsi="Source Serif Pro Light" w:cs="Times New Roman"/>
-                <w:sz w:val="23"/>
-                <w:szCs w:val="23"/>
-                <w:lang w:val="en-GB"/>
-              </w:rPr>
-              <w:t>richardstockey</w:t>
-            </w:r>
-            <w:proofErr w:type="spellEnd"/>
-            <w:r>
-              <w:rPr>
-                <w:rFonts w:ascii="Source Serif Pro Light" w:hAnsi="Source Serif Pro Light" w:cs="Times New Roman"/>
-                <w:sz w:val="23"/>
-                <w:szCs w:val="23"/>
-                <w:lang w:val="en-GB"/>
-              </w:rPr>
-              <w:t>/</w:t>
-            </w:r>
-            <w:proofErr w:type="spellStart"/>
-            <w:r>
-              <w:rPr>
-                <w:rFonts w:ascii="Source Serif Pro Light" w:hAnsi="Source Serif Pro Light" w:cs="Times New Roman"/>
-                <w:sz w:val="23"/>
-                <w:szCs w:val="23"/>
-                <w:lang w:val="en-GB"/>
-              </w:rPr>
-              <w:t>PaleoClimR</w:t>
-            </w:r>
-            <w:proofErr w:type="spellEnd"/>
-            <w:r>
-              <w:rPr>
-                <w:rFonts w:ascii="Source Serif Pro Light" w:hAnsi="Source Serif Pro Light" w:cs="Times New Roman"/>
-                <w:sz w:val="23"/>
-                <w:szCs w:val="23"/>
-                <w:lang w:val="en-GB"/>
-              </w:rPr>
-              <w:t xml:space="preserve">) </w:t>
+              <w:t xml:space="preserve">, Gruszka, P., Sartin, A., Monarrez, P. PaleoClimR. R package. (in development: github.com/richardstockey/PaleoClimR) </w:t>
             </w:r>
           </w:p>
         </w:tc>
@@ -6845,7 +6306,6 @@
               </w:rPr>
               <w:t>B</w:t>
             </w:r>
-            <w:proofErr w:type="spellStart"/>
             <w:r>
               <w:rPr>
                 <w:rFonts w:ascii="Source Serif Pro Light" w:hAnsi="Source Serif Pro Light" w:cs="Times New Roman"/>
@@ -6854,18 +6314,7 @@
                 <w:sz w:val="20"/>
                 <w:szCs w:val="20"/>
               </w:rPr>
-              <w:t>iogeodynamics</w:t>
-            </w:r>
-            <w:proofErr w:type="spellEnd"/>
-            <w:r>
-              <w:rPr>
-                <w:rFonts w:ascii="Source Serif Pro Light" w:hAnsi="Source Serif Pro Light" w:cs="Times New Roman"/>
-                <w:i/>
-                <w:iCs/>
-                <w:sz w:val="20"/>
-                <w:szCs w:val="20"/>
-              </w:rPr>
-              <w:t xml:space="preserve"> and the Co-Evolution of Earth and Life</w:t>
+              <w:t>iogeodynamics and the Co-Evolution of Earth and Life</w:t>
             </w:r>
           </w:p>
           <w:p>
@@ -7976,27 +7425,7 @@
                 <w:szCs w:val="20"/>
                 <w:lang w:val="en-GB"/>
               </w:rPr>
-              <w:t xml:space="preserve">The European Institute for Marine Sciences (IUEM), </w:t>
-            </w:r>
-            <w:proofErr w:type="spellStart"/>
-            <w:r>
-              <w:rPr>
-                <w:rFonts w:ascii="Source Serif Pro Light" w:hAnsi="Source Serif Pro Light" w:cs="Times New Roman"/>
-                <w:sz w:val="20"/>
-                <w:szCs w:val="20"/>
-                <w:lang w:val="en-GB"/>
-              </w:rPr>
-              <w:t>Lagonna-Daoulas</w:t>
-            </w:r>
-            <w:proofErr w:type="spellEnd"/>
-            <w:r>
-              <w:rPr>
-                <w:rFonts w:ascii="Source Serif Pro Light" w:hAnsi="Source Serif Pro Light" w:cs="Times New Roman"/>
-                <w:sz w:val="20"/>
-                <w:szCs w:val="20"/>
-                <w:lang w:val="en-GB"/>
-              </w:rPr>
-              <w:t>, Brittany, France</w:t>
+              <w:t>The European Institute for Marine Sciences (IUEM), Lagonna-Daoulas, Brittany, France</w:t>
             </w:r>
           </w:p>
         </w:tc>
@@ -8564,25 +7993,14 @@
                 <w:lang w:val="en-GB"/>
               </w:rPr>
             </w:pPr>
-            <w:proofErr w:type="spellStart"/>
-            <w:r>
-              <w:rPr>
-                <w:rFonts w:ascii="Source Serif Pro Light" w:hAnsi="Source Serif Pro Light" w:cs="Times New Roman"/>
-                <w:sz w:val="23"/>
-                <w:szCs w:val="23"/>
-                <w:lang w:val="en-GB"/>
-              </w:rPr>
-              <w:t>MSci</w:t>
-            </w:r>
-            <w:proofErr w:type="spellEnd"/>
-            <w:r>
-              <w:rPr>
-                <w:rFonts w:ascii="Source Serif Pro Light" w:hAnsi="Source Serif Pro Light" w:cs="Times New Roman"/>
-                <w:sz w:val="23"/>
-                <w:szCs w:val="23"/>
-                <w:lang w:val="en-GB"/>
-              </w:rPr>
-              <w:t xml:space="preserve"> Marine Biology with Oceanography, University of Southampton</w:t>
+            <w:r>
+              <w:rPr>
+                <w:rFonts w:ascii="Source Serif Pro Light" w:hAnsi="Source Serif Pro Light" w:cs="Times New Roman"/>
+                <w:sz w:val="23"/>
+                <w:szCs w:val="23"/>
+                <w:lang w:val="en-GB"/>
+              </w:rPr>
+              <w:t>MSci Marine Biology with Oceanography, University of Southampton</w:t>
             </w:r>
           </w:p>
         </w:tc>
@@ -8701,7 +8119,6 @@
                 <w:lang w:val="en-GB"/>
               </w:rPr>
             </w:pPr>
-            <w:proofErr w:type="spellStart"/>
             <w:r>
               <w:rPr>
                 <w:rFonts w:ascii="Source Serif Pro Light" w:hAnsi="Source Serif Pro Light" w:cs="Times New Roman"/>
@@ -8711,7 +8128,6 @@
               </w:rPr>
               <w:t>BSci</w:t>
             </w:r>
-            <w:proofErr w:type="spellEnd"/>
             <w:r>
               <w:rPr>
                 <w:rFonts w:ascii="Source Serif Pro Light" w:hAnsi="Source Serif Pro Light" w:cs="Times New Roman"/>
@@ -8860,25 +8276,14 @@
                 <w:lang w:val="en-GB"/>
               </w:rPr>
             </w:pPr>
-            <w:proofErr w:type="spellStart"/>
-            <w:r>
-              <w:rPr>
-                <w:rFonts w:ascii="Source Serif Pro Light" w:hAnsi="Source Serif Pro Light" w:cs="Times New Roman"/>
-                <w:sz w:val="23"/>
-                <w:szCs w:val="23"/>
-                <w:lang w:val="en-GB"/>
-              </w:rPr>
-              <w:t>MSci</w:t>
-            </w:r>
-            <w:proofErr w:type="spellEnd"/>
-            <w:r>
-              <w:rPr>
-                <w:rFonts w:ascii="Source Serif Pro Light" w:hAnsi="Source Serif Pro Light" w:cs="Times New Roman"/>
-                <w:sz w:val="23"/>
-                <w:szCs w:val="23"/>
-                <w:lang w:val="en-GB"/>
-              </w:rPr>
-              <w:t xml:space="preserve"> </w:t>
+            <w:r>
+              <w:rPr>
+                <w:rFonts w:ascii="Source Serif Pro Light" w:hAnsi="Source Serif Pro Light" w:cs="Times New Roman"/>
+                <w:sz w:val="23"/>
+                <w:szCs w:val="23"/>
+                <w:lang w:val="en-GB"/>
+              </w:rPr>
+              <w:t xml:space="preserve">MSci </w:t>
             </w:r>
             <w:r>
               <w:rPr>
@@ -8896,27 +8301,7 @@
                 <w:szCs w:val="23"/>
                 <w:lang w:val="en-GB"/>
               </w:rPr>
-              <w:t xml:space="preserve"> (</w:t>
-            </w:r>
-            <w:proofErr w:type="gramStart"/>
-            <w:r>
-              <w:rPr>
-                <w:rFonts w:ascii="Source Serif Pro Light" w:hAnsi="Source Serif Pro Light" w:cs="Times New Roman"/>
-                <w:sz w:val="23"/>
-                <w:szCs w:val="23"/>
-                <w:lang w:val="en-GB"/>
-              </w:rPr>
-              <w:t>third-year</w:t>
-            </w:r>
-            <w:proofErr w:type="gramEnd"/>
-            <w:r>
-              <w:rPr>
-                <w:rFonts w:ascii="Source Serif Pro Light" w:hAnsi="Source Serif Pro Light" w:cs="Times New Roman"/>
-                <w:sz w:val="23"/>
-                <w:szCs w:val="23"/>
-                <w:lang w:val="en-GB"/>
-              </w:rPr>
-              <w:t>)</w:t>
+              <w:t xml:space="preserve"> (third-year)</w:t>
             </w:r>
             <w:r>
               <w:rPr>
@@ -13011,31 +12396,7 @@
                 <w:szCs w:val="20"/>
                 <w:lang w:val="en-GB"/>
               </w:rPr>
-              <w:t xml:space="preserve"> for </w:t>
-            </w:r>
-            <w:proofErr w:type="spellStart"/>
-            <w:r>
-              <w:rPr>
-                <w:rFonts w:ascii="Source Serif Pro Light" w:hAnsi="Source Serif Pro Light" w:cs="Times New Roman"/>
-                <w:i/>
-                <w:iCs/>
-                <w:sz w:val="20"/>
-                <w:szCs w:val="20"/>
-                <w:lang w:val="en-GB"/>
-              </w:rPr>
-              <w:t>PalAss</w:t>
-            </w:r>
-            <w:proofErr w:type="spellEnd"/>
-            <w:r>
-              <w:rPr>
-                <w:rFonts w:ascii="Source Serif Pro Light" w:hAnsi="Source Serif Pro Light" w:cs="Times New Roman"/>
-                <w:i/>
-                <w:iCs/>
-                <w:sz w:val="20"/>
-                <w:szCs w:val="20"/>
-                <w:lang w:val="en-GB"/>
-              </w:rPr>
-              <w:t xml:space="preserve"> President’s Prize </w:t>
+              <w:t xml:space="preserve"> for PalAss President’s Prize </w:t>
             </w:r>
             <w:r>
               <w:rPr>
@@ -13537,31 +12898,7 @@
           <w:szCs w:val="22"/>
           <w:lang w:val="en-GB"/>
         </w:rPr>
-        <w:t xml:space="preserve">Journal of </w:t>
-      </w:r>
-      <w:proofErr w:type="gramStart"/>
-      <w:r>
-        <w:rPr>
-          <w:rFonts w:ascii="Source Serif Pro Light" w:hAnsi="Source Serif Pro Light" w:cs="Times New Roman"/>
-          <w:i/>
-          <w:iCs/>
-          <w:sz w:val="22"/>
-          <w:szCs w:val="22"/>
-          <w:lang w:val="en-GB"/>
-        </w:rPr>
-        <w:t>Open Source</w:t>
-      </w:r>
-      <w:proofErr w:type="gramEnd"/>
-      <w:r>
-        <w:rPr>
-          <w:rFonts w:ascii="Source Serif Pro Light" w:hAnsi="Source Serif Pro Light" w:cs="Times New Roman"/>
-          <w:i/>
-          <w:iCs/>
-          <w:sz w:val="22"/>
-          <w:szCs w:val="22"/>
-          <w:lang w:val="en-GB"/>
-        </w:rPr>
-        <w:t xml:space="preserve"> Science</w:t>
+        <w:t>Journal of Open Source Science</w:t>
       </w:r>
       <w:r>
         <w:rPr>
@@ -14726,31 +14063,7 @@
                 <w:szCs w:val="23"/>
                 <w:lang w:val="en-GB"/>
               </w:rPr>
-              <w:t>Stem Bytes Seminar Speaker, Women in Science and Engineering (</w:t>
-            </w:r>
-            <w:proofErr w:type="spellStart"/>
-            <w:r>
-              <w:rPr>
-                <w:rFonts w:ascii="Source Serif Pro SemiBold" w:hAnsi="Source Serif Pro SemiBold" w:cs="Times New Roman"/>
-                <w:b/>
-                <w:bCs/>
-                <w:sz w:val="23"/>
-                <w:szCs w:val="23"/>
-                <w:lang w:val="en-GB"/>
-              </w:rPr>
-              <w:t>WiSE</w:t>
-            </w:r>
-            <w:proofErr w:type="spellEnd"/>
-            <w:r>
-              <w:rPr>
-                <w:rFonts w:ascii="Source Serif Pro SemiBold" w:hAnsi="Source Serif Pro SemiBold" w:cs="Times New Roman"/>
-                <w:b/>
-                <w:bCs/>
-                <w:sz w:val="23"/>
-                <w:szCs w:val="23"/>
-                <w:lang w:val="en-GB"/>
-              </w:rPr>
-              <w:t xml:space="preserve">) chapter of the University of Southern California </w:t>
+              <w:t xml:space="preserve">Stem Bytes Seminar Speaker, Women in Science and Engineering (WiSE) chapter of the University of Southern California </w:t>
             </w:r>
           </w:p>
           <w:p>
@@ -14947,31 +14260,7 @@
                 <w:szCs w:val="20"/>
                 <w:lang w:val="en-GB"/>
               </w:rPr>
-              <w:t xml:space="preserve">Invited to discuss undergraduate </w:t>
-            </w:r>
-            <w:proofErr w:type="spellStart"/>
-            <w:r>
-              <w:rPr>
-                <w:rFonts w:ascii="Source Serif Pro Light" w:hAnsi="Source Serif Pro Light" w:cs="Times New Roman"/>
-                <w:i/>
-                <w:iCs/>
-                <w:sz w:val="20"/>
-                <w:szCs w:val="20"/>
-                <w:lang w:val="en-GB"/>
-              </w:rPr>
-              <w:t>honors</w:t>
-            </w:r>
-            <w:proofErr w:type="spellEnd"/>
-            <w:r>
-              <w:rPr>
-                <w:rFonts w:ascii="Source Serif Pro Light" w:hAnsi="Source Serif Pro Light" w:cs="Times New Roman"/>
-                <w:i/>
-                <w:iCs/>
-                <w:sz w:val="20"/>
-                <w:szCs w:val="20"/>
-                <w:lang w:val="en-GB"/>
-              </w:rPr>
-              <w:t xml:space="preserve"> thesis to a national audience on live radio</w:t>
+              <w:t>Invited to discuss undergraduate honors thesis to a national audience on live radio</w:t>
             </w:r>
           </w:p>
         </w:tc>
@@ -16235,25 +15524,7 @@
                 <w:sz w:val="23"/>
                 <w:szCs w:val="23"/>
               </w:rPr>
-              <w:t xml:space="preserve">, </w:t>
-            </w:r>
-            <w:proofErr w:type="spellStart"/>
-            <w:r>
-              <w:rPr>
-                <w:rFonts w:ascii="Source Serif Pro Light" w:hAnsi="Source Serif Pro Light" w:cs="Times New Roman"/>
-                <w:sz w:val="23"/>
-                <w:szCs w:val="23"/>
-              </w:rPr>
-              <w:t>Lagonna-Daoulas</w:t>
-            </w:r>
-            <w:proofErr w:type="spellEnd"/>
-            <w:r>
-              <w:rPr>
-                <w:rFonts w:ascii="Source Serif Pro Light" w:hAnsi="Source Serif Pro Light" w:cs="Times New Roman"/>
-                <w:sz w:val="23"/>
-                <w:szCs w:val="23"/>
-              </w:rPr>
-              <w:t xml:space="preserve">, France. </w:t>
+              <w:t xml:space="preserve">, Lagonna-Daoulas, France. </w:t>
             </w:r>
             <w:r>
               <w:rPr>
@@ -17086,11 +16357,6 @@
         <w:docPartUnique/>
       </w:docPartObj>
     </w:sdtPr>
-    <w:sdtEndPr>
-      <w:rPr>
-        <w:rStyle w:val="PageNumber"/>
-      </w:rPr>
-    </w:sdtEndPr>
     <w:sdtContent>
       <w:p>
         <w:pPr>
@@ -17143,11 +16409,6 @@
         <w:docPartUnique/>
       </w:docPartObj>
     </w:sdtPr>
-    <w:sdtEndPr>
-      <w:rPr>
-        <w:rStyle w:val="PageNumber"/>
-      </w:rPr>
-    </w:sdtEndPr>
     <w:sdtContent>
       <w:p>
         <w:pPr>
